--- a/00-首页/题组Word/习题书/第四篇-元素与分析/5-元素推断-学生版-打印版.docx
+++ b/00-首页/题组Word/习题书/第四篇-元素与分析/5-元素推断-学生版-打印版.docx
@@ -50332,7 +50332,7 @@
         <w:color w:val="000000"/>
         <w:sz w:val="18"/>
       </w:rPr>
-      <w:t>第四篇 元素与分析 · 第5章 元素推断</w:t>
+      <w:t>第四篇 元素与分析 · 第5章 元素推断-学生版</w:t>
     </w:r>
   </w:p>
 </w:hdr>

--- a/00-首页/题组Word/习题书/第四篇-元素与分析/5-元素推断-学生版-打印版.docx
+++ b/00-首页/题组Word/习题书/第四篇-元素与分析/5-元素推断-学生版-打印版.docx
@@ -2,7 +2,7 @@
 <file path=word/document.xml><?xml version="1.0" encoding="utf-8"?>
 <w:document xmlns:w="http://schemas.openxmlformats.org/wordprocessingml/2006/main" xmlns:m="http://schemas.openxmlformats.org/officeDocument/2006/math" xmlns:r="http://schemas.openxmlformats.org/officeDocument/2006/relationships" xmlns:o="urn:schemas-microsoft-com:office:office" xmlns:v="urn:schemas-microsoft-com:vml" xmlns:w10="urn:schemas-microsoft-com:office:word" xmlns:a="http://schemas.openxmlformats.org/drawingml/2006/main" xmlns:pic="http://schemas.openxmlformats.org/drawingml/2006/picture" xmlns:wp="http://schemas.openxmlformats.org/drawingml/2006/wordprocessingDrawing">
   <w:body>
-    <w:bookmarkStart w:id="91" w:name="第-5-章-元素推断"/>
+    <w:bookmarkStart w:id="92" w:name="第-5-章-元素推断"/>
     <w:p>
       <w:pPr>
         <w:pStyle w:val="Heading1"/>
@@ -3312,7 +3312,7 @@
       </w:r>
     </w:p>
     <w:bookmarkEnd w:id="11"/>
-    <w:bookmarkStart w:id="12" w:name="初赛讲义-推断技术-习题6.19"/>
+    <w:bookmarkStart w:id="12" w:name="晶格能"/>
     <w:p>
       <w:pPr>
         <w:pStyle w:val="Heading2"/>
@@ -3329,37 +3329,7 @@
         <w:rPr>
           <w:rFonts w:hint="eastAsia" w:ascii="Times New Roman" w:hAnsi="Times New Roman" w:eastAsia="SimHei" w:cs="Times New Roman"/>
         </w:rPr>
-        <w:t>初赛讲义</w:t>
-      </w:r>
-      <w:r>
-        <w:rPr>
-          <w:rFonts w:hint="eastAsia" w:ascii="Times New Roman" w:hAnsi="Times New Roman" w:eastAsia="Times New Roman" w:cs="Times New Roman"/>
-        </w:rPr>
-        <w:t>-</w:t>
-      </w:r>
-      <w:r>
-        <w:rPr>
-          <w:rFonts w:hint="eastAsia" w:ascii="Times New Roman" w:hAnsi="Times New Roman" w:eastAsia="SimHei" w:cs="Times New Roman"/>
-        </w:rPr>
-        <w:t>推断技术</w:t>
-      </w:r>
-      <w:r>
-        <w:rPr>
-          <w:rFonts w:hint="eastAsia" w:ascii="Times New Roman" w:hAnsi="Times New Roman" w:eastAsia="Times New Roman" w:cs="Times New Roman"/>
-        </w:rPr>
-        <w:t>-</w:t>
-      </w:r>
-      <w:r>
-        <w:rPr>
-          <w:rFonts w:hint="eastAsia" w:ascii="Times New Roman" w:hAnsi="Times New Roman" w:eastAsia="SimHei" w:cs="Times New Roman"/>
-        </w:rPr>
-        <w:t>习题</w:t>
-      </w:r>
-      <w:r>
-        <w:rPr>
-          <w:rFonts w:hint="eastAsia" w:ascii="Times New Roman" w:hAnsi="Times New Roman" w:eastAsia="Times New Roman" w:cs="Times New Roman"/>
-        </w:rPr>
-        <w:t>6.19</w:t>
+        <w:t xml:space="preserve">晶格能</w:t>
       </w:r>
     </w:p>
     <w:p>
@@ -3774,7 +3744,7 @@
       </w:r>
     </w:p>
     <w:bookmarkEnd w:id="12"/>
-    <w:bookmarkStart w:id="13" w:name="初赛讲义-推断技术-习题6.20"/>
+    <w:bookmarkStart w:id="13" w:name="元素推断"/>
     <w:p>
       <w:pPr>
         <w:pStyle w:val="Heading2"/>
@@ -3791,37 +3761,7 @@
         <w:rPr>
           <w:rFonts w:hint="eastAsia" w:ascii="Times New Roman" w:hAnsi="Times New Roman" w:eastAsia="SimHei" w:cs="Times New Roman"/>
         </w:rPr>
-        <w:t>初赛讲义</w:t>
-      </w:r>
-      <w:r>
-        <w:rPr>
-          <w:rFonts w:hint="eastAsia" w:ascii="Times New Roman" w:hAnsi="Times New Roman" w:eastAsia="Times New Roman" w:cs="Times New Roman"/>
-        </w:rPr>
-        <w:t>-</w:t>
-      </w:r>
-      <w:r>
-        <w:rPr>
-          <w:rFonts w:hint="eastAsia" w:ascii="Times New Roman" w:hAnsi="Times New Roman" w:eastAsia="SimHei" w:cs="Times New Roman"/>
-        </w:rPr>
-        <w:t>推断技术</w:t>
-      </w:r>
-      <w:r>
-        <w:rPr>
-          <w:rFonts w:hint="eastAsia" w:ascii="Times New Roman" w:hAnsi="Times New Roman" w:eastAsia="Times New Roman" w:cs="Times New Roman"/>
-        </w:rPr>
-        <w:t>-</w:t>
-      </w:r>
-      <w:r>
-        <w:rPr>
-          <w:rFonts w:hint="eastAsia" w:ascii="Times New Roman" w:hAnsi="Times New Roman" w:eastAsia="SimHei" w:cs="Times New Roman"/>
-        </w:rPr>
-        <w:t>习题</w:t>
-      </w:r>
-      <w:r>
-        <w:rPr>
-          <w:rFonts w:hint="eastAsia" w:ascii="Times New Roman" w:hAnsi="Times New Roman" w:eastAsia="Times New Roman" w:cs="Times New Roman"/>
-        </w:rPr>
-        <w:t>6.20</w:t>
+        <w:t xml:space="preserve">元素推断</w:t>
       </w:r>
     </w:p>
     <w:p>
@@ -4216,7 +4156,7 @@
       </w:r>
     </w:p>
     <w:bookmarkEnd w:id="13"/>
-    <w:bookmarkStart w:id="14" w:name="初赛讲义-推断技术-习题6.21"/>
+    <w:bookmarkStart w:id="14" w:name="配位键"/>
     <w:p>
       <w:pPr>
         <w:pStyle w:val="Heading2"/>
@@ -4233,37 +4173,7 @@
         <w:rPr>
           <w:rFonts w:hint="eastAsia" w:ascii="Times New Roman" w:hAnsi="Times New Roman" w:eastAsia="SimHei" w:cs="Times New Roman"/>
         </w:rPr>
-        <w:t>初赛讲义</w:t>
-      </w:r>
-      <w:r>
-        <w:rPr>
-          <w:rFonts w:hint="eastAsia" w:ascii="Times New Roman" w:hAnsi="Times New Roman" w:eastAsia="Times New Roman" w:cs="Times New Roman"/>
-        </w:rPr>
-        <w:t>-</w:t>
-      </w:r>
-      <w:r>
-        <w:rPr>
-          <w:rFonts w:hint="eastAsia" w:ascii="Times New Roman" w:hAnsi="Times New Roman" w:eastAsia="SimHei" w:cs="Times New Roman"/>
-        </w:rPr>
-        <w:t>推断技术</w:t>
-      </w:r>
-      <w:r>
-        <w:rPr>
-          <w:rFonts w:hint="eastAsia" w:ascii="Times New Roman" w:hAnsi="Times New Roman" w:eastAsia="Times New Roman" w:cs="Times New Roman"/>
-        </w:rPr>
-        <w:t>-</w:t>
-      </w:r>
-      <w:r>
-        <w:rPr>
-          <w:rFonts w:hint="eastAsia" w:ascii="Times New Roman" w:hAnsi="Times New Roman" w:eastAsia="SimHei" w:cs="Times New Roman"/>
-        </w:rPr>
-        <w:t>习题</w:t>
-      </w:r>
-      <w:r>
-        <w:rPr>
-          <w:rFonts w:hint="eastAsia" w:ascii="Times New Roman" w:hAnsi="Times New Roman" w:eastAsia="Times New Roman" w:cs="Times New Roman"/>
-        </w:rPr>
-        <w:t>6.21</w:t>
+        <w:t xml:space="preserve">配位键</w:t>
       </w:r>
     </w:p>
     <w:p>
@@ -5090,15 +5000,22 @@
         <w:rPr>
           <w:rFonts w:ascii="Times New Roman" w:hAnsi="Times New Roman" w:eastAsia="Times New Roman" w:cs="Times New Roman"/>
         </w:rPr>
-        <w:t xml:space="preserve"> C</w:t>
-      </w:r>
-      <w:r>
-        <w:rPr>
-          <w:rFonts w:ascii="Times New Roman" w:hAnsi="Times New Roman" w:eastAsia="Times New Roman" w:cs="Times New Roman"/>
-          <w:vertAlign w:val="subscript"/>
-        </w:rPr>
-        <w:t>3</w:t>
-      </w:r>
+        <w:t xml:space="preserve"> </w:t>
+      </w:r>
+      <m:oMath>
+        <m:sSub>
+          <m:e>
+            <m:r>
+              <m:t>C</m:t>
+            </m:r>
+          </m:e>
+          <m:sub>
+            <m:r>
+              <m:t>3</m:t>
+            </m:r>
+          </m:sub>
+        </m:sSub>
+      </m:oMath>
       <w:r>
         <w:rPr>
           <w:rFonts w:ascii="Times New Roman" w:hAnsi="Times New Roman" w:eastAsia="Times New Roman" w:cs="Times New Roman"/>
@@ -5430,7 +5347,7 @@
       </w:r>
     </w:p>
     <w:bookmarkEnd w:id="14"/>
-    <w:bookmarkStart w:id="15" w:name="初赛讲义-推断技术-习题6.23"/>
+    <w:bookmarkStart w:id="15" w:name="晶格能-1"/>
     <w:p>
       <w:pPr>
         <w:pStyle w:val="Heading2"/>
@@ -5447,37 +5364,7 @@
         <w:rPr>
           <w:rFonts w:hint="eastAsia" w:ascii="Times New Roman" w:hAnsi="Times New Roman" w:eastAsia="SimHei" w:cs="Times New Roman"/>
         </w:rPr>
-        <w:t>初赛讲义</w:t>
-      </w:r>
-      <w:r>
-        <w:rPr>
-          <w:rFonts w:hint="eastAsia" w:ascii="Times New Roman" w:hAnsi="Times New Roman" w:eastAsia="Times New Roman" w:cs="Times New Roman"/>
-        </w:rPr>
-        <w:t>-</w:t>
-      </w:r>
-      <w:r>
-        <w:rPr>
-          <w:rFonts w:hint="eastAsia" w:ascii="Times New Roman" w:hAnsi="Times New Roman" w:eastAsia="SimHei" w:cs="Times New Roman"/>
-        </w:rPr>
-        <w:t>推断技术</w:t>
-      </w:r>
-      <w:r>
-        <w:rPr>
-          <w:rFonts w:hint="eastAsia" w:ascii="Times New Roman" w:hAnsi="Times New Roman" w:eastAsia="Times New Roman" w:cs="Times New Roman"/>
-        </w:rPr>
-        <w:t>-</w:t>
-      </w:r>
-      <w:r>
-        <w:rPr>
-          <w:rFonts w:hint="eastAsia" w:ascii="Times New Roman" w:hAnsi="Times New Roman" w:eastAsia="SimHei" w:cs="Times New Roman"/>
-        </w:rPr>
-        <w:t>习题</w:t>
-      </w:r>
-      <w:r>
-        <w:rPr>
-          <w:rFonts w:hint="eastAsia" w:ascii="Times New Roman" w:hAnsi="Times New Roman" w:eastAsia="Times New Roman" w:cs="Times New Roman"/>
-        </w:rPr>
-        <w:t>6.23</w:t>
+        <w:t xml:space="preserve">晶格能</w:t>
       </w:r>
     </w:p>
     <w:p>
@@ -6287,15 +6174,45 @@
         <w:rPr>
           <w:rFonts w:ascii="Times New Roman" w:hAnsi="Times New Roman" w:eastAsia="Times New Roman" w:cs="Times New Roman"/>
         </w:rPr>
-        <w:t xml:space="preserve"> CuHAsO</w:t>
-      </w:r>
-      <w:r>
-        <w:rPr>
-          <w:rFonts w:ascii="Times New Roman" w:hAnsi="Times New Roman" w:eastAsia="Times New Roman" w:cs="Times New Roman"/>
-          <w:vertAlign w:val="subscript"/>
-        </w:rPr>
-        <w:t>3</w:t>
-      </w:r>
+        <w:t xml:space="preserve"> </w:t>
+      </w:r>
+      <m:oMath>
+        <m:oMathPr>
+          <m:ctrlPr>
+            <w:rPr>
+              <w:sz w:val="28"/>
+              <w:szCs w:val="28"/>
+            </w:rPr>
+          </m:ctrlPr>
+        </m:oMathPr>
+        <m:r>
+          <m:t>C</m:t>
+        </m:r>
+        <m:r>
+          <m:t>u</m:t>
+        </m:r>
+        <m:r>
+          <m:t>H</m:t>
+        </m:r>
+        <m:r>
+          <m:t>A</m:t>
+        </m:r>
+        <m:r>
+          <m:t>s</m:t>
+        </m:r>
+        <m:sSub>
+          <m:e>
+            <m:r>
+              <m:t>O</m:t>
+            </m:r>
+          </m:e>
+          <m:sub>
+            <m:r>
+              <m:t>3</m:t>
+            </m:r>
+          </m:sub>
+        </m:sSub>
+      </m:oMath>
       <w:r>
         <w:rPr>
           <w:rFonts w:ascii="Times New Roman" w:hAnsi="Times New Roman" w:eastAsia="Times New Roman" w:cs="Times New Roman"/>
@@ -6818,20 +6735,45 @@
         <w:rPr>
           <w:rFonts w:ascii="Times New Roman" w:hAnsi="Times New Roman" w:eastAsia="Times New Roman" w:cs="Times New Roman"/>
         </w:rPr>
-        <w:t xml:space="preserve"> ( FeS</w:t>
-      </w:r>
-      <w:r>
-        <w:rPr>
-          <w:rFonts w:ascii="Times New Roman" w:hAnsi="Times New Roman" w:eastAsia="Times New Roman" w:cs="Times New Roman"/>
-          <w:vertAlign w:val="subscript"/>
-        </w:rPr>
-        <w:t>2</w:t>
-      </w:r>
-      <w:r>
-        <w:rPr>
-          <w:rFonts w:ascii="Times New Roman" w:hAnsi="Times New Roman" w:eastAsia="Times New Roman" w:cs="Times New Roman"/>
-        </w:rPr>
-        <w:t xml:space="preserve"> ) </w:t>
+        <w:t xml:space="preserve"> (</w:t>
+      </w:r>
+      <w:r>
+        <w:rPr>
+          <w:rFonts w:ascii="Times New Roman" w:hAnsi="Times New Roman" w:eastAsia="Times New Roman" w:cs="Times New Roman"/>
+        </w:rPr>
+        <w:t xml:space="preserve"> </w:t>
+      </w:r>
+      <m:oMath>
+        <m:r>
+          <m:t>F</m:t>
+        </m:r>
+        <m:r>
+          <m:t>e</m:t>
+        </m:r>
+        <m:sSub>
+          <m:e>
+            <m:r>
+              <m:t>S</m:t>
+            </m:r>
+          </m:e>
+          <m:sub>
+            <m:r>
+              <m:t>2</m:t>
+            </m:r>
+          </m:sub>
+        </m:sSub>
+      </m:oMath>
+      <w:r>
+        <w:rPr>
+          <w:rFonts w:ascii="Times New Roman" w:hAnsi="Times New Roman" w:eastAsia="Times New Roman" w:cs="Times New Roman"/>
+        </w:rPr>
+        <w:t xml:space="preserve"> </w:t>
+      </w:r>
+      <w:r>
+        <w:rPr>
+          <w:rFonts w:ascii="Times New Roman" w:hAnsi="Times New Roman" w:eastAsia="Times New Roman" w:cs="Times New Roman"/>
+        </w:rPr>
+        <w:t xml:space="preserve">) </w:t>
       </w:r>
       <w:r>
         <w:rPr>
@@ -7197,15 +7139,22 @@
         <w:rPr>
           <w:rFonts w:ascii="Times New Roman" w:hAnsi="Times New Roman" w:eastAsia="Times New Roman" w:cs="Times New Roman"/>
         </w:rPr>
-        <w:t xml:space="preserve"> C</w:t>
-      </w:r>
-      <w:r>
-        <w:rPr>
-          <w:rFonts w:ascii="Times New Roman" w:hAnsi="Times New Roman" w:eastAsia="Times New Roman" w:cs="Times New Roman"/>
-          <w:vertAlign w:val="subscript"/>
-        </w:rPr>
-        <w:t>3</w:t>
-      </w:r>
+        <w:t xml:space="preserve"> </w:t>
+      </w:r>
+      <m:oMath>
+        <m:sSub>
+          <m:e>
+            <m:r>
+              <m:t>C</m:t>
+            </m:r>
+          </m:e>
+          <m:sub>
+            <m:r>
+              <m:t>3</m:t>
+            </m:r>
+          </m:sub>
+        </m:sSub>
+      </m:oMath>
       <w:r>
         <w:rPr>
           <w:rFonts w:ascii="Times New Roman" w:hAnsi="Times New Roman" w:eastAsia="Times New Roman" w:cs="Times New Roman"/>
@@ -7381,15 +7330,22 @@
         <w:rPr>
           <w:rFonts w:ascii="Times New Roman" w:hAnsi="Times New Roman" w:eastAsia="Times New Roman" w:cs="Times New Roman"/>
         </w:rPr>
-        <w:t xml:space="preserve"> C</w:t>
-      </w:r>
-      <w:r>
-        <w:rPr>
-          <w:rFonts w:ascii="Times New Roman" w:hAnsi="Times New Roman" w:eastAsia="Times New Roman" w:cs="Times New Roman"/>
-          <w:vertAlign w:val="subscript"/>
-        </w:rPr>
-        <w:t>4</w:t>
-      </w:r>
+        <w:t xml:space="preserve"> </w:t>
+      </w:r>
+      <m:oMath>
+        <m:sSub>
+          <m:e>
+            <m:r>
+              <m:t>C</m:t>
+            </m:r>
+          </m:e>
+          <m:sub>
+            <m:r>
+              <m:t>4</m:t>
+            </m:r>
+          </m:sub>
+        </m:sSub>
+      </m:oMath>
       <w:r>
         <w:rPr>
           <w:rFonts w:ascii="Times New Roman" w:hAnsi="Times New Roman" w:eastAsia="Times New Roman" w:cs="Times New Roman"/>
@@ -7570,7 +7526,7 @@
       </w:r>
     </w:p>
     <w:bookmarkEnd w:id="15"/>
-    <w:bookmarkStart w:id="16" w:name="初赛讲义-推断技术-习题6.26"/>
+    <w:bookmarkStart w:id="16" w:name="官能团"/>
     <w:p>
       <w:pPr>
         <w:pStyle w:val="Heading2"/>
@@ -7587,37 +7543,7 @@
         <w:rPr>
           <w:rFonts w:hint="eastAsia" w:ascii="Times New Roman" w:hAnsi="Times New Roman" w:eastAsia="SimHei" w:cs="Times New Roman"/>
         </w:rPr>
-        <w:t>初赛讲义</w:t>
-      </w:r>
-      <w:r>
-        <w:rPr>
-          <w:rFonts w:hint="eastAsia" w:ascii="Times New Roman" w:hAnsi="Times New Roman" w:eastAsia="Times New Roman" w:cs="Times New Roman"/>
-        </w:rPr>
-        <w:t>-</w:t>
-      </w:r>
-      <w:r>
-        <w:rPr>
-          <w:rFonts w:hint="eastAsia" w:ascii="Times New Roman" w:hAnsi="Times New Roman" w:eastAsia="SimHei" w:cs="Times New Roman"/>
-        </w:rPr>
-        <w:t>推断技术</w:t>
-      </w:r>
-      <w:r>
-        <w:rPr>
-          <w:rFonts w:hint="eastAsia" w:ascii="Times New Roman" w:hAnsi="Times New Roman" w:eastAsia="Times New Roman" w:cs="Times New Roman"/>
-        </w:rPr>
-        <w:t>-</w:t>
-      </w:r>
-      <w:r>
-        <w:rPr>
-          <w:rFonts w:hint="eastAsia" w:ascii="Times New Roman" w:hAnsi="Times New Roman" w:eastAsia="SimHei" w:cs="Times New Roman"/>
-        </w:rPr>
-        <w:t>习题</w:t>
-      </w:r>
-      <w:r>
-        <w:rPr>
-          <w:rFonts w:hint="eastAsia" w:ascii="Times New Roman" w:hAnsi="Times New Roman" w:eastAsia="Times New Roman" w:cs="Times New Roman"/>
-        </w:rPr>
-        <w:t>6.26</w:t>
+        <w:t xml:space="preserve">官能团</w:t>
       </w:r>
     </w:p>
     <w:p>
@@ -7825,15 +7751,28 @@
         <w:rPr>
           <w:rFonts w:ascii="Times New Roman" w:hAnsi="Times New Roman" w:eastAsia="Times New Roman" w:cs="Times New Roman"/>
         </w:rPr>
-        <w:t xml:space="preserve"> Ag</w:t>
-      </w:r>
-      <w:r>
-        <w:rPr>
-          <w:rFonts w:ascii="Times New Roman" w:hAnsi="Times New Roman" w:eastAsia="Times New Roman" w:cs="Times New Roman"/>
-          <w:vertAlign w:val="superscript"/>
-        </w:rPr>
-        <w:t>+</w:t>
-      </w:r>
+        <w:t xml:space="preserve"> </w:t>
+      </w:r>
+      <m:oMath>
+        <m:r>
+          <m:t>A</m:t>
+        </m:r>
+        <m:sSup>
+          <m:e>
+            <m:r>
+              <m:t>g</m:t>
+            </m:r>
+          </m:e>
+          <m:sup>
+            <m:r>
+              <m:rPr>
+                <m:sty m:val="p"/>
+              </m:rPr>
+              <m:t>+</m:t>
+            </m:r>
+          </m:sup>
+        </m:sSup>
+      </m:oMath>
       <w:r>
         <w:rPr>
           <w:rFonts w:ascii="Times New Roman" w:hAnsi="Times New Roman" w:eastAsia="Times New Roman" w:cs="Times New Roman"/>
@@ -8004,15 +7943,22 @@
         <w:rPr>
           <w:rFonts w:ascii="Times New Roman" w:hAnsi="Times New Roman" w:eastAsia="Times New Roman" w:cs="Times New Roman"/>
         </w:rPr>
-        <w:t xml:space="preserve"> H</w:t>
-      </w:r>
-      <w:r>
-        <w:rPr>
-          <w:rFonts w:ascii="Times New Roman" w:hAnsi="Times New Roman" w:eastAsia="Times New Roman" w:cs="Times New Roman"/>
-          <w:vertAlign w:val="subscript"/>
-        </w:rPr>
-        <w:t>2</w:t>
-      </w:r>
+        <w:t xml:space="preserve"> </w:t>
+      </w:r>
+      <m:oMath>
+        <m:sSub>
+          <m:e>
+            <m:r>
+              <m:t>H</m:t>
+            </m:r>
+          </m:e>
+          <m:sub>
+            <m:r>
+              <m:t>2</m:t>
+            </m:r>
+          </m:sub>
+        </m:sSub>
+      </m:oMath>
       <w:r>
         <w:rPr>
           <w:rFonts w:ascii="Times New Roman" w:hAnsi="Times New Roman" w:eastAsia="Times New Roman" w:cs="Times New Roman"/>
@@ -8266,7 +8212,7 @@
       </w:r>
     </w:p>
     <w:bookmarkEnd w:id="16"/>
-    <w:bookmarkStart w:id="17" w:name="初赛讲义-推断技术-习题6.27"/>
+    <w:bookmarkStart w:id="17" w:name="元素推断-1"/>
     <w:p>
       <w:pPr>
         <w:pStyle w:val="Heading2"/>
@@ -8283,37 +8229,7 @@
         <w:rPr>
           <w:rFonts w:hint="eastAsia" w:ascii="Times New Roman" w:hAnsi="Times New Roman" w:eastAsia="SimHei" w:cs="Times New Roman"/>
         </w:rPr>
-        <w:t>初赛讲义</w:t>
-      </w:r>
-      <w:r>
-        <w:rPr>
-          <w:rFonts w:hint="eastAsia" w:ascii="Times New Roman" w:hAnsi="Times New Roman" w:eastAsia="Times New Roman" w:cs="Times New Roman"/>
-        </w:rPr>
-        <w:t>-</w:t>
-      </w:r>
-      <w:r>
-        <w:rPr>
-          <w:rFonts w:hint="eastAsia" w:ascii="Times New Roman" w:hAnsi="Times New Roman" w:eastAsia="SimHei" w:cs="Times New Roman"/>
-        </w:rPr>
-        <w:t>推断技术</w:t>
-      </w:r>
-      <w:r>
-        <w:rPr>
-          <w:rFonts w:hint="eastAsia" w:ascii="Times New Roman" w:hAnsi="Times New Roman" w:eastAsia="Times New Roman" w:cs="Times New Roman"/>
-        </w:rPr>
-        <w:t>-</w:t>
-      </w:r>
-      <w:r>
-        <w:rPr>
-          <w:rFonts w:hint="eastAsia" w:ascii="Times New Roman" w:hAnsi="Times New Roman" w:eastAsia="SimHei" w:cs="Times New Roman"/>
-        </w:rPr>
-        <w:t>习题</w:t>
-      </w:r>
-      <w:r>
-        <w:rPr>
-          <w:rFonts w:hint="eastAsia" w:ascii="Times New Roman" w:hAnsi="Times New Roman" w:eastAsia="Times New Roman" w:cs="Times New Roman"/>
-        </w:rPr>
-        <w:t>6.27</w:t>
+        <w:t xml:space="preserve">元素推断</w:t>
       </w:r>
     </w:p>
     <w:p>
@@ -8868,7 +8784,7 @@
       </w:r>
     </w:p>
     <w:bookmarkEnd w:id="17"/>
-    <w:bookmarkStart w:id="18" w:name="初赛讲义-推断技术-习题6.28"/>
+    <w:bookmarkStart w:id="18" w:name="元素推断-2"/>
     <w:p>
       <w:pPr>
         <w:pStyle w:val="Heading2"/>
@@ -8885,37 +8801,7 @@
         <w:rPr>
           <w:rFonts w:hint="eastAsia" w:ascii="Times New Roman" w:hAnsi="Times New Roman" w:eastAsia="SimHei" w:cs="Times New Roman"/>
         </w:rPr>
-        <w:t>初赛讲义</w:t>
-      </w:r>
-      <w:r>
-        <w:rPr>
-          <w:rFonts w:hint="eastAsia" w:ascii="Times New Roman" w:hAnsi="Times New Roman" w:eastAsia="Times New Roman" w:cs="Times New Roman"/>
-        </w:rPr>
-        <w:t>-</w:t>
-      </w:r>
-      <w:r>
-        <w:rPr>
-          <w:rFonts w:hint="eastAsia" w:ascii="Times New Roman" w:hAnsi="Times New Roman" w:eastAsia="SimHei" w:cs="Times New Roman"/>
-        </w:rPr>
-        <w:t>推断技术</w:t>
-      </w:r>
-      <w:r>
-        <w:rPr>
-          <w:rFonts w:hint="eastAsia" w:ascii="Times New Roman" w:hAnsi="Times New Roman" w:eastAsia="Times New Roman" w:cs="Times New Roman"/>
-        </w:rPr>
-        <w:t>-</w:t>
-      </w:r>
-      <w:r>
-        <w:rPr>
-          <w:rFonts w:hint="eastAsia" w:ascii="Times New Roman" w:hAnsi="Times New Roman" w:eastAsia="SimHei" w:cs="Times New Roman"/>
-        </w:rPr>
-        <w:t>习题</w:t>
-      </w:r>
-      <w:r>
-        <w:rPr>
-          <w:rFonts w:hint="eastAsia" w:ascii="Times New Roman" w:hAnsi="Times New Roman" w:eastAsia="Times New Roman" w:cs="Times New Roman"/>
-        </w:rPr>
-        <w:t>6.28</w:t>
+        <w:t xml:space="preserve">元素推断</w:t>
       </w:r>
     </w:p>
     <w:p>
@@ -9573,7 +9459,7 @@
       </w:r>
     </w:p>
     <w:bookmarkEnd w:id="18"/>
-    <w:bookmarkStart w:id="19" w:name="初赛讲义-推断技术-习题6.29"/>
+    <w:bookmarkStart w:id="19" w:name="元素推断-3"/>
     <w:p>
       <w:pPr>
         <w:pStyle w:val="Heading2"/>
@@ -9590,37 +9476,7 @@
         <w:rPr>
           <w:rFonts w:hint="eastAsia" w:ascii="Times New Roman" w:hAnsi="Times New Roman" w:eastAsia="SimHei" w:cs="Times New Roman"/>
         </w:rPr>
-        <w:t>初赛讲义</w:t>
-      </w:r>
-      <w:r>
-        <w:rPr>
-          <w:rFonts w:hint="eastAsia" w:ascii="Times New Roman" w:hAnsi="Times New Roman" w:eastAsia="Times New Roman" w:cs="Times New Roman"/>
-        </w:rPr>
-        <w:t>-</w:t>
-      </w:r>
-      <w:r>
-        <w:rPr>
-          <w:rFonts w:hint="eastAsia" w:ascii="Times New Roman" w:hAnsi="Times New Roman" w:eastAsia="SimHei" w:cs="Times New Roman"/>
-        </w:rPr>
-        <w:t>推断技术</w:t>
-      </w:r>
-      <w:r>
-        <w:rPr>
-          <w:rFonts w:hint="eastAsia" w:ascii="Times New Roman" w:hAnsi="Times New Roman" w:eastAsia="Times New Roman" w:cs="Times New Roman"/>
-        </w:rPr>
-        <w:t>-</w:t>
-      </w:r>
-      <w:r>
-        <w:rPr>
-          <w:rFonts w:hint="eastAsia" w:ascii="Times New Roman" w:hAnsi="Times New Roman" w:eastAsia="SimHei" w:cs="Times New Roman"/>
-        </w:rPr>
-        <w:t>习题</w:t>
-      </w:r>
-      <w:r>
-        <w:rPr>
-          <w:rFonts w:hint="eastAsia" w:ascii="Times New Roman" w:hAnsi="Times New Roman" w:eastAsia="Times New Roman" w:cs="Times New Roman"/>
-        </w:rPr>
-        <w:t>6.29</w:t>
+        <w:t xml:space="preserve">元素推断</w:t>
       </w:r>
     </w:p>
     <w:p>
@@ -10133,7 +9989,7 @@
       </w:r>
     </w:p>
     <w:bookmarkEnd w:id="19"/>
-    <w:bookmarkStart w:id="23" w:name="初赛讲义-推断技术-习题6.30"/>
+    <w:bookmarkStart w:id="23" w:name="元素推断-4"/>
     <w:p>
       <w:pPr>
         <w:pStyle w:val="Heading2"/>
@@ -10150,37 +10006,7 @@
         <w:rPr>
           <w:rFonts w:hint="eastAsia" w:ascii="Times New Roman" w:hAnsi="Times New Roman" w:eastAsia="SimHei" w:cs="Times New Roman"/>
         </w:rPr>
-        <w:t>初赛讲义</w:t>
-      </w:r>
-      <w:r>
-        <w:rPr>
-          <w:rFonts w:hint="eastAsia" w:ascii="Times New Roman" w:hAnsi="Times New Roman" w:eastAsia="Times New Roman" w:cs="Times New Roman"/>
-        </w:rPr>
-        <w:t>-</w:t>
-      </w:r>
-      <w:r>
-        <w:rPr>
-          <w:rFonts w:hint="eastAsia" w:ascii="Times New Roman" w:hAnsi="Times New Roman" w:eastAsia="SimHei" w:cs="Times New Roman"/>
-        </w:rPr>
-        <w:t>推断技术</w:t>
-      </w:r>
-      <w:r>
-        <w:rPr>
-          <w:rFonts w:hint="eastAsia" w:ascii="Times New Roman" w:hAnsi="Times New Roman" w:eastAsia="Times New Roman" w:cs="Times New Roman"/>
-        </w:rPr>
-        <w:t>-</w:t>
-      </w:r>
-      <w:r>
-        <w:rPr>
-          <w:rFonts w:hint="eastAsia" w:ascii="Times New Roman" w:hAnsi="Times New Roman" w:eastAsia="SimHei" w:cs="Times New Roman"/>
-        </w:rPr>
-        <w:t>习题</w:t>
-      </w:r>
-      <w:r>
-        <w:rPr>
-          <w:rFonts w:hint="eastAsia" w:ascii="Times New Roman" w:hAnsi="Times New Roman" w:eastAsia="Times New Roman" w:cs="Times New Roman"/>
-        </w:rPr>
-        <w:t>6.30</w:t>
+        <w:t xml:space="preserve">元素推断</w:t>
       </w:r>
     </w:p>
     <w:p>
@@ -10840,7 +10666,7 @@
       </w:r>
     </w:p>
     <w:bookmarkEnd w:id="23"/>
-    <w:bookmarkStart w:id="27" w:name="初赛讲义-推断技术-习题6.31"/>
+    <w:bookmarkStart w:id="27" w:name="晶格能-2"/>
     <w:p>
       <w:pPr>
         <w:pStyle w:val="Heading2"/>
@@ -10857,37 +10683,7 @@
         <w:rPr>
           <w:rFonts w:hint="eastAsia" w:ascii="Times New Roman" w:hAnsi="Times New Roman" w:eastAsia="SimHei" w:cs="Times New Roman"/>
         </w:rPr>
-        <w:t>初赛讲义</w:t>
-      </w:r>
-      <w:r>
-        <w:rPr>
-          <w:rFonts w:hint="eastAsia" w:ascii="Times New Roman" w:hAnsi="Times New Roman" w:eastAsia="Times New Roman" w:cs="Times New Roman"/>
-        </w:rPr>
-        <w:t>-</w:t>
-      </w:r>
-      <w:r>
-        <w:rPr>
-          <w:rFonts w:hint="eastAsia" w:ascii="Times New Roman" w:hAnsi="Times New Roman" w:eastAsia="SimHei" w:cs="Times New Roman"/>
-        </w:rPr>
-        <w:t>推断技术</w:t>
-      </w:r>
-      <w:r>
-        <w:rPr>
-          <w:rFonts w:hint="eastAsia" w:ascii="Times New Roman" w:hAnsi="Times New Roman" w:eastAsia="Times New Roman" w:cs="Times New Roman"/>
-        </w:rPr>
-        <w:t>-</w:t>
-      </w:r>
-      <w:r>
-        <w:rPr>
-          <w:rFonts w:hint="eastAsia" w:ascii="Times New Roman" w:hAnsi="Times New Roman" w:eastAsia="SimHei" w:cs="Times New Roman"/>
-        </w:rPr>
-        <w:t>习题</w:t>
-      </w:r>
-      <w:r>
-        <w:rPr>
-          <w:rFonts w:hint="eastAsia" w:ascii="Times New Roman" w:hAnsi="Times New Roman" w:eastAsia="Times New Roman" w:cs="Times New Roman"/>
-        </w:rPr>
-        <w:t>6.31</w:t>
+        <w:t xml:space="preserve">晶格能</w:t>
       </w:r>
     </w:p>
     <w:p>
@@ -12353,15 +12149,31 @@
         <w:rPr>
           <w:rFonts w:ascii="Times New Roman" w:hAnsi="Times New Roman" w:eastAsia="Times New Roman" w:cs="Times New Roman"/>
         </w:rPr>
-        <w:t xml:space="preserve"> SOCl</w:t>
-      </w:r>
-      <w:r>
-        <w:rPr>
-          <w:rFonts w:ascii="Times New Roman" w:hAnsi="Times New Roman" w:eastAsia="Times New Roman" w:cs="Times New Roman"/>
-          <w:vertAlign w:val="subscript"/>
-        </w:rPr>
-        <w:t>2</w:t>
-      </w:r>
+        <w:t xml:space="preserve"> </w:t>
+      </w:r>
+      <m:oMath>
+        <m:r>
+          <m:t>S</m:t>
+        </m:r>
+        <m:r>
+          <m:t>O</m:t>
+        </m:r>
+        <m:r>
+          <m:t>C</m:t>
+        </m:r>
+        <m:sSub>
+          <m:e>
+            <m:r>
+              <m:t>l</m:t>
+            </m:r>
+          </m:e>
+          <m:sub>
+            <m:r>
+              <m:t>2</m:t>
+            </m:r>
+          </m:sub>
+        </m:sSub>
+      </m:oMath>
       <w:r>
         <w:rPr>
           <w:rFonts w:ascii="Times New Roman" w:hAnsi="Times New Roman" w:eastAsia="Times New Roman" w:cs="Times New Roman"/>
@@ -12880,7 +12692,7 @@
       </w:r>
     </w:p>
     <w:bookmarkEnd w:id="27"/>
-    <w:bookmarkStart w:id="28" w:name="初赛讲义-推断技术-习题6.41"/>
+    <w:bookmarkStart w:id="28" w:name="元素推断-5"/>
     <w:p>
       <w:pPr>
         <w:pStyle w:val="Heading2"/>
@@ -12897,37 +12709,7 @@
         <w:rPr>
           <w:rFonts w:hint="eastAsia" w:ascii="Times New Roman" w:hAnsi="Times New Roman" w:eastAsia="SimHei" w:cs="Times New Roman"/>
         </w:rPr>
-        <w:t>初赛讲义</w:t>
-      </w:r>
-      <w:r>
-        <w:rPr>
-          <w:rFonts w:hint="eastAsia" w:ascii="Times New Roman" w:hAnsi="Times New Roman" w:eastAsia="Times New Roman" w:cs="Times New Roman"/>
-        </w:rPr>
-        <w:t>-</w:t>
-      </w:r>
-      <w:r>
-        <w:rPr>
-          <w:rFonts w:hint="eastAsia" w:ascii="Times New Roman" w:hAnsi="Times New Roman" w:eastAsia="SimHei" w:cs="Times New Roman"/>
-        </w:rPr>
-        <w:t>推断技术</w:t>
-      </w:r>
-      <w:r>
-        <w:rPr>
-          <w:rFonts w:hint="eastAsia" w:ascii="Times New Roman" w:hAnsi="Times New Roman" w:eastAsia="Times New Roman" w:cs="Times New Roman"/>
-        </w:rPr>
-        <w:t>-</w:t>
-      </w:r>
-      <w:r>
-        <w:rPr>
-          <w:rFonts w:hint="eastAsia" w:ascii="Times New Roman" w:hAnsi="Times New Roman" w:eastAsia="SimHei" w:cs="Times New Roman"/>
-        </w:rPr>
-        <w:t>习题</w:t>
-      </w:r>
-      <w:r>
-        <w:rPr>
-          <w:rFonts w:hint="eastAsia" w:ascii="Times New Roman" w:hAnsi="Times New Roman" w:eastAsia="Times New Roman" w:cs="Times New Roman"/>
-        </w:rPr>
-        <w:t>6.41</w:t>
+        <w:t xml:space="preserve">元素推断</w:t>
       </w:r>
     </w:p>
     <w:p>
@@ -13168,7 +12950,7 @@
       </w:r>
     </w:p>
     <w:bookmarkEnd w:id="28"/>
-    <w:bookmarkStart w:id="29" w:name="初赛讲义-推断技术-习题6.42"/>
+    <w:bookmarkStart w:id="29" w:name="酸碱平衡"/>
     <w:p>
       <w:pPr>
         <w:pStyle w:val="Heading2"/>
@@ -13185,37 +12967,7 @@
         <w:rPr>
           <w:rFonts w:hint="eastAsia" w:ascii="Times New Roman" w:hAnsi="Times New Roman" w:eastAsia="SimHei" w:cs="Times New Roman"/>
         </w:rPr>
-        <w:t>初赛讲义</w:t>
-      </w:r>
-      <w:r>
-        <w:rPr>
-          <w:rFonts w:hint="eastAsia" w:ascii="Times New Roman" w:hAnsi="Times New Roman" w:eastAsia="Times New Roman" w:cs="Times New Roman"/>
-        </w:rPr>
-        <w:t>-</w:t>
-      </w:r>
-      <w:r>
-        <w:rPr>
-          <w:rFonts w:hint="eastAsia" w:ascii="Times New Roman" w:hAnsi="Times New Roman" w:eastAsia="SimHei" w:cs="Times New Roman"/>
-        </w:rPr>
-        <w:t>推断技术</w:t>
-      </w:r>
-      <w:r>
-        <w:rPr>
-          <w:rFonts w:hint="eastAsia" w:ascii="Times New Roman" w:hAnsi="Times New Roman" w:eastAsia="Times New Roman" w:cs="Times New Roman"/>
-        </w:rPr>
-        <w:t>-</w:t>
-      </w:r>
-      <w:r>
-        <w:rPr>
-          <w:rFonts w:hint="eastAsia" w:ascii="Times New Roman" w:hAnsi="Times New Roman" w:eastAsia="SimHei" w:cs="Times New Roman"/>
-        </w:rPr>
-        <w:t>习题</w:t>
-      </w:r>
-      <w:r>
-        <w:rPr>
-          <w:rFonts w:hint="eastAsia" w:ascii="Times New Roman" w:hAnsi="Times New Roman" w:eastAsia="Times New Roman" w:cs="Times New Roman"/>
-        </w:rPr>
-        <w:t>6.42</w:t>
+        <w:t xml:space="preserve">酸碱平衡</w:t>
       </w:r>
     </w:p>
     <w:p>
@@ -13262,15 +13014,25 @@
         <w:rPr>
           <w:rFonts w:ascii="Times New Roman" w:hAnsi="Times New Roman" w:eastAsia="Times New Roman" w:cs="Times New Roman"/>
         </w:rPr>
-        <w:t xml:space="preserve"> NH</w:t>
-      </w:r>
-      <w:r>
-        <w:rPr>
-          <w:rFonts w:ascii="Times New Roman" w:hAnsi="Times New Roman" w:eastAsia="Times New Roman" w:cs="Times New Roman"/>
-          <w:vertAlign w:val="subscript"/>
-        </w:rPr>
-        <w:t>3</w:t>
-      </w:r>
+        <w:t xml:space="preserve"> </w:t>
+      </w:r>
+      <m:oMath>
+        <m:r>
+          <m:t>N</m:t>
+        </m:r>
+        <m:sSub>
+          <m:e>
+            <m:r>
+              <m:t>H</m:t>
+            </m:r>
+          </m:e>
+          <m:sub>
+            <m:r>
+              <m:t>3</m:t>
+            </m:r>
+          </m:sub>
+        </m:sSub>
+      </m:oMath>
       <w:r>
         <w:rPr>
           <w:rFonts w:ascii="Times New Roman" w:hAnsi="Times New Roman" w:eastAsia="Times New Roman" w:cs="Times New Roman"/>
@@ -13377,15 +13139,22 @@
         <w:rPr>
           <w:rFonts w:ascii="Times New Roman" w:hAnsi="Times New Roman" w:eastAsia="Times New Roman" w:cs="Times New Roman"/>
         </w:rPr>
-        <w:t xml:space="preserve"> I</w:t>
-      </w:r>
-      <w:r>
-        <w:rPr>
-          <w:rFonts w:ascii="Times New Roman" w:hAnsi="Times New Roman" w:eastAsia="Times New Roman" w:cs="Times New Roman"/>
-          <w:vertAlign w:val="subscript"/>
-        </w:rPr>
-        <w:t>2</w:t>
-      </w:r>
+        <w:t xml:space="preserve"> </w:t>
+      </w:r>
+      <m:oMath>
+        <m:sSub>
+          <m:e>
+            <m:r>
+              <m:t>I</m:t>
+            </m:r>
+          </m:e>
+          <m:sub>
+            <m:r>
+              <m:t>2</m:t>
+            </m:r>
+          </m:sub>
+        </m:sSub>
+      </m:oMath>
       <w:r>
         <w:rPr>
           <w:rFonts w:ascii="Times New Roman" w:hAnsi="Times New Roman" w:eastAsia="Times New Roman" w:cs="Times New Roman"/>
@@ -13563,20 +13332,36 @@
         <w:rPr>
           <w:rFonts w:ascii="Times New Roman" w:hAnsi="Times New Roman" w:eastAsia="Times New Roman" w:cs="Times New Roman"/>
         </w:rPr>
-        <w:t xml:space="preserve"> NH</w:t>
-      </w:r>
-      <w:r>
-        <w:rPr>
-          <w:rFonts w:ascii="Times New Roman" w:hAnsi="Times New Roman" w:eastAsia="Times New Roman" w:cs="Times New Roman"/>
-          <w:vertAlign w:val="subscript"/>
-        </w:rPr>
-        <w:t>3</w:t>
-      </w:r>
-      <w:r>
-        <w:rPr>
-          <w:rFonts w:ascii="Times New Roman" w:hAnsi="Times New Roman" w:eastAsia="Times New Roman" w:cs="Times New Roman"/>
-        </w:rPr>
-        <w:t xml:space="preserve"> 、</w:t>
+        <w:t xml:space="preserve"> </w:t>
+      </w:r>
+      <m:oMath>
+        <m:r>
+          <m:t>N</m:t>
+        </m:r>
+        <m:sSub>
+          <m:e>
+            <m:r>
+              <m:t>H</m:t>
+            </m:r>
+          </m:e>
+          <m:sub>
+            <m:r>
+              <m:t>3</m:t>
+            </m:r>
+          </m:sub>
+        </m:sSub>
+      </m:oMath>
+      <w:r>
+        <w:rPr>
+          <w:rFonts w:ascii="Times New Roman" w:hAnsi="Times New Roman" w:eastAsia="Times New Roman" w:cs="Times New Roman"/>
+        </w:rPr>
+        <w:t xml:space="preserve"> </w:t>
+      </w:r>
+      <w:r>
+        <w:rPr>
+          <w:rFonts w:ascii="Times New Roman" w:hAnsi="Times New Roman" w:eastAsia="Times New Roman" w:cs="Times New Roman"/>
+        </w:rPr>
+        <w:t xml:space="preserve">、</w:t>
       </w:r>
       <w:r>
         <w:rPr>
@@ -13860,7 +13645,7 @@
       </w:r>
     </w:p>
     <w:bookmarkEnd w:id="29"/>
-    <w:bookmarkStart w:id="30" w:name="初赛讲义-推断技术-习题6.43"/>
+    <w:bookmarkStart w:id="30" w:name="元素推断-6"/>
     <w:p>
       <w:pPr>
         <w:pStyle w:val="Heading2"/>
@@ -13877,37 +13662,7 @@
         <w:rPr>
           <w:rFonts w:hint="eastAsia" w:ascii="Times New Roman" w:hAnsi="Times New Roman" w:eastAsia="SimHei" w:cs="Times New Roman"/>
         </w:rPr>
-        <w:t>初赛讲义</w:t>
-      </w:r>
-      <w:r>
-        <w:rPr>
-          <w:rFonts w:hint="eastAsia" w:ascii="Times New Roman" w:hAnsi="Times New Roman" w:eastAsia="Times New Roman" w:cs="Times New Roman"/>
-        </w:rPr>
-        <w:t>-</w:t>
-      </w:r>
-      <w:r>
-        <w:rPr>
-          <w:rFonts w:hint="eastAsia" w:ascii="Times New Roman" w:hAnsi="Times New Roman" w:eastAsia="SimHei" w:cs="Times New Roman"/>
-        </w:rPr>
-        <w:t>推断技术</w:t>
-      </w:r>
-      <w:r>
-        <w:rPr>
-          <w:rFonts w:hint="eastAsia" w:ascii="Times New Roman" w:hAnsi="Times New Roman" w:eastAsia="Times New Roman" w:cs="Times New Roman"/>
-        </w:rPr>
-        <w:t>-</w:t>
-      </w:r>
-      <w:r>
-        <w:rPr>
-          <w:rFonts w:hint="eastAsia" w:ascii="Times New Roman" w:hAnsi="Times New Roman" w:eastAsia="SimHei" w:cs="Times New Roman"/>
-        </w:rPr>
-        <w:t>习题</w:t>
-      </w:r>
-      <w:r>
-        <w:rPr>
-          <w:rFonts w:hint="eastAsia" w:ascii="Times New Roman" w:hAnsi="Times New Roman" w:eastAsia="Times New Roman" w:cs="Times New Roman"/>
-        </w:rPr>
-        <w:t>6.43</w:t>
+        <w:t xml:space="preserve">元素推断</w:t>
       </w:r>
     </w:p>
     <w:p>
@@ -14244,15 +13999,25 @@
         <w:rPr>
           <w:rFonts w:ascii="Times New Roman" w:hAnsi="Times New Roman" w:eastAsia="Times New Roman" w:cs="Times New Roman"/>
         </w:rPr>
-        <w:t xml:space="preserve"> SO</w:t>
-      </w:r>
-      <w:r>
-        <w:rPr>
-          <w:rFonts w:ascii="Times New Roman" w:hAnsi="Times New Roman" w:eastAsia="Times New Roman" w:cs="Times New Roman"/>
-          <w:vertAlign w:val="subscript"/>
-        </w:rPr>
-        <w:t>2</w:t>
-      </w:r>
+        <w:t xml:space="preserve"> </w:t>
+      </w:r>
+      <m:oMath>
+        <m:r>
+          <m:t>S</m:t>
+        </m:r>
+        <m:sSub>
+          <m:e>
+            <m:r>
+              <m:t>O</m:t>
+            </m:r>
+          </m:e>
+          <m:sub>
+            <m:r>
+              <m:t>2</m:t>
+            </m:r>
+          </m:sub>
+        </m:sSub>
+      </m:oMath>
       <w:r>
         <w:rPr>
           <w:rFonts w:ascii="Times New Roman" w:hAnsi="Times New Roman" w:eastAsia="Times New Roman" w:cs="Times New Roman"/>
@@ -14339,7 +14104,7 @@
       </w:r>
     </w:p>
     <w:bookmarkEnd w:id="30"/>
-    <w:bookmarkStart w:id="31" w:name="初赛讲义-推断技术-习题6.44"/>
+    <w:bookmarkStart w:id="31" w:name="化学式推断"/>
     <w:p>
       <w:pPr>
         <w:pStyle w:val="Heading2"/>
@@ -14356,37 +14121,7 @@
         <w:rPr>
           <w:rFonts w:hint="eastAsia" w:ascii="Times New Roman" w:hAnsi="Times New Roman" w:eastAsia="SimHei" w:cs="Times New Roman"/>
         </w:rPr>
-        <w:t>初赛讲义</w:t>
-      </w:r>
-      <w:r>
-        <w:rPr>
-          <w:rFonts w:hint="eastAsia" w:ascii="Times New Roman" w:hAnsi="Times New Roman" w:eastAsia="Times New Roman" w:cs="Times New Roman"/>
-        </w:rPr>
-        <w:t>-</w:t>
-      </w:r>
-      <w:r>
-        <w:rPr>
-          <w:rFonts w:hint="eastAsia" w:ascii="Times New Roman" w:hAnsi="Times New Roman" w:eastAsia="SimHei" w:cs="Times New Roman"/>
-        </w:rPr>
-        <w:t>推断技术</w:t>
-      </w:r>
-      <w:r>
-        <w:rPr>
-          <w:rFonts w:hint="eastAsia" w:ascii="Times New Roman" w:hAnsi="Times New Roman" w:eastAsia="Times New Roman" w:cs="Times New Roman"/>
-        </w:rPr>
-        <w:t>-</w:t>
-      </w:r>
-      <w:r>
-        <w:rPr>
-          <w:rFonts w:hint="eastAsia" w:ascii="Times New Roman" w:hAnsi="Times New Roman" w:eastAsia="SimHei" w:cs="Times New Roman"/>
-        </w:rPr>
-        <w:t>习题</w:t>
-      </w:r>
-      <w:r>
-        <w:rPr>
-          <w:rFonts w:hint="eastAsia" w:ascii="Times New Roman" w:hAnsi="Times New Roman" w:eastAsia="Times New Roman" w:cs="Times New Roman"/>
-        </w:rPr>
-        <w:t>6.44</w:t>
+        <w:t xml:space="preserve">化学式推断</w:t>
       </w:r>
     </w:p>
     <w:p>
@@ -14409,22 +14144,36 @@
         <w:rPr>
           <w:rFonts w:ascii="Times New Roman" w:hAnsi="Times New Roman" w:eastAsia="Times New Roman" w:cs="Times New Roman"/>
         </w:rPr>
-        <w:t xml:space="preserve"> HSO</w:t>
-      </w:r>
-      <w:r>
-        <w:rPr>
-          <w:rFonts w:ascii="Times New Roman" w:hAnsi="Times New Roman" w:eastAsia="Times New Roman" w:cs="Times New Roman"/>
-          <w:vertAlign w:val="subscript"/>
-        </w:rPr>
-        <w:t>3</w:t>
-      </w:r>
-      <w:r>
-        <w:rPr>
-          <w:rFonts w:ascii="Times New Roman" w:hAnsi="Times New Roman" w:eastAsia="Times New Roman" w:cs="Times New Roman"/>
-          <w:vertAlign w:val="superscript"/>
-        </w:rPr>
-        <w:t>-</w:t>
-      </w:r>
+        <w:t xml:space="preserve"> </w:t>
+      </w:r>
+      <m:oMath>
+        <m:r>
+          <m:t>H</m:t>
+        </m:r>
+        <m:r>
+          <m:t>S</m:t>
+        </m:r>
+        <m:sSubSup>
+          <m:e>
+            <m:r>
+              <m:t>O</m:t>
+            </m:r>
+          </m:e>
+          <m:sub>
+            <m:r>
+              <m:t>3</m:t>
+            </m:r>
+          </m:sub>
+          <m:sup>
+            <m:r>
+              <m:rPr>
+                <m:sty m:val="p"/>
+              </m:rPr>
+              <m:t>−</m:t>
+            </m:r>
+          </m:sup>
+        </m:sSubSup>
+      </m:oMath>
       <w:r>
         <w:rPr>
           <w:rFonts w:ascii="Times New Roman" w:hAnsi="Times New Roman" w:eastAsia="Times New Roman" w:cs="Times New Roman"/>
@@ -14508,20 +14257,53 @@
         <w:rPr>
           <w:rFonts w:ascii="Times New Roman" w:hAnsi="Times New Roman" w:eastAsia="Times New Roman" w:cs="Times New Roman"/>
         </w:rPr>
-        <w:t xml:space="preserve"> NaHSO</w:t>
-      </w:r>
-      <w:r>
-        <w:rPr>
-          <w:rFonts w:ascii="Times New Roman" w:hAnsi="Times New Roman" w:eastAsia="Times New Roman" w:cs="Times New Roman"/>
-          <w:vertAlign w:val="subscript"/>
-        </w:rPr>
-        <w:t>3</w:t>
-      </w:r>
-      <w:r>
-        <w:rPr>
-          <w:rFonts w:ascii="Times New Roman" w:hAnsi="Times New Roman" w:eastAsia="Times New Roman" w:cs="Times New Roman"/>
-        </w:rPr>
-        <w:t xml:space="preserve"> :</w:t>
+        <w:t xml:space="preserve"> </w:t>
+      </w:r>
+      <m:oMath>
+        <m:oMathPr>
+          <m:ctrlPr>
+            <w:rPr>
+              <w:sz w:val="28"/>
+              <w:szCs w:val="28"/>
+            </w:rPr>
+          </m:ctrlPr>
+        </m:oMathPr>
+        <m:r>
+          <m:t>N</m:t>
+        </m:r>
+        <m:r>
+          <m:t>a</m:t>
+        </m:r>
+        <m:r>
+          <m:t>H</m:t>
+        </m:r>
+        <m:r>
+          <m:t>S</m:t>
+        </m:r>
+        <m:sSub>
+          <m:e>
+            <m:r>
+              <m:t>O</m:t>
+            </m:r>
+          </m:e>
+          <m:sub>
+            <m:r>
+              <m:t>3</m:t>
+            </m:r>
+          </m:sub>
+        </m:sSub>
+      </m:oMath>
+      <w:r>
+        <w:rPr>
+          <w:rFonts w:ascii="Times New Roman" w:hAnsi="Times New Roman" w:eastAsia="Times New Roman" w:cs="Times New Roman"/>
+        </w:rPr>
+        <w:t xml:space="preserve"> </w:t>
+      </w:r>
+      <w:r>
+        <w:rPr>
+          <w:rFonts w:ascii="Times New Roman" w:hAnsi="Times New Roman" w:eastAsia="Times New Roman" w:cs="Times New Roman"/>
+        </w:rPr>
+        <w:t xml:space="preserve">:</w:t>
       </w:r>
     </w:p>
     <w:p>
@@ -14777,7 +14559,7 @@
       </w:r>
     </w:p>
     <w:bookmarkEnd w:id="31"/>
-    <w:bookmarkStart w:id="32" w:name="初赛讲义-推断技术-习题6.45"/>
+    <w:bookmarkStart w:id="32" w:name="元素推断-7"/>
     <w:p>
       <w:pPr>
         <w:pStyle w:val="Heading2"/>
@@ -14794,45 +14576,12 @@
         <w:rPr>
           <w:rFonts w:hint="eastAsia" w:ascii="Times New Roman" w:hAnsi="Times New Roman" w:eastAsia="SimHei" w:cs="Times New Roman"/>
         </w:rPr>
-        <w:t>初赛讲义</w:t>
-      </w:r>
-      <w:r>
-        <w:rPr>
-          <w:rFonts w:hint="eastAsia" w:ascii="Times New Roman" w:hAnsi="Times New Roman" w:eastAsia="Times New Roman" w:cs="Times New Roman"/>
-        </w:rPr>
-        <w:t>-</w:t>
-      </w:r>
-      <w:r>
-        <w:rPr>
-          <w:rFonts w:hint="eastAsia" w:ascii="Times New Roman" w:hAnsi="Times New Roman" w:eastAsia="SimHei" w:cs="Times New Roman"/>
-        </w:rPr>
-        <w:t>推断技术</w:t>
-      </w:r>
-      <w:r>
-        <w:rPr>
-          <w:rFonts w:hint="eastAsia" w:ascii="Times New Roman" w:hAnsi="Times New Roman" w:eastAsia="Times New Roman" w:cs="Times New Roman"/>
-        </w:rPr>
-        <w:t>-</w:t>
-      </w:r>
-      <w:r>
-        <w:rPr>
-          <w:rFonts w:hint="eastAsia" w:ascii="Times New Roman" w:hAnsi="Times New Roman" w:eastAsia="SimHei" w:cs="Times New Roman"/>
-        </w:rPr>
-        <w:t>习题</w:t>
-      </w:r>
-      <w:r>
-        <w:rPr>
-          <w:rFonts w:hint="eastAsia" w:ascii="Times New Roman" w:hAnsi="Times New Roman" w:eastAsia="Times New Roman" w:cs="Times New Roman"/>
-        </w:rPr>
-        <w:t>6.45</w:t>
+        <w:t xml:space="preserve">元素推断</w:t>
       </w:r>
     </w:p>
     <w:p>
       <w:pPr>
-        <w:numPr>
-          <w:ilvl w:val="0"/>
-          <w:numId w:val="1019"/>
-        </w:numPr>
+        <w:pStyle w:val="FirstParagraph"/>
       </w:pPr>
       <w:r>
         <w:rPr>
@@ -15087,6 +14836,7 @@
     </w:p>
     <w:p>
       <w:pPr>
+        <w:pStyle w:val="Compact"/>
         <w:numPr>
           <w:ilvl w:val="0"/>
           <w:numId w:val="1019"/>
@@ -15567,7 +15317,7 @@
       </w:r>
     </w:p>
     <w:bookmarkEnd w:id="32"/>
-    <w:bookmarkStart w:id="33" w:name="初赛讲义-推断技术-习题6.47"/>
+    <w:bookmarkStart w:id="33" w:name="晶格能-3"/>
     <w:p>
       <w:pPr>
         <w:pStyle w:val="Heading2"/>
@@ -15584,37 +15334,7 @@
         <w:rPr>
           <w:rFonts w:hint="eastAsia" w:ascii="Times New Roman" w:hAnsi="Times New Roman" w:eastAsia="SimHei" w:cs="Times New Roman"/>
         </w:rPr>
-        <w:t>初赛讲义</w:t>
-      </w:r>
-      <w:r>
-        <w:rPr>
-          <w:rFonts w:hint="eastAsia" w:ascii="Times New Roman" w:hAnsi="Times New Roman" w:eastAsia="Times New Roman" w:cs="Times New Roman"/>
-        </w:rPr>
-        <w:t>-</w:t>
-      </w:r>
-      <w:r>
-        <w:rPr>
-          <w:rFonts w:hint="eastAsia" w:ascii="Times New Roman" w:hAnsi="Times New Roman" w:eastAsia="SimHei" w:cs="Times New Roman"/>
-        </w:rPr>
-        <w:t>推断技术</w:t>
-      </w:r>
-      <w:r>
-        <w:rPr>
-          <w:rFonts w:hint="eastAsia" w:ascii="Times New Roman" w:hAnsi="Times New Roman" w:eastAsia="Times New Roman" w:cs="Times New Roman"/>
-        </w:rPr>
-        <w:t>-</w:t>
-      </w:r>
-      <w:r>
-        <w:rPr>
-          <w:rFonts w:hint="eastAsia" w:ascii="Times New Roman" w:hAnsi="Times New Roman" w:eastAsia="SimHei" w:cs="Times New Roman"/>
-        </w:rPr>
-        <w:t>习题</w:t>
-      </w:r>
-      <w:r>
-        <w:rPr>
-          <w:rFonts w:hint="eastAsia" w:ascii="Times New Roman" w:hAnsi="Times New Roman" w:eastAsia="Times New Roman" w:cs="Times New Roman"/>
-        </w:rPr>
-        <w:t>6.47</w:t>
+        <w:t xml:space="preserve">晶格能</w:t>
       </w:r>
     </w:p>
     <w:p>
@@ -16154,7 +15874,7 @@
       </w:r>
     </w:p>
     <w:bookmarkEnd w:id="33"/>
-    <w:bookmarkStart w:id="34" w:name="初赛讲义-推断技术-习题6.48"/>
+    <w:bookmarkStart w:id="34" w:name="元素推断-8"/>
     <w:p>
       <w:pPr>
         <w:pStyle w:val="Heading2"/>
@@ -16171,37 +15891,7 @@
         <w:rPr>
           <w:rFonts w:hint="eastAsia" w:ascii="Times New Roman" w:hAnsi="Times New Roman" w:eastAsia="SimHei" w:cs="Times New Roman"/>
         </w:rPr>
-        <w:t>初赛讲义</w:t>
-      </w:r>
-      <w:r>
-        <w:rPr>
-          <w:rFonts w:hint="eastAsia" w:ascii="Times New Roman" w:hAnsi="Times New Roman" w:eastAsia="Times New Roman" w:cs="Times New Roman"/>
-        </w:rPr>
-        <w:t>-</w:t>
-      </w:r>
-      <w:r>
-        <w:rPr>
-          <w:rFonts w:hint="eastAsia" w:ascii="Times New Roman" w:hAnsi="Times New Roman" w:eastAsia="SimHei" w:cs="Times New Roman"/>
-        </w:rPr>
-        <w:t>推断技术</w:t>
-      </w:r>
-      <w:r>
-        <w:rPr>
-          <w:rFonts w:hint="eastAsia" w:ascii="Times New Roman" w:hAnsi="Times New Roman" w:eastAsia="Times New Roman" w:cs="Times New Roman"/>
-        </w:rPr>
-        <w:t>-</w:t>
-      </w:r>
-      <w:r>
-        <w:rPr>
-          <w:rFonts w:hint="eastAsia" w:ascii="Times New Roman" w:hAnsi="Times New Roman" w:eastAsia="SimHei" w:cs="Times New Roman"/>
-        </w:rPr>
-        <w:t>习题</w:t>
-      </w:r>
-      <w:r>
-        <w:rPr>
-          <w:rFonts w:hint="eastAsia" w:ascii="Times New Roman" w:hAnsi="Times New Roman" w:eastAsia="Times New Roman" w:cs="Times New Roman"/>
-        </w:rPr>
-        <w:t>6.48</w:t>
+        <w:t xml:space="preserve">元素推断</w:t>
       </w:r>
     </w:p>
     <w:p>
@@ -16554,7 +16244,7 @@
       </w:r>
     </w:p>
     <w:bookmarkEnd w:id="34"/>
-    <w:bookmarkStart w:id="35" w:name="初赛讲义-推断技术-习题6.49"/>
+    <w:bookmarkStart w:id="35" w:name="元素推断-9"/>
     <w:p>
       <w:pPr>
         <w:pStyle w:val="Heading2"/>
@@ -16571,37 +16261,7 @@
         <w:rPr>
           <w:rFonts w:hint="eastAsia" w:ascii="Times New Roman" w:hAnsi="Times New Roman" w:eastAsia="SimHei" w:cs="Times New Roman"/>
         </w:rPr>
-        <w:t>初赛讲义</w:t>
-      </w:r>
-      <w:r>
-        <w:rPr>
-          <w:rFonts w:hint="eastAsia" w:ascii="Times New Roman" w:hAnsi="Times New Roman" w:eastAsia="Times New Roman" w:cs="Times New Roman"/>
-        </w:rPr>
-        <w:t>-</w:t>
-      </w:r>
-      <w:r>
-        <w:rPr>
-          <w:rFonts w:hint="eastAsia" w:ascii="Times New Roman" w:hAnsi="Times New Roman" w:eastAsia="SimHei" w:cs="Times New Roman"/>
-        </w:rPr>
-        <w:t>推断技术</w:t>
-      </w:r>
-      <w:r>
-        <w:rPr>
-          <w:rFonts w:hint="eastAsia" w:ascii="Times New Roman" w:hAnsi="Times New Roman" w:eastAsia="Times New Roman" w:cs="Times New Roman"/>
-        </w:rPr>
-        <w:t>-</w:t>
-      </w:r>
-      <w:r>
-        <w:rPr>
-          <w:rFonts w:hint="eastAsia" w:ascii="Times New Roman" w:hAnsi="Times New Roman" w:eastAsia="SimHei" w:cs="Times New Roman"/>
-        </w:rPr>
-        <w:t>习题</w:t>
-      </w:r>
-      <w:r>
-        <w:rPr>
-          <w:rFonts w:hint="eastAsia" w:ascii="Times New Roman" w:hAnsi="Times New Roman" w:eastAsia="Times New Roman" w:cs="Times New Roman"/>
-        </w:rPr>
-        <w:t>6.49</w:t>
+        <w:t xml:space="preserve">元素推断</w:t>
       </w:r>
     </w:p>
     <w:p>
@@ -16776,7 +16436,7 @@
       </w:r>
     </w:p>
     <w:bookmarkEnd w:id="35"/>
-    <w:bookmarkStart w:id="36" w:name="初赛讲义-推断技术-习题6.50"/>
+    <w:bookmarkStart w:id="36" w:name="元素推断-10"/>
     <w:p>
       <w:pPr>
         <w:pStyle w:val="Heading2"/>
@@ -16793,37 +16453,7 @@
         <w:rPr>
           <w:rFonts w:hint="eastAsia" w:ascii="Times New Roman" w:hAnsi="Times New Roman" w:eastAsia="SimHei" w:cs="Times New Roman"/>
         </w:rPr>
-        <w:t>初赛讲义</w:t>
-      </w:r>
-      <w:r>
-        <w:rPr>
-          <w:rFonts w:hint="eastAsia" w:ascii="Times New Roman" w:hAnsi="Times New Roman" w:eastAsia="Times New Roman" w:cs="Times New Roman"/>
-        </w:rPr>
-        <w:t>-</w:t>
-      </w:r>
-      <w:r>
-        <w:rPr>
-          <w:rFonts w:hint="eastAsia" w:ascii="Times New Roman" w:hAnsi="Times New Roman" w:eastAsia="SimHei" w:cs="Times New Roman"/>
-        </w:rPr>
-        <w:t>推断技术</w:t>
-      </w:r>
-      <w:r>
-        <w:rPr>
-          <w:rFonts w:hint="eastAsia" w:ascii="Times New Roman" w:hAnsi="Times New Roman" w:eastAsia="Times New Roman" w:cs="Times New Roman"/>
-        </w:rPr>
-        <w:t>-</w:t>
-      </w:r>
-      <w:r>
-        <w:rPr>
-          <w:rFonts w:hint="eastAsia" w:ascii="Times New Roman" w:hAnsi="Times New Roman" w:eastAsia="SimHei" w:cs="Times New Roman"/>
-        </w:rPr>
-        <w:t>习题</w:t>
-      </w:r>
-      <w:r>
-        <w:rPr>
-          <w:rFonts w:hint="eastAsia" w:ascii="Times New Roman" w:hAnsi="Times New Roman" w:eastAsia="Times New Roman" w:cs="Times New Roman"/>
-        </w:rPr>
-        <w:t>6.50</w:t>
+        <w:t xml:space="preserve">元素推断</w:t>
       </w:r>
     </w:p>
     <w:p>
@@ -17113,7 +16743,7 @@
       </w:r>
     </w:p>
     <w:bookmarkEnd w:id="36"/>
-    <w:bookmarkStart w:id="37" w:name="初赛讲义-推断技术-习题6.51"/>
+    <w:bookmarkStart w:id="37" w:name="元素推断-11"/>
     <w:p>
       <w:pPr>
         <w:pStyle w:val="Heading2"/>
@@ -17130,37 +16760,7 @@
         <w:rPr>
           <w:rFonts w:hint="eastAsia" w:ascii="Times New Roman" w:hAnsi="Times New Roman" w:eastAsia="SimHei" w:cs="Times New Roman"/>
         </w:rPr>
-        <w:t>初赛讲义</w:t>
-      </w:r>
-      <w:r>
-        <w:rPr>
-          <w:rFonts w:hint="eastAsia" w:ascii="Times New Roman" w:hAnsi="Times New Roman" w:eastAsia="Times New Roman" w:cs="Times New Roman"/>
-        </w:rPr>
-        <w:t>-</w:t>
-      </w:r>
-      <w:r>
-        <w:rPr>
-          <w:rFonts w:hint="eastAsia" w:ascii="Times New Roman" w:hAnsi="Times New Roman" w:eastAsia="SimHei" w:cs="Times New Roman"/>
-        </w:rPr>
-        <w:t>推断技术</w:t>
-      </w:r>
-      <w:r>
-        <w:rPr>
-          <w:rFonts w:hint="eastAsia" w:ascii="Times New Roman" w:hAnsi="Times New Roman" w:eastAsia="Times New Roman" w:cs="Times New Roman"/>
-        </w:rPr>
-        <w:t>-</w:t>
-      </w:r>
-      <w:r>
-        <w:rPr>
-          <w:rFonts w:hint="eastAsia" w:ascii="Times New Roman" w:hAnsi="Times New Roman" w:eastAsia="SimHei" w:cs="Times New Roman"/>
-        </w:rPr>
-        <w:t>习题</w:t>
-      </w:r>
-      <w:r>
-        <w:rPr>
-          <w:rFonts w:hint="eastAsia" w:ascii="Times New Roman" w:hAnsi="Times New Roman" w:eastAsia="Times New Roman" w:cs="Times New Roman"/>
-        </w:rPr>
-        <w:t>6.51</w:t>
+        <w:t xml:space="preserve">元素推断</w:t>
       </w:r>
     </w:p>
     <w:p>
@@ -18582,15 +18182,31 @@
         <w:rPr>
           <w:rFonts w:ascii="Times New Roman" w:hAnsi="Times New Roman" w:eastAsia="Times New Roman" w:cs="Times New Roman"/>
         </w:rPr>
-        <w:t xml:space="preserve"> CaCO</w:t>
-      </w:r>
-      <w:r>
-        <w:rPr>
-          <w:rFonts w:ascii="Times New Roman" w:hAnsi="Times New Roman" w:eastAsia="Times New Roman" w:cs="Times New Roman"/>
-          <w:vertAlign w:val="subscript"/>
-        </w:rPr>
-        <w:t>3</w:t>
-      </w:r>
+        <w:t xml:space="preserve"> </w:t>
+      </w:r>
+      <m:oMath>
+        <m:r>
+          <m:t>C</m:t>
+        </m:r>
+        <m:r>
+          <m:t>a</m:t>
+        </m:r>
+        <m:r>
+          <m:t>C</m:t>
+        </m:r>
+        <m:sSub>
+          <m:e>
+            <m:r>
+              <m:t>O</m:t>
+            </m:r>
+          </m:e>
+          <m:sub>
+            <m:r>
+              <m:t>3</m:t>
+            </m:r>
+          </m:sub>
+        </m:sSub>
+      </m:oMath>
       <w:r>
         <w:rPr>
           <w:rFonts w:ascii="Times New Roman" w:hAnsi="Times New Roman" w:eastAsia="Times New Roman" w:cs="Times New Roman"/>
@@ -18800,15 +18416,28 @@
         <w:rPr>
           <w:rFonts w:ascii="Times New Roman" w:hAnsi="Times New Roman" w:eastAsia="Times New Roman" w:cs="Times New Roman"/>
         </w:rPr>
-        <w:t xml:space="preserve"> SiO</w:t>
-      </w:r>
-      <w:r>
-        <w:rPr>
-          <w:rFonts w:ascii="Times New Roman" w:hAnsi="Times New Roman" w:eastAsia="Times New Roman" w:cs="Times New Roman"/>
-          <w:vertAlign w:val="subscript"/>
-        </w:rPr>
-        <w:t>2</w:t>
-      </w:r>
+        <w:t xml:space="preserve"> </w:t>
+      </w:r>
+      <m:oMath>
+        <m:r>
+          <m:t>S</m:t>
+        </m:r>
+        <m:r>
+          <m:t>i</m:t>
+        </m:r>
+        <m:sSub>
+          <m:e>
+            <m:r>
+              <m:t>O</m:t>
+            </m:r>
+          </m:e>
+          <m:sub>
+            <m:r>
+              <m:t>2</m:t>
+            </m:r>
+          </m:sub>
+        </m:sSub>
+      </m:oMath>
       <w:r>
         <w:rPr>
           <w:rFonts w:ascii="Times New Roman" w:hAnsi="Times New Roman" w:eastAsia="Times New Roman" w:cs="Times New Roman"/>
@@ -18897,15 +18526,28 @@
         <w:rPr>
           <w:rFonts w:ascii="Times New Roman" w:hAnsi="Times New Roman" w:eastAsia="Times New Roman" w:cs="Times New Roman"/>
         </w:rPr>
-        <w:t xml:space="preserve"> SiO</w:t>
-      </w:r>
-      <w:r>
-        <w:rPr>
-          <w:rFonts w:ascii="Times New Roman" w:hAnsi="Times New Roman" w:eastAsia="Times New Roman" w:cs="Times New Roman"/>
-          <w:vertAlign w:val="subscript"/>
-        </w:rPr>
-        <w:t>2</w:t>
-      </w:r>
+        <w:t xml:space="preserve"> </w:t>
+      </w:r>
+      <m:oMath>
+        <m:r>
+          <m:t>S</m:t>
+        </m:r>
+        <m:r>
+          <m:t>i</m:t>
+        </m:r>
+        <m:sSub>
+          <m:e>
+            <m:r>
+              <m:t>O</m:t>
+            </m:r>
+          </m:e>
+          <m:sub>
+            <m:r>
+              <m:t>2</m:t>
+            </m:r>
+          </m:sub>
+        </m:sSub>
+      </m:oMath>
       <w:r>
         <w:rPr>
           <w:rFonts w:ascii="Times New Roman" w:hAnsi="Times New Roman" w:eastAsia="Times New Roman" w:cs="Times New Roman"/>
@@ -19159,15 +18801,25 @@
         <w:rPr>
           <w:rFonts w:ascii="Times New Roman" w:hAnsi="Times New Roman" w:eastAsia="Times New Roman" w:cs="Times New Roman"/>
         </w:rPr>
-        <w:t xml:space="preserve"> SO</w:t>
-      </w:r>
-      <w:r>
-        <w:rPr>
-          <w:rFonts w:ascii="Times New Roman" w:hAnsi="Times New Roman" w:eastAsia="Times New Roman" w:cs="Times New Roman"/>
-          <w:vertAlign w:val="subscript"/>
-        </w:rPr>
-        <w:t>3</w:t>
-      </w:r>
+        <w:t xml:space="preserve"> </w:t>
+      </w:r>
+      <m:oMath>
+        <m:r>
+          <m:t>S</m:t>
+        </m:r>
+        <m:sSub>
+          <m:e>
+            <m:r>
+              <m:t>O</m:t>
+            </m:r>
+          </m:e>
+          <m:sub>
+            <m:r>
+              <m:t>3</m:t>
+            </m:r>
+          </m:sub>
+        </m:sSub>
+      </m:oMath>
       <w:r>
         <w:rPr>
           <w:rFonts w:ascii="Times New Roman" w:hAnsi="Times New Roman" w:eastAsia="Times New Roman" w:cs="Times New Roman"/>
@@ -19353,7 +19005,7 @@
       </w:r>
     </w:p>
     <w:bookmarkEnd w:id="37"/>
-    <w:bookmarkStart w:id="38" w:name="初赛讲义-推断技术-习题6.53"/>
+    <w:bookmarkStart w:id="38" w:name="晶格能-4"/>
     <w:p>
       <w:pPr>
         <w:pStyle w:val="Heading2"/>
@@ -19370,37 +19022,7 @@
         <w:rPr>
           <w:rFonts w:hint="eastAsia" w:ascii="Times New Roman" w:hAnsi="Times New Roman" w:eastAsia="SimHei" w:cs="Times New Roman"/>
         </w:rPr>
-        <w:t>初赛讲义</w:t>
-      </w:r>
-      <w:r>
-        <w:rPr>
-          <w:rFonts w:hint="eastAsia" w:ascii="Times New Roman" w:hAnsi="Times New Roman" w:eastAsia="Times New Roman" w:cs="Times New Roman"/>
-        </w:rPr>
-        <w:t>-</w:t>
-      </w:r>
-      <w:r>
-        <w:rPr>
-          <w:rFonts w:hint="eastAsia" w:ascii="Times New Roman" w:hAnsi="Times New Roman" w:eastAsia="SimHei" w:cs="Times New Roman"/>
-        </w:rPr>
-        <w:t>推断技术</w:t>
-      </w:r>
-      <w:r>
-        <w:rPr>
-          <w:rFonts w:hint="eastAsia" w:ascii="Times New Roman" w:hAnsi="Times New Roman" w:eastAsia="Times New Roman" w:cs="Times New Roman"/>
-        </w:rPr>
-        <w:t>-</w:t>
-      </w:r>
-      <w:r>
-        <w:rPr>
-          <w:rFonts w:hint="eastAsia" w:ascii="Times New Roman" w:hAnsi="Times New Roman" w:eastAsia="SimHei" w:cs="Times New Roman"/>
-        </w:rPr>
-        <w:t>习题</w:t>
-      </w:r>
-      <w:r>
-        <w:rPr>
-          <w:rFonts w:hint="eastAsia" w:ascii="Times New Roman" w:hAnsi="Times New Roman" w:eastAsia="Times New Roman" w:cs="Times New Roman"/>
-        </w:rPr>
-        <w:t>6.53</w:t>
+        <w:t xml:space="preserve">晶格能</w:t>
       </w:r>
     </w:p>
     <w:p>
@@ -19821,15 +19443,25 @@
         <w:rPr>
           <w:rFonts w:ascii="Times New Roman" w:hAnsi="Times New Roman" w:eastAsia="Times New Roman" w:cs="Times New Roman"/>
         </w:rPr>
-        <w:t xml:space="preserve"> CO</w:t>
-      </w:r>
-      <w:r>
-        <w:rPr>
-          <w:rFonts w:ascii="Times New Roman" w:hAnsi="Times New Roman" w:eastAsia="Times New Roman" w:cs="Times New Roman"/>
-          <w:vertAlign w:val="subscript"/>
-        </w:rPr>
-        <w:t>2</w:t>
-      </w:r>
+        <w:t xml:space="preserve"> </w:t>
+      </w:r>
+      <m:oMath>
+        <m:r>
+          <m:t>C</m:t>
+        </m:r>
+        <m:sSub>
+          <m:e>
+            <m:r>
+              <m:t>O</m:t>
+            </m:r>
+          </m:e>
+          <m:sub>
+            <m:r>
+              <m:t>2</m:t>
+            </m:r>
+          </m:sub>
+        </m:sSub>
+      </m:oMath>
       <w:r>
         <w:rPr>
           <w:rFonts w:ascii="Times New Roman" w:hAnsi="Times New Roman" w:eastAsia="Times New Roman" w:cs="Times New Roman"/>
@@ -20127,15 +19759,25 @@
         <w:rPr>
           <w:rFonts w:ascii="Times New Roman" w:hAnsi="Times New Roman" w:eastAsia="Times New Roman" w:cs="Times New Roman"/>
         </w:rPr>
-        <w:t xml:space="preserve"> CO</w:t>
-      </w:r>
-      <w:r>
-        <w:rPr>
-          <w:rFonts w:ascii="Times New Roman" w:hAnsi="Times New Roman" w:eastAsia="Times New Roman" w:cs="Times New Roman"/>
-          <w:vertAlign w:val="subscript"/>
-        </w:rPr>
-        <w:t>2</w:t>
-      </w:r>
+        <w:t xml:space="preserve"> </w:t>
+      </w:r>
+      <m:oMath>
+        <m:r>
+          <m:t>C</m:t>
+        </m:r>
+        <m:sSub>
+          <m:e>
+            <m:r>
+              <m:t>O</m:t>
+            </m:r>
+          </m:e>
+          <m:sub>
+            <m:r>
+              <m:t>2</m:t>
+            </m:r>
+          </m:sub>
+        </m:sSub>
+      </m:oMath>
       <w:r>
         <w:rPr>
           <w:rFonts w:ascii="Times New Roman" w:hAnsi="Times New Roman" w:eastAsia="Times New Roman" w:cs="Times New Roman"/>
@@ -20538,7 +20180,7 @@
       </w:r>
     </w:p>
     <w:bookmarkEnd w:id="38"/>
-    <w:bookmarkStart w:id="39" w:name="初赛讲义-推断技术-习题6.56"/>
+    <w:bookmarkStart w:id="39" w:name="元素推断-12"/>
     <w:p>
       <w:pPr>
         <w:pStyle w:val="Heading2"/>
@@ -20555,37 +20197,7 @@
         <w:rPr>
           <w:rFonts w:hint="eastAsia" w:ascii="Times New Roman" w:hAnsi="Times New Roman" w:eastAsia="SimHei" w:cs="Times New Roman"/>
         </w:rPr>
-        <w:t>初赛讲义</w:t>
-      </w:r>
-      <w:r>
-        <w:rPr>
-          <w:rFonts w:hint="eastAsia" w:ascii="Times New Roman" w:hAnsi="Times New Roman" w:eastAsia="Times New Roman" w:cs="Times New Roman"/>
-        </w:rPr>
-        <w:t>-</w:t>
-      </w:r>
-      <w:r>
-        <w:rPr>
-          <w:rFonts w:hint="eastAsia" w:ascii="Times New Roman" w:hAnsi="Times New Roman" w:eastAsia="SimHei" w:cs="Times New Roman"/>
-        </w:rPr>
-        <w:t>推断技术</w:t>
-      </w:r>
-      <w:r>
-        <w:rPr>
-          <w:rFonts w:hint="eastAsia" w:ascii="Times New Roman" w:hAnsi="Times New Roman" w:eastAsia="Times New Roman" w:cs="Times New Roman"/>
-        </w:rPr>
-        <w:t>-</w:t>
-      </w:r>
-      <w:r>
-        <w:rPr>
-          <w:rFonts w:hint="eastAsia" w:ascii="Times New Roman" w:hAnsi="Times New Roman" w:eastAsia="SimHei" w:cs="Times New Roman"/>
-        </w:rPr>
-        <w:t>习题</w:t>
-      </w:r>
-      <w:r>
-        <w:rPr>
-          <w:rFonts w:hint="eastAsia" w:ascii="Times New Roman" w:hAnsi="Times New Roman" w:eastAsia="Times New Roman" w:cs="Times New Roman"/>
-        </w:rPr>
-        <w:t>6.56</w:t>
+        <w:t xml:space="preserve">元素推断</w:t>
       </w:r>
     </w:p>
     <w:p>
@@ -21139,7 +20751,7 @@
       </w:r>
     </w:p>
     <w:bookmarkEnd w:id="39"/>
-    <w:bookmarkStart w:id="40" w:name="初赛讲义-推断技术-习题6.22"/>
+    <w:bookmarkStart w:id="40" w:name="元素推断-13"/>
     <w:p>
       <w:pPr>
         <w:pStyle w:val="Heading2"/>
@@ -21156,37 +20768,7 @@
         <w:rPr>
           <w:rFonts w:hint="eastAsia" w:ascii="Times New Roman" w:hAnsi="Times New Roman" w:eastAsia="SimHei" w:cs="Times New Roman"/>
         </w:rPr>
-        <w:t>初赛讲义</w:t>
-      </w:r>
-      <w:r>
-        <w:rPr>
-          <w:rFonts w:hint="eastAsia" w:ascii="Times New Roman" w:hAnsi="Times New Roman" w:eastAsia="Times New Roman" w:cs="Times New Roman"/>
-        </w:rPr>
-        <w:t>-</w:t>
-      </w:r>
-      <w:r>
-        <w:rPr>
-          <w:rFonts w:hint="eastAsia" w:ascii="Times New Roman" w:hAnsi="Times New Roman" w:eastAsia="SimHei" w:cs="Times New Roman"/>
-        </w:rPr>
-        <w:t>推断技术</w:t>
-      </w:r>
-      <w:r>
-        <w:rPr>
-          <w:rFonts w:hint="eastAsia" w:ascii="Times New Roman" w:hAnsi="Times New Roman" w:eastAsia="Times New Roman" w:cs="Times New Roman"/>
-        </w:rPr>
-        <w:t>-</w:t>
-      </w:r>
-      <w:r>
-        <w:rPr>
-          <w:rFonts w:hint="eastAsia" w:ascii="Times New Roman" w:hAnsi="Times New Roman" w:eastAsia="SimHei" w:cs="Times New Roman"/>
-        </w:rPr>
-        <w:t>习题</w:t>
-      </w:r>
-      <w:r>
-        <w:rPr>
-          <w:rFonts w:hint="eastAsia" w:ascii="Times New Roman" w:hAnsi="Times New Roman" w:eastAsia="Times New Roman" w:cs="Times New Roman"/>
-        </w:rPr>
-        <w:t>6.22</w:t>
+        <w:t xml:space="preserve">元素推断</w:t>
       </w:r>
     </w:p>
     <w:p>
@@ -21483,7 +21065,7 @@
       </w:r>
     </w:p>
     <w:bookmarkEnd w:id="40"/>
-    <w:bookmarkStart w:id="41" w:name="初赛讲义-推断技术-习题6.38"/>
+    <w:bookmarkStart w:id="41" w:name="有机推断"/>
     <w:p>
       <w:pPr>
         <w:pStyle w:val="Heading2"/>
@@ -21500,37 +21082,7 @@
         <w:rPr>
           <w:rFonts w:hint="eastAsia" w:ascii="Times New Roman" w:hAnsi="Times New Roman" w:eastAsia="SimHei" w:cs="Times New Roman"/>
         </w:rPr>
-        <w:t>初赛讲义</w:t>
-      </w:r>
-      <w:r>
-        <w:rPr>
-          <w:rFonts w:hint="eastAsia" w:ascii="Times New Roman" w:hAnsi="Times New Roman" w:eastAsia="Times New Roman" w:cs="Times New Roman"/>
-        </w:rPr>
-        <w:t>-</w:t>
-      </w:r>
-      <w:r>
-        <w:rPr>
-          <w:rFonts w:hint="eastAsia" w:ascii="Times New Roman" w:hAnsi="Times New Roman" w:eastAsia="SimHei" w:cs="Times New Roman"/>
-        </w:rPr>
-        <w:t>推断技术</w:t>
-      </w:r>
-      <w:r>
-        <w:rPr>
-          <w:rFonts w:hint="eastAsia" w:ascii="Times New Roman" w:hAnsi="Times New Roman" w:eastAsia="Times New Roman" w:cs="Times New Roman"/>
-        </w:rPr>
-        <w:t>-</w:t>
-      </w:r>
-      <w:r>
-        <w:rPr>
-          <w:rFonts w:hint="eastAsia" w:ascii="Times New Roman" w:hAnsi="Times New Roman" w:eastAsia="SimHei" w:cs="Times New Roman"/>
-        </w:rPr>
-        <w:t>习题</w:t>
-      </w:r>
-      <w:r>
-        <w:rPr>
-          <w:rFonts w:hint="eastAsia" w:ascii="Times New Roman" w:hAnsi="Times New Roman" w:eastAsia="Times New Roman" w:cs="Times New Roman"/>
-        </w:rPr>
-        <w:t>6.38</w:t>
+        <w:t xml:space="preserve">有机推断</w:t>
       </w:r>
     </w:p>
     <w:p>
@@ -21978,7 +21530,7 @@
       </w:r>
     </w:p>
     <w:bookmarkEnd w:id="41"/>
-    <w:bookmarkStart w:id="42" w:name="初赛讲义-推断技术-习题6.40"/>
+    <w:bookmarkStart w:id="42" w:name="元素推断-14"/>
     <w:p>
       <w:pPr>
         <w:pStyle w:val="Heading2"/>
@@ -21995,37 +21547,7 @@
         <w:rPr>
           <w:rFonts w:hint="eastAsia" w:ascii="Times New Roman" w:hAnsi="Times New Roman" w:eastAsia="SimHei" w:cs="Times New Roman"/>
         </w:rPr>
-        <w:t>初赛讲义</w:t>
-      </w:r>
-      <w:r>
-        <w:rPr>
-          <w:rFonts w:hint="eastAsia" w:ascii="Times New Roman" w:hAnsi="Times New Roman" w:eastAsia="Times New Roman" w:cs="Times New Roman"/>
-        </w:rPr>
-        <w:t>-</w:t>
-      </w:r>
-      <w:r>
-        <w:rPr>
-          <w:rFonts w:hint="eastAsia" w:ascii="Times New Roman" w:hAnsi="Times New Roman" w:eastAsia="SimHei" w:cs="Times New Roman"/>
-        </w:rPr>
-        <w:t>推断技术</w:t>
-      </w:r>
-      <w:r>
-        <w:rPr>
-          <w:rFonts w:hint="eastAsia" w:ascii="Times New Roman" w:hAnsi="Times New Roman" w:eastAsia="Times New Roman" w:cs="Times New Roman"/>
-        </w:rPr>
-        <w:t>-</w:t>
-      </w:r>
-      <w:r>
-        <w:rPr>
-          <w:rFonts w:hint="eastAsia" w:ascii="Times New Roman" w:hAnsi="Times New Roman" w:eastAsia="SimHei" w:cs="Times New Roman"/>
-        </w:rPr>
-        <w:t>习题</w:t>
-      </w:r>
-      <w:r>
-        <w:rPr>
-          <w:rFonts w:hint="eastAsia" w:ascii="Times New Roman" w:hAnsi="Times New Roman" w:eastAsia="Times New Roman" w:cs="Times New Roman"/>
-        </w:rPr>
-        <w:t>6.40</w:t>
+        <w:t xml:space="preserve">元素推断</w:t>
       </w:r>
     </w:p>
     <w:p>
@@ -22969,7 +22491,7 @@
       </w:r>
     </w:p>
     <w:bookmarkEnd w:id="42"/>
-    <w:bookmarkStart w:id="43" w:name="初赛讲义-推断技术-习题6.52"/>
+    <w:bookmarkStart w:id="43" w:name="这世界上有很多种水泥"/>
     <w:p>
       <w:pPr>
         <w:pStyle w:val="Heading2"/>
@@ -22986,37 +22508,7 @@
         <w:rPr>
           <w:rFonts w:hint="eastAsia" w:ascii="Times New Roman" w:hAnsi="Times New Roman" w:eastAsia="SimHei" w:cs="Times New Roman"/>
         </w:rPr>
-        <w:t>初赛讲义</w:t>
-      </w:r>
-      <w:r>
-        <w:rPr>
-          <w:rFonts w:hint="eastAsia" w:ascii="Times New Roman" w:hAnsi="Times New Roman" w:eastAsia="Times New Roman" w:cs="Times New Roman"/>
-        </w:rPr>
-        <w:t>-</w:t>
-      </w:r>
-      <w:r>
-        <w:rPr>
-          <w:rFonts w:hint="eastAsia" w:ascii="Times New Roman" w:hAnsi="Times New Roman" w:eastAsia="SimHei" w:cs="Times New Roman"/>
-        </w:rPr>
-        <w:t>推断技术</w:t>
-      </w:r>
-      <w:r>
-        <w:rPr>
-          <w:rFonts w:hint="eastAsia" w:ascii="Times New Roman" w:hAnsi="Times New Roman" w:eastAsia="Times New Roman" w:cs="Times New Roman"/>
-        </w:rPr>
-        <w:t>-</w:t>
-      </w:r>
-      <w:r>
-        <w:rPr>
-          <w:rFonts w:hint="eastAsia" w:ascii="Times New Roman" w:hAnsi="Times New Roman" w:eastAsia="SimHei" w:cs="Times New Roman"/>
-        </w:rPr>
-        <w:t>习题</w:t>
-      </w:r>
-      <w:r>
-        <w:rPr>
-          <w:rFonts w:hint="eastAsia" w:ascii="Times New Roman" w:hAnsi="Times New Roman" w:eastAsia="Times New Roman" w:cs="Times New Roman"/>
-        </w:rPr>
-        <w:t>6.52</w:t>
+        <w:t xml:space="preserve">这世界上有很多种水泥</w:t>
       </w:r>
     </w:p>
     <w:p>
@@ -23630,15 +23122,31 @@
         <w:rPr>
           <w:rFonts w:ascii="Times New Roman" w:hAnsi="Times New Roman" w:eastAsia="Times New Roman" w:cs="Times New Roman"/>
         </w:rPr>
-        <w:t xml:space="preserve"> CaCO</w:t>
-      </w:r>
-      <w:r>
-        <w:rPr>
-          <w:rFonts w:ascii="Times New Roman" w:hAnsi="Times New Roman" w:eastAsia="Times New Roman" w:cs="Times New Roman"/>
-          <w:vertAlign w:val="subscript"/>
-        </w:rPr>
-        <w:t>3</w:t>
-      </w:r>
+        <w:t xml:space="preserve"> </w:t>
+      </w:r>
+      <m:oMath>
+        <m:r>
+          <m:t>C</m:t>
+        </m:r>
+        <m:r>
+          <m:t>a</m:t>
+        </m:r>
+        <m:r>
+          <m:t>C</m:t>
+        </m:r>
+        <m:sSub>
+          <m:e>
+            <m:r>
+              <m:t>O</m:t>
+            </m:r>
+          </m:e>
+          <m:sub>
+            <m:r>
+              <m:t>3</m:t>
+            </m:r>
+          </m:sub>
+        </m:sSub>
+      </m:oMath>
       <w:r>
         <w:rPr>
           <w:rFonts w:ascii="Times New Roman" w:hAnsi="Times New Roman" w:eastAsia="Times New Roman" w:cs="Times New Roman"/>
@@ -23848,15 +23356,28 @@
         <w:rPr>
           <w:rFonts w:ascii="Times New Roman" w:hAnsi="Times New Roman" w:eastAsia="Times New Roman" w:cs="Times New Roman"/>
         </w:rPr>
-        <w:t xml:space="preserve"> SiO</w:t>
-      </w:r>
-      <w:r>
-        <w:rPr>
-          <w:rFonts w:ascii="Times New Roman" w:hAnsi="Times New Roman" w:eastAsia="Times New Roman" w:cs="Times New Roman"/>
-          <w:vertAlign w:val="subscript"/>
-        </w:rPr>
-        <w:t>2</w:t>
-      </w:r>
+        <w:t xml:space="preserve"> </w:t>
+      </w:r>
+      <m:oMath>
+        <m:r>
+          <m:t>S</m:t>
+        </m:r>
+        <m:r>
+          <m:t>i</m:t>
+        </m:r>
+        <m:sSub>
+          <m:e>
+            <m:r>
+              <m:t>O</m:t>
+            </m:r>
+          </m:e>
+          <m:sub>
+            <m:r>
+              <m:t>2</m:t>
+            </m:r>
+          </m:sub>
+        </m:sSub>
+      </m:oMath>
       <w:r>
         <w:rPr>
           <w:rFonts w:ascii="Times New Roman" w:hAnsi="Times New Roman" w:eastAsia="Times New Roman" w:cs="Times New Roman"/>
@@ -23945,15 +23466,28 @@
         <w:rPr>
           <w:rFonts w:ascii="Times New Roman" w:hAnsi="Times New Roman" w:eastAsia="Times New Roman" w:cs="Times New Roman"/>
         </w:rPr>
-        <w:t xml:space="preserve"> SiO</w:t>
-      </w:r>
-      <w:r>
-        <w:rPr>
-          <w:rFonts w:ascii="Times New Roman" w:hAnsi="Times New Roman" w:eastAsia="Times New Roman" w:cs="Times New Roman"/>
-          <w:vertAlign w:val="subscript"/>
-        </w:rPr>
-        <w:t>2</w:t>
-      </w:r>
+        <w:t xml:space="preserve"> </w:t>
+      </w:r>
+      <m:oMath>
+        <m:r>
+          <m:t>S</m:t>
+        </m:r>
+        <m:r>
+          <m:t>i</m:t>
+        </m:r>
+        <m:sSub>
+          <m:e>
+            <m:r>
+              <m:t>O</m:t>
+            </m:r>
+          </m:e>
+          <m:sub>
+            <m:r>
+              <m:t>2</m:t>
+            </m:r>
+          </m:sub>
+        </m:sSub>
+      </m:oMath>
       <w:r>
         <w:rPr>
           <w:rFonts w:ascii="Times New Roman" w:hAnsi="Times New Roman" w:eastAsia="Times New Roman" w:cs="Times New Roman"/>
@@ -24207,15 +23741,25 @@
         <w:rPr>
           <w:rFonts w:ascii="Times New Roman" w:hAnsi="Times New Roman" w:eastAsia="Times New Roman" w:cs="Times New Roman"/>
         </w:rPr>
-        <w:t xml:space="preserve"> SO</w:t>
-      </w:r>
-      <w:r>
-        <w:rPr>
-          <w:rFonts w:ascii="Times New Roman" w:hAnsi="Times New Roman" w:eastAsia="Times New Roman" w:cs="Times New Roman"/>
-          <w:vertAlign w:val="subscript"/>
-        </w:rPr>
-        <w:t>3</w:t>
-      </w:r>
+        <w:t xml:space="preserve"> </w:t>
+      </w:r>
+      <m:oMath>
+        <m:r>
+          <m:t>S</m:t>
+        </m:r>
+        <m:sSub>
+          <m:e>
+            <m:r>
+              <m:t>O</m:t>
+            </m:r>
+          </m:e>
+          <m:sub>
+            <m:r>
+              <m:t>3</m:t>
+            </m:r>
+          </m:sub>
+        </m:sSub>
+      </m:oMath>
       <w:r>
         <w:rPr>
           <w:rFonts w:ascii="Times New Roman" w:hAnsi="Times New Roman" w:eastAsia="Times New Roman" w:cs="Times New Roman"/>
@@ -24882,15 +24426,25 @@
         <w:rPr>
           <w:rFonts w:ascii="Times New Roman" w:hAnsi="Times New Roman" w:eastAsia="Times New Roman" w:cs="Times New Roman"/>
         </w:rPr>
-        <w:t xml:space="preserve"> AX</w:t>
-      </w:r>
-      <w:r>
-        <w:rPr>
-          <w:rFonts w:ascii="Times New Roman" w:hAnsi="Times New Roman" w:eastAsia="Times New Roman" w:cs="Times New Roman"/>
-          <w:vertAlign w:val="subscript"/>
-        </w:rPr>
-        <w:t>3</w:t>
-      </w:r>
+        <w:t xml:space="preserve"> </w:t>
+      </w:r>
+      <m:oMath>
+        <m:r>
+          <m:t>A</m:t>
+        </m:r>
+        <m:sSub>
+          <m:e>
+            <m:r>
+              <m:t>X</m:t>
+            </m:r>
+          </m:e>
+          <m:sub>
+            <m:r>
+              <m:t>3</m:t>
+            </m:r>
+          </m:sub>
+        </m:sSub>
+      </m:oMath>
       <w:r>
         <w:rPr>
           <w:rFonts w:ascii="Times New Roman" w:hAnsi="Times New Roman" w:eastAsia="Times New Roman" w:cs="Times New Roman"/>
@@ -29818,7 +29372,7 @@
       </w:r>
     </w:p>
     <w:bookmarkEnd w:id="50"/>
-    <w:bookmarkStart w:id="51" w:name="改编-15-cl元素推断与含氧酸氧化性"/>
+    <w:bookmarkStart w:id="51" w:name="cl元素推断与含氧酸氧化性"/>
     <w:p>
       <w:pPr>
         <w:pStyle w:val="Heading2"/>
@@ -29833,15 +29387,9 @@
       </w:r>
       <w:r>
         <w:rPr>
-          <w:rFonts w:hint="eastAsia" w:ascii="Times New Roman" w:hAnsi="Times New Roman" w:eastAsia="SimHei" w:cs="Times New Roman"/>
-        </w:rPr>
-        <w:t>改编</w:t>
-      </w:r>
-      <w:r>
-        <w:rPr>
-          <w:rFonts w:hint="eastAsia" w:ascii="Times New Roman" w:hAnsi="Times New Roman" w:eastAsia="Times New Roman" w:cs="Times New Roman"/>
-        </w:rPr>
-        <w:t>-15-Cl</w:t>
+          <w:rFonts w:hint="eastAsia" w:ascii="Times New Roman" w:hAnsi="Times New Roman" w:eastAsia="Times New Roman" w:cs="Times New Roman"/>
+        </w:rPr>
+        <w:t>Cl</w:t>
       </w:r>
       <w:r>
         <w:rPr>
@@ -30262,7 +29810,7 @@
       </w:r>
     </w:p>
     <w:bookmarkEnd w:id="52"/>
-    <w:bookmarkStart w:id="53" w:name="ch13b-6-sn元素推断与氯化物"/>
+    <w:bookmarkStart w:id="53" w:name="sicl4推断"/>
     <w:p>
       <w:pPr>
         <w:pStyle w:val="Heading2"/>
@@ -30279,7 +29827,412 @@
         <w:rPr>
           <w:rFonts w:hint="eastAsia" w:ascii="Times New Roman" w:hAnsi="Times New Roman" w:eastAsia="Times New Roman" w:cs="Times New Roman"/>
         </w:rPr>
-        <w:t>Ch13B-6-Sn</w:t>
+        <w:t>SiCl4</w:t>
+      </w:r>
+      <w:r>
+        <w:rPr>
+          <w:rFonts w:hint="eastAsia" w:ascii="Times New Roman" w:hAnsi="Times New Roman" w:eastAsia="SimHei" w:cs="Times New Roman"/>
+        </w:rPr>
+        <w:t>推断</w:t>
+      </w:r>
+    </w:p>
+    <w:p>
+      <w:pPr>
+        <w:pStyle w:val="FirstParagraph"/>
+      </w:pPr>
+      <w:r>
+        <w:rPr>
+          <w:rFonts w:hint="eastAsia" w:ascii="Times New Roman" w:hAnsi="Times New Roman" w:eastAsia="FangSong" w:cs="Times New Roman"/>
+        </w:rPr>
+        <w:t xml:space="preserve">某元素</w:t>
+      </w:r>
+      <w:r>
+        <w:rPr>
+          <w:rFonts w:ascii="Times New Roman" w:hAnsi="Times New Roman" w:eastAsia="Times New Roman" w:cs="Times New Roman"/>
+        </w:rPr>
+        <w:t xml:space="preserve"> A </w:t>
+      </w:r>
+      <w:r>
+        <w:rPr>
+          <w:rFonts w:hint="eastAsia" w:ascii="Times New Roman" w:hAnsi="Times New Roman" w:eastAsia="FangSong" w:cs="Times New Roman"/>
+        </w:rPr>
+        <w:t xml:space="preserve">能直接与卤族元素</w:t>
+      </w:r>
+      <w:r>
+        <w:rPr>
+          <w:rFonts w:ascii="Times New Roman" w:hAnsi="Times New Roman" w:eastAsia="Times New Roman" w:cs="Times New Roman"/>
+        </w:rPr>
+        <w:t xml:space="preserve"> B </w:t>
+      </w:r>
+      <w:r>
+        <w:rPr>
+          <w:rFonts w:hint="eastAsia" w:ascii="Times New Roman" w:hAnsi="Times New Roman" w:eastAsia="FangSong" w:cs="Times New Roman"/>
+        </w:rPr>
+        <w:t xml:space="preserve">反应生成</w:t>
+      </w:r>
+      <w:r>
+        <w:rPr>
+          <w:rFonts w:ascii="Times New Roman" w:hAnsi="Times New Roman" w:eastAsia="Times New Roman" w:cs="Times New Roman"/>
+        </w:rPr>
+        <w:t xml:space="preserve"> A </w:t>
+      </w:r>
+      <w:r>
+        <w:rPr>
+          <w:rFonts w:hint="eastAsia" w:ascii="Times New Roman" w:hAnsi="Times New Roman" w:eastAsia="FangSong" w:cs="Times New Roman"/>
+        </w:rPr>
+        <w:t>的最高氧化态化合物</w:t>
+      </w:r>
+      <w:r>
+        <w:rPr>
+          <w:rFonts w:hint="eastAsia" w:ascii="Times New Roman" w:hAnsi="Times New Roman" w:eastAsia="Times New Roman" w:cs="Times New Roman"/>
+        </w:rPr>
+        <w:t>，</w:t>
+      </w:r>
+      <w:r>
+        <w:rPr>
+          <w:rFonts w:hint="eastAsia" w:ascii="Times New Roman" w:hAnsi="Times New Roman" w:eastAsia="FangSong" w:cs="Times New Roman"/>
+        </w:rPr>
+        <w:t>在此化合物中</w:t>
+      </w:r>
+      <w:r>
+        <w:rPr>
+          <w:rFonts w:ascii="Times New Roman" w:hAnsi="Times New Roman" w:eastAsia="Times New Roman" w:cs="Times New Roman"/>
+        </w:rPr>
+        <w:t xml:space="preserve"> B </w:t>
+      </w:r>
+      <w:r>
+        <w:rPr>
+          <w:rFonts w:hint="eastAsia" w:ascii="Times New Roman" w:hAnsi="Times New Roman" w:eastAsia="FangSong" w:cs="Times New Roman"/>
+        </w:rPr>
+        <w:t xml:space="preserve">的含量占</w:t>
+      </w:r>
+      <w:r>
+        <w:rPr>
+          <w:rFonts w:ascii="Times New Roman" w:hAnsi="Times New Roman" w:eastAsia="Times New Roman" w:cs="Times New Roman"/>
+        </w:rPr>
+        <w:t xml:space="preserve"> </w:t>
+      </w:r>
+      <w:r>
+        <w:rPr>
+          <w:rFonts w:hint="eastAsia" w:ascii="Times New Roman" w:hAnsi="Times New Roman" w:eastAsia="Times New Roman" w:cs="Times New Roman"/>
+        </w:rPr>
+        <w:t>83.5%，</w:t>
+      </w:r>
+      <w:r>
+        <w:rPr>
+          <w:rFonts w:hint="eastAsia" w:ascii="Times New Roman" w:hAnsi="Times New Roman" w:eastAsia="FangSong" w:cs="Times New Roman"/>
+        </w:rPr>
+        <w:t>而在与此相应的氧化物中</w:t>
+      </w:r>
+      <w:r>
+        <w:rPr>
+          <w:rFonts w:hint="eastAsia" w:ascii="Times New Roman" w:hAnsi="Times New Roman" w:eastAsia="Times New Roman" w:cs="Times New Roman"/>
+        </w:rPr>
+        <w:t>，</w:t>
+      </w:r>
+      <w:r>
+        <w:rPr>
+          <w:rFonts w:hint="eastAsia" w:ascii="Times New Roman" w:hAnsi="Times New Roman" w:eastAsia="FangSong" w:cs="Times New Roman"/>
+        </w:rPr>
+        <w:t>氧的质量则占</w:t>
+      </w:r>
+      <w:r>
+        <w:rPr>
+          <w:rFonts w:ascii="Times New Roman" w:hAnsi="Times New Roman" w:eastAsia="Times New Roman" w:cs="Times New Roman"/>
+        </w:rPr>
+        <w:t xml:space="preserve"> </w:t>
+      </w:r>
+      <w:r>
+        <w:rPr>
+          <w:rFonts w:hint="eastAsia" w:ascii="Times New Roman" w:hAnsi="Times New Roman" w:eastAsia="Times New Roman" w:cs="Times New Roman"/>
+        </w:rPr>
+        <w:t>53.3%，</w:t>
+      </w:r>
+      <w:r>
+        <w:rPr>
+          <w:rFonts w:hint="eastAsia" w:ascii="Times New Roman" w:hAnsi="Times New Roman" w:eastAsia="FangSong" w:cs="Times New Roman"/>
+        </w:rPr>
+        <w:t>又它与</w:t>
+      </w:r>
+      <w:r>
+        <w:rPr>
+          <w:rFonts w:ascii="Times New Roman" w:hAnsi="Times New Roman" w:eastAsia="Times New Roman" w:cs="Times New Roman"/>
+        </w:rPr>
+        <w:t xml:space="preserve"> B </w:t>
+      </w:r>
+      <w:r>
+        <w:rPr>
+          <w:rFonts w:hint="eastAsia" w:ascii="Times New Roman" w:hAnsi="Times New Roman" w:eastAsia="FangSong" w:cs="Times New Roman"/>
+        </w:rPr>
+        <w:t>形成的此化合物为一无色透明的液体</w:t>
+      </w:r>
+      <w:r>
+        <w:rPr>
+          <w:rFonts w:hint="eastAsia" w:ascii="Times New Roman" w:hAnsi="Times New Roman" w:eastAsia="Times New Roman" w:cs="Times New Roman"/>
+        </w:rPr>
+        <w:t>，</w:t>
+      </w:r>
+      <w:r>
+        <w:rPr>
+          <w:rFonts w:hint="eastAsia" w:ascii="Times New Roman" w:hAnsi="Times New Roman" w:eastAsia="FangSong" w:cs="Times New Roman"/>
+        </w:rPr>
+        <w:t>沸点为</w:t>
+      </w:r>
+      <w:r>
+        <w:rPr>
+          <w:rFonts w:ascii="Times New Roman" w:hAnsi="Times New Roman" w:eastAsia="Times New Roman" w:cs="Times New Roman"/>
+        </w:rPr>
+        <w:t xml:space="preserve"> </w:t>
+      </w:r>
+      <w:r>
+        <w:rPr>
+          <w:rFonts w:hint="eastAsia" w:ascii="Times New Roman" w:hAnsi="Times New Roman" w:eastAsia="Times New Roman" w:cs="Times New Roman"/>
+        </w:rPr>
+        <w:t>57.6℃，</w:t>
+      </w:r>
+      <w:r>
+        <w:rPr>
+          <w:rFonts w:hint="eastAsia" w:ascii="Times New Roman" w:hAnsi="Times New Roman" w:eastAsia="FangSong" w:cs="Times New Roman"/>
+        </w:rPr>
+        <w:t>其蒸气对空气的相对密度约为</w:t>
+      </w:r>
+      <w:r>
+        <w:rPr>
+          <w:rFonts w:ascii="Times New Roman" w:hAnsi="Times New Roman" w:eastAsia="Times New Roman" w:cs="Times New Roman"/>
+        </w:rPr>
+        <w:t xml:space="preserve"> 5.87 </w:t>
+      </w:r>
+      <w:r>
+        <w:rPr>
+          <w:rFonts w:hint="eastAsia" w:ascii="Times New Roman" w:hAnsi="Times New Roman" w:eastAsia="FangSong" w:cs="Times New Roman"/>
+        </w:rPr>
+        <w:t>倍</w:t>
+      </w:r>
+      <w:r>
+        <w:rPr>
+          <w:rFonts w:hint="eastAsia" w:ascii="Times New Roman" w:hAnsi="Times New Roman" w:eastAsia="Times New Roman" w:cs="Times New Roman"/>
+        </w:rPr>
+        <w:t>。</w:t>
+      </w:r>
+      <w:r>
+        <w:rPr>
+          <w:rFonts w:hint="eastAsia" w:ascii="Times New Roman" w:hAnsi="Times New Roman" w:eastAsia="FangSong" w:cs="Times New Roman"/>
+        </w:rPr>
+        <w:t>回答下列问题</w:t>
+      </w:r>
+      <w:r>
+        <w:rPr>
+          <w:rFonts w:hint="eastAsia" w:ascii="Times New Roman" w:hAnsi="Times New Roman" w:eastAsia="Times New Roman" w:cs="Times New Roman"/>
+        </w:rPr>
+        <w:t>：</w:t>
+      </w:r>
+    </w:p>
+    <w:p>
+      <w:pPr>
+        <w:pStyle w:val="BodyText"/>
+      </w:pPr>
+      <w:r>
+        <w:rPr>
+          <w:rFonts w:ascii="Times New Roman" w:hAnsi="Times New Roman" w:eastAsia="Times New Roman" w:cs="Times New Roman"/>
+          <w:b/>
+          <w:bCs/>
+        </w:rPr>
+        <w:t xml:space="preserve">8-1</w:t>
+      </w:r>
+      <w:r>
+        <w:rPr>
+          <w:rFonts w:ascii="Times New Roman" w:hAnsi="Times New Roman" w:eastAsia="Times New Roman" w:cs="Times New Roman"/>
+        </w:rPr>
+        <w:t xml:space="preserve"> </w:t>
+      </w:r>
+      <w:r>
+        <w:rPr>
+          <w:rFonts w:hint="eastAsia" w:ascii="Times New Roman" w:hAnsi="Times New Roman" w:eastAsia="FangSong" w:cs="Times New Roman"/>
+        </w:rPr>
+        <w:t xml:space="preserve">通过计算确定</w:t>
+      </w:r>
+      <w:r>
+        <w:rPr>
+          <w:rFonts w:ascii="Times New Roman" w:hAnsi="Times New Roman" w:eastAsia="Times New Roman" w:cs="Times New Roman"/>
+        </w:rPr>
+        <w:t xml:space="preserve"> A、B </w:t>
+      </w:r>
+      <w:r>
+        <w:rPr>
+          <w:rFonts w:hint="eastAsia" w:ascii="Times New Roman" w:hAnsi="Times New Roman" w:eastAsia="FangSong" w:cs="Times New Roman"/>
+        </w:rPr>
+        <w:t>为何种元素</w:t>
+      </w:r>
+      <w:r>
+        <w:rPr>
+          <w:rFonts w:hint="eastAsia" w:ascii="Times New Roman" w:hAnsi="Times New Roman" w:eastAsia="Times New Roman" w:cs="Times New Roman"/>
+        </w:rPr>
+        <w:t>。</w:t>
+      </w:r>
+    </w:p>
+    <w:p>
+      <w:pPr>
+        <w:pStyle w:val="BodyText"/>
+      </w:pPr>
+      <w:r>
+        <w:rPr>
+          <w:rFonts w:ascii="Times New Roman" w:hAnsi="Times New Roman" w:eastAsia="Times New Roman" w:cs="Times New Roman"/>
+          <w:b/>
+          <w:bCs/>
+        </w:rPr>
+        <w:t xml:space="preserve">8-2</w:t>
+      </w:r>
+      <w:r>
+        <w:rPr>
+          <w:rFonts w:ascii="Times New Roman" w:hAnsi="Times New Roman" w:eastAsia="Times New Roman" w:cs="Times New Roman"/>
+        </w:rPr>
+        <w:t xml:space="preserve"> </w:t>
+      </w:r>
+      <w:r>
+        <w:rPr>
+          <w:rFonts w:hint="eastAsia" w:ascii="Times New Roman" w:hAnsi="Times New Roman" w:eastAsia="FangSong" w:cs="Times New Roman"/>
+        </w:rPr>
+        <w:t xml:space="preserve">给出</w:t>
+      </w:r>
+      <w:r>
+        <w:rPr>
+          <w:rFonts w:ascii="Times New Roman" w:hAnsi="Times New Roman" w:eastAsia="Times New Roman" w:cs="Times New Roman"/>
+        </w:rPr>
+        <w:t xml:space="preserve"> A </w:t>
+      </w:r>
+      <w:r>
+        <w:rPr>
+          <w:rFonts w:hint="eastAsia" w:ascii="Times New Roman" w:hAnsi="Times New Roman" w:eastAsia="FangSong" w:cs="Times New Roman"/>
+        </w:rPr>
+        <w:t xml:space="preserve">与</w:t>
+      </w:r>
+      <w:r>
+        <w:rPr>
+          <w:rFonts w:ascii="Times New Roman" w:hAnsi="Times New Roman" w:eastAsia="Times New Roman" w:cs="Times New Roman"/>
+        </w:rPr>
+        <w:t xml:space="preserve"> B </w:t>
+      </w:r>
+      <w:r>
+        <w:rPr>
+          <w:rFonts w:hint="eastAsia" w:ascii="Times New Roman" w:hAnsi="Times New Roman" w:eastAsia="FangSong" w:cs="Times New Roman"/>
+        </w:rPr>
+        <w:t xml:space="preserve">元素所生成的化合物及</w:t>
+      </w:r>
+      <w:r>
+        <w:rPr>
+          <w:rFonts w:ascii="Times New Roman" w:hAnsi="Times New Roman" w:eastAsia="Times New Roman" w:cs="Times New Roman"/>
+        </w:rPr>
+        <w:t xml:space="preserve"> A </w:t>
+      </w:r>
+      <w:r>
+        <w:rPr>
+          <w:rFonts w:hint="eastAsia" w:ascii="Times New Roman" w:hAnsi="Times New Roman" w:eastAsia="FangSong" w:cs="Times New Roman"/>
+        </w:rPr>
+        <w:t>的氧化物的化学式</w:t>
+      </w:r>
+      <w:r>
+        <w:rPr>
+          <w:rFonts w:hint="eastAsia" w:ascii="Times New Roman" w:hAnsi="Times New Roman" w:eastAsia="Times New Roman" w:cs="Times New Roman"/>
+        </w:rPr>
+        <w:t>。</w:t>
+      </w:r>
+    </w:p>
+    <w:p>
+      <w:pPr>
+        <w:pStyle w:val="BodyText"/>
+      </w:pPr>
+      <w:r>
+        <w:rPr>
+          <w:rFonts w:ascii="Times New Roman" w:hAnsi="Times New Roman" w:eastAsia="Times New Roman" w:cs="Times New Roman"/>
+          <w:b/>
+          <w:bCs/>
+        </w:rPr>
+        <w:t xml:space="preserve">8-3</w:t>
+      </w:r>
+      <w:r>
+        <w:rPr>
+          <w:rFonts w:ascii="Times New Roman" w:hAnsi="Times New Roman" w:eastAsia="Times New Roman" w:cs="Times New Roman"/>
+        </w:rPr>
+        <w:t xml:space="preserve"> </w:t>
+      </w:r>
+      <w:r>
+        <w:rPr>
+          <w:rFonts w:hint="eastAsia" w:ascii="Times New Roman" w:hAnsi="Times New Roman" w:eastAsia="FangSong" w:cs="Times New Roman"/>
+        </w:rPr>
+        <w:t xml:space="preserve">指出</w:t>
+      </w:r>
+      <w:r>
+        <w:rPr>
+          <w:rFonts w:ascii="Times New Roman" w:hAnsi="Times New Roman" w:eastAsia="Times New Roman" w:cs="Times New Roman"/>
+        </w:rPr>
+        <w:t xml:space="preserve"> A </w:t>
+      </w:r>
+      <w:r>
+        <w:rPr>
+          <w:rFonts w:hint="eastAsia" w:ascii="Times New Roman" w:hAnsi="Times New Roman" w:eastAsia="FangSong" w:cs="Times New Roman"/>
+        </w:rPr>
+        <w:t xml:space="preserve">与</w:t>
+      </w:r>
+      <w:r>
+        <w:rPr>
+          <w:rFonts w:ascii="Times New Roman" w:hAnsi="Times New Roman" w:eastAsia="Times New Roman" w:cs="Times New Roman"/>
+        </w:rPr>
+        <w:t xml:space="preserve"> B </w:t>
+      </w:r>
+      <w:r>
+        <w:rPr>
+          <w:rFonts w:hint="eastAsia" w:ascii="Times New Roman" w:hAnsi="Times New Roman" w:eastAsia="FangSong" w:cs="Times New Roman"/>
+        </w:rPr>
+        <w:t>形成的化合物的构型</w:t>
+      </w:r>
+      <w:r>
+        <w:rPr>
+          <w:rFonts w:hint="eastAsia" w:ascii="Times New Roman" w:hAnsi="Times New Roman" w:eastAsia="Times New Roman" w:cs="Times New Roman"/>
+        </w:rPr>
+        <w:t>、</w:t>
+      </w:r>
+      <w:r>
+        <w:rPr>
+          <w:rFonts w:hint="eastAsia" w:ascii="Times New Roman" w:hAnsi="Times New Roman" w:eastAsia="FangSong" w:cs="Times New Roman"/>
+        </w:rPr>
+        <w:t>极性</w:t>
+      </w:r>
+      <w:r>
+        <w:rPr>
+          <w:rFonts w:hint="eastAsia" w:ascii="Times New Roman" w:hAnsi="Times New Roman" w:eastAsia="Times New Roman" w:cs="Times New Roman"/>
+        </w:rPr>
+        <w:t>。</w:t>
+      </w:r>
+    </w:p>
+    <w:p>
+      <w:pPr>
+        <w:spacing w:before="160" w:after="80"/>
+      </w:pPr>
+      <w:r>
+        <w:pict>
+          <v:rect style="width:0;height:1.5pt" o:hralign="center" o:hrstd="t" o:hr="t"/>
+        </w:pict>
+      </w:r>
+    </w:p>
+    <w:bookmarkEnd w:id="53"/>
+    <w:bookmarkStart w:id="54" w:name="sn元素推断与氯化物"/>
+    <w:p>
+      <w:pPr>
+        <w:pStyle w:val="Heading2"/>
+        <w:spacing w:before="280" w:after="80"/>
+        <w:keepNext/>
+      </w:pPr>
+      <w:r>
+        <w:rPr>
+          <w:rFonts w:ascii="Times New Roman" w:hAnsi="Times New Roman" w:eastAsia="Times New Roman" w:cs="Times New Roman"/>
+        </w:rPr>
+        <w:t xml:space="preserve">5.38 </w:t>
+      </w:r>
+      <w:r>
+        <w:rPr>
+          <w:rFonts w:hint="eastAsia" w:ascii="Times New Roman" w:hAnsi="Times New Roman" w:eastAsia="Times New Roman" w:cs="Times New Roman"/>
+        </w:rPr>
+        <w:t>Sn</w:t>
       </w:r>
       <w:r>
         <w:rPr>
@@ -31006,8 +30959,8 @@
         </w:pict>
       </w:r>
     </w:p>
-    <w:bookmarkEnd w:id="53"/>
-    <w:bookmarkStart w:id="54" w:name="初赛讲义-推断技术-习题6.24"/>
+    <w:bookmarkEnd w:id="54"/>
+    <w:bookmarkStart w:id="55" w:name="元素推断-15"/>
     <w:p>
       <w:pPr>
         <w:pStyle w:val="Heading2"/>
@@ -31018,43 +30971,13 @@
         <w:rPr>
           <w:rFonts w:ascii="Times New Roman" w:hAnsi="Times New Roman" w:eastAsia="Times New Roman" w:cs="Times New Roman"/>
         </w:rPr>
-        <w:t xml:space="preserve">5.38 </w:t>
+        <w:t xml:space="preserve">5.39 </w:t>
       </w:r>
       <w:r>
         <w:rPr>
           <w:rFonts w:hint="eastAsia" w:ascii="Times New Roman" w:hAnsi="Times New Roman" w:eastAsia="SimHei" w:cs="Times New Roman"/>
         </w:rPr>
-        <w:t>初赛讲义</w:t>
-      </w:r>
-      <w:r>
-        <w:rPr>
-          <w:rFonts w:hint="eastAsia" w:ascii="Times New Roman" w:hAnsi="Times New Roman" w:eastAsia="Times New Roman" w:cs="Times New Roman"/>
-        </w:rPr>
-        <w:t>-</w:t>
-      </w:r>
-      <w:r>
-        <w:rPr>
-          <w:rFonts w:hint="eastAsia" w:ascii="Times New Roman" w:hAnsi="Times New Roman" w:eastAsia="SimHei" w:cs="Times New Roman"/>
-        </w:rPr>
-        <w:t>推断技术</w:t>
-      </w:r>
-      <w:r>
-        <w:rPr>
-          <w:rFonts w:hint="eastAsia" w:ascii="Times New Roman" w:hAnsi="Times New Roman" w:eastAsia="Times New Roman" w:cs="Times New Roman"/>
-        </w:rPr>
-        <w:t>-</w:t>
-      </w:r>
-      <w:r>
-        <w:rPr>
-          <w:rFonts w:hint="eastAsia" w:ascii="Times New Roman" w:hAnsi="Times New Roman" w:eastAsia="SimHei" w:cs="Times New Roman"/>
-        </w:rPr>
-        <w:t>习题</w:t>
-      </w:r>
-      <w:r>
-        <w:rPr>
-          <w:rFonts w:hint="eastAsia" w:ascii="Times New Roman" w:hAnsi="Times New Roman" w:eastAsia="Times New Roman" w:cs="Times New Roman"/>
-        </w:rPr>
-        <w:t>6.24</w:t>
+        <w:t xml:space="preserve">元素推断</w:t>
       </w:r>
     </w:p>
     <w:p>
@@ -31518,20 +31441,45 @@
         <w:rPr>
           <w:rFonts w:ascii="Times New Roman" w:hAnsi="Times New Roman" w:eastAsia="Times New Roman" w:cs="Times New Roman"/>
         </w:rPr>
-        <w:t xml:space="preserve"> ( FeS</w:t>
-      </w:r>
-      <w:r>
-        <w:rPr>
-          <w:rFonts w:ascii="Times New Roman" w:hAnsi="Times New Roman" w:eastAsia="Times New Roman" w:cs="Times New Roman"/>
-          <w:vertAlign w:val="subscript"/>
-        </w:rPr>
-        <w:t>2</w:t>
-      </w:r>
-      <w:r>
-        <w:rPr>
-          <w:rFonts w:ascii="Times New Roman" w:hAnsi="Times New Roman" w:eastAsia="Times New Roman" w:cs="Times New Roman"/>
-        </w:rPr>
-        <w:t xml:space="preserve"> ) </w:t>
+        <w:t xml:space="preserve"> (</w:t>
+      </w:r>
+      <w:r>
+        <w:rPr>
+          <w:rFonts w:ascii="Times New Roman" w:hAnsi="Times New Roman" w:eastAsia="Times New Roman" w:cs="Times New Roman"/>
+        </w:rPr>
+        <w:t xml:space="preserve"> </w:t>
+      </w:r>
+      <m:oMath>
+        <m:r>
+          <m:t>F</m:t>
+        </m:r>
+        <m:r>
+          <m:t>e</m:t>
+        </m:r>
+        <m:sSub>
+          <m:e>
+            <m:r>
+              <m:t>S</m:t>
+            </m:r>
+          </m:e>
+          <m:sub>
+            <m:r>
+              <m:t>2</m:t>
+            </m:r>
+          </m:sub>
+        </m:sSub>
+      </m:oMath>
+      <w:r>
+        <w:rPr>
+          <w:rFonts w:ascii="Times New Roman" w:hAnsi="Times New Roman" w:eastAsia="Times New Roman" w:cs="Times New Roman"/>
+        </w:rPr>
+        <w:t xml:space="preserve"> </w:t>
+      </w:r>
+      <w:r>
+        <w:rPr>
+          <w:rFonts w:ascii="Times New Roman" w:hAnsi="Times New Roman" w:eastAsia="Times New Roman" w:cs="Times New Roman"/>
+        </w:rPr>
+        <w:t xml:space="preserve">) </w:t>
       </w:r>
       <w:r>
         <w:rPr>
@@ -31897,15 +31845,22 @@
         <w:rPr>
           <w:rFonts w:ascii="Times New Roman" w:hAnsi="Times New Roman" w:eastAsia="Times New Roman" w:cs="Times New Roman"/>
         </w:rPr>
-        <w:t xml:space="preserve"> C</w:t>
-      </w:r>
-      <w:r>
-        <w:rPr>
-          <w:rFonts w:ascii="Times New Roman" w:hAnsi="Times New Roman" w:eastAsia="Times New Roman" w:cs="Times New Roman"/>
-          <w:vertAlign w:val="subscript"/>
-        </w:rPr>
-        <w:t>3</w:t>
-      </w:r>
+        <w:t xml:space="preserve"> </w:t>
+      </w:r>
+      <m:oMath>
+        <m:sSub>
+          <m:e>
+            <m:r>
+              <m:t>C</m:t>
+            </m:r>
+          </m:e>
+          <m:sub>
+            <m:r>
+              <m:t>3</m:t>
+            </m:r>
+          </m:sub>
+        </m:sSub>
+      </m:oMath>
       <w:r>
         <w:rPr>
           <w:rFonts w:ascii="Times New Roman" w:hAnsi="Times New Roman" w:eastAsia="Times New Roman" w:cs="Times New Roman"/>
@@ -32081,15 +32036,22 @@
         <w:rPr>
           <w:rFonts w:ascii="Times New Roman" w:hAnsi="Times New Roman" w:eastAsia="Times New Roman" w:cs="Times New Roman"/>
         </w:rPr>
-        <w:t xml:space="preserve"> C</w:t>
-      </w:r>
-      <w:r>
-        <w:rPr>
-          <w:rFonts w:ascii="Times New Roman" w:hAnsi="Times New Roman" w:eastAsia="Times New Roman" w:cs="Times New Roman"/>
-          <w:vertAlign w:val="subscript"/>
-        </w:rPr>
-        <w:t>4</w:t>
-      </w:r>
+        <w:t xml:space="preserve"> </w:t>
+      </w:r>
+      <m:oMath>
+        <m:sSub>
+          <m:e>
+            <m:r>
+              <m:t>C</m:t>
+            </m:r>
+          </m:e>
+          <m:sub>
+            <m:r>
+              <m:t>4</m:t>
+            </m:r>
+          </m:sub>
+        </m:sSub>
+      </m:oMath>
       <w:r>
         <w:rPr>
           <w:rFonts w:ascii="Times New Roman" w:hAnsi="Times New Roman" w:eastAsia="Times New Roman" w:cs="Times New Roman"/>
@@ -32251,8 +32213,8 @@
         </w:pict>
       </w:r>
     </w:p>
-    <w:bookmarkEnd w:id="54"/>
-    <w:bookmarkStart w:id="55" w:name="初赛讲义-推断技术-习题6.25"/>
+    <w:bookmarkEnd w:id="55"/>
+    <w:bookmarkStart w:id="56" w:name="元素推断-16"/>
     <w:p>
       <w:pPr>
         <w:pStyle w:val="Heading2"/>
@@ -32263,43 +32225,13 @@
         <w:rPr>
           <w:rFonts w:ascii="Times New Roman" w:hAnsi="Times New Roman" w:eastAsia="Times New Roman" w:cs="Times New Roman"/>
         </w:rPr>
-        <w:t xml:space="preserve">5.39 </w:t>
+        <w:t xml:space="preserve">5.40 </w:t>
       </w:r>
       <w:r>
         <w:rPr>
           <w:rFonts w:hint="eastAsia" w:ascii="Times New Roman" w:hAnsi="Times New Roman" w:eastAsia="SimHei" w:cs="Times New Roman"/>
         </w:rPr>
-        <w:t>初赛讲义</w:t>
-      </w:r>
-      <w:r>
-        <w:rPr>
-          <w:rFonts w:hint="eastAsia" w:ascii="Times New Roman" w:hAnsi="Times New Roman" w:eastAsia="Times New Roman" w:cs="Times New Roman"/>
-        </w:rPr>
-        <w:t>-</w:t>
-      </w:r>
-      <w:r>
-        <w:rPr>
-          <w:rFonts w:hint="eastAsia" w:ascii="Times New Roman" w:hAnsi="Times New Roman" w:eastAsia="SimHei" w:cs="Times New Roman"/>
-        </w:rPr>
-        <w:t>推断技术</w:t>
-      </w:r>
-      <w:r>
-        <w:rPr>
-          <w:rFonts w:hint="eastAsia" w:ascii="Times New Roman" w:hAnsi="Times New Roman" w:eastAsia="Times New Roman" w:cs="Times New Roman"/>
-        </w:rPr>
-        <w:t>-</w:t>
-      </w:r>
-      <w:r>
-        <w:rPr>
-          <w:rFonts w:hint="eastAsia" w:ascii="Times New Roman" w:hAnsi="Times New Roman" w:eastAsia="SimHei" w:cs="Times New Roman"/>
-        </w:rPr>
-        <w:t>习题</w:t>
-      </w:r>
-      <w:r>
-        <w:rPr>
-          <w:rFonts w:hint="eastAsia" w:ascii="Times New Roman" w:hAnsi="Times New Roman" w:eastAsia="Times New Roman" w:cs="Times New Roman"/>
-        </w:rPr>
-        <w:t>6.25</w:t>
+        <w:t xml:space="preserve">元素推断</w:t>
       </w:r>
     </w:p>
     <w:p>
@@ -32844,15 +32776,25 @@
         <w:rPr>
           <w:rFonts w:ascii="Times New Roman" w:hAnsi="Times New Roman" w:eastAsia="Times New Roman" w:cs="Times New Roman"/>
         </w:rPr>
-        <w:t xml:space="preserve"> Cl</w:t>
-      </w:r>
-      <w:r>
-        <w:rPr>
-          <w:rFonts w:ascii="Times New Roman" w:hAnsi="Times New Roman" w:eastAsia="Times New Roman" w:cs="Times New Roman"/>
-          <w:vertAlign w:val="subscript"/>
-        </w:rPr>
-        <w:t>2</w:t>
-      </w:r>
+        <w:t xml:space="preserve"> </w:t>
+      </w:r>
+      <m:oMath>
+        <m:r>
+          <m:t>C</m:t>
+        </m:r>
+        <m:sSub>
+          <m:e>
+            <m:r>
+              <m:t>l</m:t>
+            </m:r>
+          </m:e>
+          <m:sub>
+            <m:r>
+              <m:t>2</m:t>
+            </m:r>
+          </m:sub>
+        </m:sSub>
+      </m:oMath>
       <w:r>
         <w:rPr>
           <w:rFonts w:ascii="Times New Roman" w:hAnsi="Times New Roman" w:eastAsia="Times New Roman" w:cs="Times New Roman"/>
@@ -33261,15 +33203,22 @@
         <w:rPr>
           <w:rFonts w:ascii="Times New Roman" w:hAnsi="Times New Roman" w:eastAsia="Times New Roman" w:cs="Times New Roman"/>
         </w:rPr>
-        <w:t xml:space="preserve"> I</w:t>
-      </w:r>
-      <w:r>
-        <w:rPr>
-          <w:rFonts w:ascii="Times New Roman" w:hAnsi="Times New Roman" w:eastAsia="Times New Roman" w:cs="Times New Roman"/>
-          <w:vertAlign w:val="subscript"/>
-        </w:rPr>
-        <w:t>2</w:t>
-      </w:r>
+        <w:t xml:space="preserve"> </w:t>
+      </w:r>
+      <m:oMath>
+        <m:sSub>
+          <m:e>
+            <m:r>
+              <m:t>I</m:t>
+            </m:r>
+          </m:e>
+          <m:sub>
+            <m:r>
+              <m:t>2</m:t>
+            </m:r>
+          </m:sub>
+        </m:sSub>
+      </m:oMath>
       <w:r>
         <w:rPr>
           <w:rFonts w:ascii="Times New Roman" w:hAnsi="Times New Roman" w:eastAsia="Times New Roman" w:cs="Times New Roman"/>
@@ -33467,8 +33416,8 @@
         </w:pict>
       </w:r>
     </w:p>
-    <w:bookmarkEnd w:id="55"/>
-    <w:bookmarkStart w:id="56" w:name="初赛讲义-推断技术-习题6.32"/>
+    <w:bookmarkEnd w:id="56"/>
+    <w:bookmarkStart w:id="57" w:name="元素推断-17"/>
     <w:p>
       <w:pPr>
         <w:pStyle w:val="Heading2"/>
@@ -33479,43 +33428,13 @@
         <w:rPr>
           <w:rFonts w:ascii="Times New Roman" w:hAnsi="Times New Roman" w:eastAsia="Times New Roman" w:cs="Times New Roman"/>
         </w:rPr>
-        <w:t xml:space="preserve">5.40 </w:t>
+        <w:t xml:space="preserve">5.41 </w:t>
       </w:r>
       <w:r>
         <w:rPr>
           <w:rFonts w:hint="eastAsia" w:ascii="Times New Roman" w:hAnsi="Times New Roman" w:eastAsia="SimHei" w:cs="Times New Roman"/>
         </w:rPr>
-        <w:t>初赛讲义</w:t>
-      </w:r>
-      <w:r>
-        <w:rPr>
-          <w:rFonts w:hint="eastAsia" w:ascii="Times New Roman" w:hAnsi="Times New Roman" w:eastAsia="Times New Roman" w:cs="Times New Roman"/>
-        </w:rPr>
-        <w:t>-</w:t>
-      </w:r>
-      <w:r>
-        <w:rPr>
-          <w:rFonts w:hint="eastAsia" w:ascii="Times New Roman" w:hAnsi="Times New Roman" w:eastAsia="SimHei" w:cs="Times New Roman"/>
-        </w:rPr>
-        <w:t>推断技术</w:t>
-      </w:r>
-      <w:r>
-        <w:rPr>
-          <w:rFonts w:hint="eastAsia" w:ascii="Times New Roman" w:hAnsi="Times New Roman" w:eastAsia="Times New Roman" w:cs="Times New Roman"/>
-        </w:rPr>
-        <w:t>-</w:t>
-      </w:r>
-      <w:r>
-        <w:rPr>
-          <w:rFonts w:hint="eastAsia" w:ascii="Times New Roman" w:hAnsi="Times New Roman" w:eastAsia="SimHei" w:cs="Times New Roman"/>
-        </w:rPr>
-        <w:t>习题</w:t>
-      </w:r>
-      <w:r>
-        <w:rPr>
-          <w:rFonts w:hint="eastAsia" w:ascii="Times New Roman" w:hAnsi="Times New Roman" w:eastAsia="Times New Roman" w:cs="Times New Roman"/>
-        </w:rPr>
-        <w:t>6.32</w:t>
+        <w:t xml:space="preserve">元素推断</w:t>
       </w:r>
     </w:p>
     <w:p>
@@ -33929,8 +33848,8 @@
         </w:pict>
       </w:r>
     </w:p>
-    <w:bookmarkEnd w:id="56"/>
-    <w:bookmarkStart w:id="57" w:name="初赛讲义-推断技术-习题6.35"/>
+    <w:bookmarkEnd w:id="57"/>
+    <w:bookmarkStart w:id="58" w:name="元素推断-18"/>
     <w:p>
       <w:pPr>
         <w:pStyle w:val="Heading2"/>
@@ -33941,43 +33860,13 @@
         <w:rPr>
           <w:rFonts w:ascii="Times New Roman" w:hAnsi="Times New Roman" w:eastAsia="Times New Roman" w:cs="Times New Roman"/>
         </w:rPr>
-        <w:t xml:space="preserve">5.41 </w:t>
+        <w:t xml:space="preserve">5.42 </w:t>
       </w:r>
       <w:r>
         <w:rPr>
           <w:rFonts w:hint="eastAsia" w:ascii="Times New Roman" w:hAnsi="Times New Roman" w:eastAsia="SimHei" w:cs="Times New Roman"/>
         </w:rPr>
-        <w:t>初赛讲义</w:t>
-      </w:r>
-      <w:r>
-        <w:rPr>
-          <w:rFonts w:hint="eastAsia" w:ascii="Times New Roman" w:hAnsi="Times New Roman" w:eastAsia="Times New Roman" w:cs="Times New Roman"/>
-        </w:rPr>
-        <w:t>-</w:t>
-      </w:r>
-      <w:r>
-        <w:rPr>
-          <w:rFonts w:hint="eastAsia" w:ascii="Times New Roman" w:hAnsi="Times New Roman" w:eastAsia="SimHei" w:cs="Times New Roman"/>
-        </w:rPr>
-        <w:t>推断技术</w:t>
-      </w:r>
-      <w:r>
-        <w:rPr>
-          <w:rFonts w:hint="eastAsia" w:ascii="Times New Roman" w:hAnsi="Times New Roman" w:eastAsia="Times New Roman" w:cs="Times New Roman"/>
-        </w:rPr>
-        <w:t>-</w:t>
-      </w:r>
-      <w:r>
-        <w:rPr>
-          <w:rFonts w:hint="eastAsia" w:ascii="Times New Roman" w:hAnsi="Times New Roman" w:eastAsia="SimHei" w:cs="Times New Roman"/>
-        </w:rPr>
-        <w:t>习题</w:t>
-      </w:r>
-      <w:r>
-        <w:rPr>
-          <w:rFonts w:hint="eastAsia" w:ascii="Times New Roman" w:hAnsi="Times New Roman" w:eastAsia="Times New Roman" w:cs="Times New Roman"/>
-        </w:rPr>
-        <w:t>6.35</w:t>
+        <w:t xml:space="preserve">元素推断</w:t>
       </w:r>
     </w:p>
     <w:p>
@@ -34006,15 +33895,31 @@
         <w:rPr>
           <w:rFonts w:ascii="Times New Roman" w:hAnsi="Times New Roman" w:eastAsia="Times New Roman" w:cs="Times New Roman"/>
         </w:rPr>
-        <w:t xml:space="preserve"> CuSO</w:t>
-      </w:r>
-      <w:r>
-        <w:rPr>
-          <w:rFonts w:ascii="Times New Roman" w:hAnsi="Times New Roman" w:eastAsia="Times New Roman" w:cs="Times New Roman"/>
-          <w:vertAlign w:val="subscript"/>
-        </w:rPr>
-        <w:t>4</w:t>
-      </w:r>
+        <w:t xml:space="preserve"> </w:t>
+      </w:r>
+      <m:oMath>
+        <m:r>
+          <m:t>C</m:t>
+        </m:r>
+        <m:r>
+          <m:t>u</m:t>
+        </m:r>
+        <m:r>
+          <m:t>S</m:t>
+        </m:r>
+        <m:sSub>
+          <m:e>
+            <m:r>
+              <m:t>O</m:t>
+            </m:r>
+          </m:e>
+          <m:sub>
+            <m:r>
+              <m:t>4</m:t>
+            </m:r>
+          </m:sub>
+        </m:sSub>
+      </m:oMath>
       <w:r>
         <w:rPr>
           <w:rFonts w:ascii="Times New Roman" w:hAnsi="Times New Roman" w:eastAsia="Times New Roman" w:cs="Times New Roman"/>
@@ -34260,8 +34165,8 @@
         </w:pict>
       </w:r>
     </w:p>
-    <w:bookmarkEnd w:id="57"/>
-    <w:bookmarkStart w:id="58" w:name="初赛讲义-推断技术-习题6.36"/>
+    <w:bookmarkEnd w:id="58"/>
+    <w:bookmarkStart w:id="59" w:name="元素推断-19"/>
     <w:p>
       <w:pPr>
         <w:pStyle w:val="Heading2"/>
@@ -34272,43 +34177,13 @@
         <w:rPr>
           <w:rFonts w:ascii="Times New Roman" w:hAnsi="Times New Roman" w:eastAsia="Times New Roman" w:cs="Times New Roman"/>
         </w:rPr>
-        <w:t xml:space="preserve">5.42 </w:t>
+        <w:t xml:space="preserve">5.43 </w:t>
       </w:r>
       <w:r>
         <w:rPr>
           <w:rFonts w:hint="eastAsia" w:ascii="Times New Roman" w:hAnsi="Times New Roman" w:eastAsia="SimHei" w:cs="Times New Roman"/>
         </w:rPr>
-        <w:t>初赛讲义</w:t>
-      </w:r>
-      <w:r>
-        <w:rPr>
-          <w:rFonts w:hint="eastAsia" w:ascii="Times New Roman" w:hAnsi="Times New Roman" w:eastAsia="Times New Roman" w:cs="Times New Roman"/>
-        </w:rPr>
-        <w:t>-</w:t>
-      </w:r>
-      <w:r>
-        <w:rPr>
-          <w:rFonts w:hint="eastAsia" w:ascii="Times New Roman" w:hAnsi="Times New Roman" w:eastAsia="SimHei" w:cs="Times New Roman"/>
-        </w:rPr>
-        <w:t>推断技术</w:t>
-      </w:r>
-      <w:r>
-        <w:rPr>
-          <w:rFonts w:hint="eastAsia" w:ascii="Times New Roman" w:hAnsi="Times New Roman" w:eastAsia="Times New Roman" w:cs="Times New Roman"/>
-        </w:rPr>
-        <w:t>-</w:t>
-      </w:r>
-      <w:r>
-        <w:rPr>
-          <w:rFonts w:hint="eastAsia" w:ascii="Times New Roman" w:hAnsi="Times New Roman" w:eastAsia="SimHei" w:cs="Times New Roman"/>
-        </w:rPr>
-        <w:t>习题</w:t>
-      </w:r>
-      <w:r>
-        <w:rPr>
-          <w:rFonts w:hint="eastAsia" w:ascii="Times New Roman" w:hAnsi="Times New Roman" w:eastAsia="Times New Roman" w:cs="Times New Roman"/>
-        </w:rPr>
-        <w:t>6.36</w:t>
+        <w:t xml:space="preserve">元素推断</w:t>
       </w:r>
     </w:p>
     <w:p>
@@ -34878,8 +34753,8 @@
         </w:pict>
       </w:r>
     </w:p>
-    <w:bookmarkEnd w:id="58"/>
-    <w:bookmarkStart w:id="59" w:name="初赛讲义-推断技术-习题6.37"/>
+    <w:bookmarkEnd w:id="59"/>
+    <w:bookmarkStart w:id="60" w:name="元素推断-20"/>
     <w:p>
       <w:pPr>
         <w:pStyle w:val="Heading2"/>
@@ -34890,43 +34765,13 @@
         <w:rPr>
           <w:rFonts w:ascii="Times New Roman" w:hAnsi="Times New Roman" w:eastAsia="Times New Roman" w:cs="Times New Roman"/>
         </w:rPr>
-        <w:t xml:space="preserve">5.43 </w:t>
+        <w:t xml:space="preserve">5.44 </w:t>
       </w:r>
       <w:r>
         <w:rPr>
           <w:rFonts w:hint="eastAsia" w:ascii="Times New Roman" w:hAnsi="Times New Roman" w:eastAsia="SimHei" w:cs="Times New Roman"/>
         </w:rPr>
-        <w:t>初赛讲义</w:t>
-      </w:r>
-      <w:r>
-        <w:rPr>
-          <w:rFonts w:hint="eastAsia" w:ascii="Times New Roman" w:hAnsi="Times New Roman" w:eastAsia="Times New Roman" w:cs="Times New Roman"/>
-        </w:rPr>
-        <w:t>-</w:t>
-      </w:r>
-      <w:r>
-        <w:rPr>
-          <w:rFonts w:hint="eastAsia" w:ascii="Times New Roman" w:hAnsi="Times New Roman" w:eastAsia="SimHei" w:cs="Times New Roman"/>
-        </w:rPr>
-        <w:t>推断技术</w:t>
-      </w:r>
-      <w:r>
-        <w:rPr>
-          <w:rFonts w:hint="eastAsia" w:ascii="Times New Roman" w:hAnsi="Times New Roman" w:eastAsia="Times New Roman" w:cs="Times New Roman"/>
-        </w:rPr>
-        <w:t>-</w:t>
-      </w:r>
-      <w:r>
-        <w:rPr>
-          <w:rFonts w:hint="eastAsia" w:ascii="Times New Roman" w:hAnsi="Times New Roman" w:eastAsia="SimHei" w:cs="Times New Roman"/>
-        </w:rPr>
-        <w:t>习题</w:t>
-      </w:r>
-      <w:r>
-        <w:rPr>
-          <w:rFonts w:hint="eastAsia" w:ascii="Times New Roman" w:hAnsi="Times New Roman" w:eastAsia="Times New Roman" w:cs="Times New Roman"/>
-        </w:rPr>
-        <w:t>6.37</w:t>
+        <w:t xml:space="preserve">元素推断</w:t>
       </w:r>
     </w:p>
     <w:p>
@@ -35104,15 +34949,31 @@
         <w:rPr>
           <w:rFonts w:ascii="Times New Roman" w:hAnsi="Times New Roman" w:eastAsia="Times New Roman" w:cs="Times New Roman"/>
         </w:rPr>
-        <w:t xml:space="preserve"> SOCl</w:t>
-      </w:r>
-      <w:r>
-        <w:rPr>
-          <w:rFonts w:ascii="Times New Roman" w:hAnsi="Times New Roman" w:eastAsia="Times New Roman" w:cs="Times New Roman"/>
-          <w:vertAlign w:val="subscript"/>
-        </w:rPr>
-        <w:t>2</w:t>
-      </w:r>
+        <w:t xml:space="preserve"> </w:t>
+      </w:r>
+      <m:oMath>
+        <m:r>
+          <m:t>S</m:t>
+        </m:r>
+        <m:r>
+          <m:t>O</m:t>
+        </m:r>
+        <m:r>
+          <m:t>C</m:t>
+        </m:r>
+        <m:sSub>
+          <m:e>
+            <m:r>
+              <m:t>l</m:t>
+            </m:r>
+          </m:e>
+          <m:sub>
+            <m:r>
+              <m:t>2</m:t>
+            </m:r>
+          </m:sub>
+        </m:sSub>
+      </m:oMath>
       <w:r>
         <w:rPr>
           <w:rFonts w:ascii="Times New Roman" w:hAnsi="Times New Roman" w:eastAsia="Times New Roman" w:cs="Times New Roman"/>
@@ -35182,15 +35043,31 @@
         <w:rPr>
           <w:rFonts w:ascii="Times New Roman" w:hAnsi="Times New Roman" w:eastAsia="Times New Roman" w:cs="Times New Roman"/>
         </w:rPr>
-        <w:t xml:space="preserve"> NaBH</w:t>
-      </w:r>
-      <w:r>
-        <w:rPr>
-          <w:rFonts w:ascii="Times New Roman" w:hAnsi="Times New Roman" w:eastAsia="Times New Roman" w:cs="Times New Roman"/>
-          <w:vertAlign w:val="subscript"/>
-        </w:rPr>
-        <w:t>4</w:t>
-      </w:r>
+        <w:t xml:space="preserve"> </w:t>
+      </w:r>
+      <m:oMath>
+        <m:r>
+          <m:t>N</m:t>
+        </m:r>
+        <m:r>
+          <m:t>a</m:t>
+        </m:r>
+        <m:r>
+          <m:t>B</m:t>
+        </m:r>
+        <m:sSub>
+          <m:e>
+            <m:r>
+              <m:t>H</m:t>
+            </m:r>
+          </m:e>
+          <m:sub>
+            <m:r>
+              <m:t>4</m:t>
+            </m:r>
+          </m:sub>
+        </m:sSub>
+      </m:oMath>
       <w:r>
         <w:rPr>
           <w:rFonts w:ascii="Times New Roman" w:hAnsi="Times New Roman" w:eastAsia="Times New Roman" w:cs="Times New Roman"/>
@@ -35494,15 +35371,31 @@
         <w:rPr>
           <w:rFonts w:ascii="Times New Roman" w:hAnsi="Times New Roman" w:eastAsia="Times New Roman" w:cs="Times New Roman"/>
         </w:rPr>
-        <w:t xml:space="preserve"> NaBH</w:t>
-      </w:r>
-      <w:r>
-        <w:rPr>
-          <w:rFonts w:ascii="Times New Roman" w:hAnsi="Times New Roman" w:eastAsia="Times New Roman" w:cs="Times New Roman"/>
-          <w:vertAlign w:val="subscript"/>
-        </w:rPr>
-        <w:t>4</w:t>
-      </w:r>
+        <w:t xml:space="preserve"> </w:t>
+      </w:r>
+      <m:oMath>
+        <m:r>
+          <m:t>N</m:t>
+        </m:r>
+        <m:r>
+          <m:t>a</m:t>
+        </m:r>
+        <m:r>
+          <m:t>B</m:t>
+        </m:r>
+        <m:sSub>
+          <m:e>
+            <m:r>
+              <m:t>H</m:t>
+            </m:r>
+          </m:e>
+          <m:sub>
+            <m:r>
+              <m:t>4</m:t>
+            </m:r>
+          </m:sub>
+        </m:sSub>
+      </m:oMath>
       <w:r>
         <w:rPr>
           <w:rFonts w:ascii="Times New Roman" w:hAnsi="Times New Roman" w:eastAsia="Times New Roman" w:cs="Times New Roman"/>
@@ -35634,8 +35527,8 @@
         </w:pict>
       </w:r>
     </w:p>
-    <w:bookmarkEnd w:id="59"/>
-    <w:bookmarkStart w:id="60" w:name="初赛讲义-推断技术-习题6.39"/>
+    <w:bookmarkEnd w:id="60"/>
+    <w:bookmarkStart w:id="61" w:name="元素推断-21"/>
     <w:p>
       <w:pPr>
         <w:pStyle w:val="Heading2"/>
@@ -35646,43 +35539,13 @@
         <w:rPr>
           <w:rFonts w:ascii="Times New Roman" w:hAnsi="Times New Roman" w:eastAsia="Times New Roman" w:cs="Times New Roman"/>
         </w:rPr>
-        <w:t xml:space="preserve">5.44 </w:t>
+        <w:t xml:space="preserve">5.45 </w:t>
       </w:r>
       <w:r>
         <w:rPr>
           <w:rFonts w:hint="eastAsia" w:ascii="Times New Roman" w:hAnsi="Times New Roman" w:eastAsia="SimHei" w:cs="Times New Roman"/>
         </w:rPr>
-        <w:t>初赛讲义</w:t>
-      </w:r>
-      <w:r>
-        <w:rPr>
-          <w:rFonts w:hint="eastAsia" w:ascii="Times New Roman" w:hAnsi="Times New Roman" w:eastAsia="Times New Roman" w:cs="Times New Roman"/>
-        </w:rPr>
-        <w:t>-</w:t>
-      </w:r>
-      <w:r>
-        <w:rPr>
-          <w:rFonts w:hint="eastAsia" w:ascii="Times New Roman" w:hAnsi="Times New Roman" w:eastAsia="SimHei" w:cs="Times New Roman"/>
-        </w:rPr>
-        <w:t>推断技术</w:t>
-      </w:r>
-      <w:r>
-        <w:rPr>
-          <w:rFonts w:hint="eastAsia" w:ascii="Times New Roman" w:hAnsi="Times New Roman" w:eastAsia="Times New Roman" w:cs="Times New Roman"/>
-        </w:rPr>
-        <w:t>-</w:t>
-      </w:r>
-      <w:r>
-        <w:rPr>
-          <w:rFonts w:hint="eastAsia" w:ascii="Times New Roman" w:hAnsi="Times New Roman" w:eastAsia="SimHei" w:cs="Times New Roman"/>
-        </w:rPr>
-        <w:t>习题</w:t>
-      </w:r>
-      <w:r>
-        <w:rPr>
-          <w:rFonts w:hint="eastAsia" w:ascii="Times New Roman" w:hAnsi="Times New Roman" w:eastAsia="Times New Roman" w:cs="Times New Roman"/>
-        </w:rPr>
-        <w:t>6.39</w:t>
+        <w:t xml:space="preserve">元素推断</w:t>
       </w:r>
     </w:p>
     <w:p>
@@ -36592,8 +36455,8 @@
         </w:pict>
       </w:r>
     </w:p>
-    <w:bookmarkEnd w:id="60"/>
-    <w:bookmarkStart w:id="61" w:name="初赛讲义-推断技术-习题6.55"/>
+    <w:bookmarkEnd w:id="61"/>
+    <w:bookmarkStart w:id="62" w:name="X584c525c9d436eb860f8a945dc3218088e8b469"/>
     <w:p>
       <w:pPr>
         <w:pStyle w:val="Heading2"/>
@@ -36604,43 +36467,74 @@
         <w:rPr>
           <w:rFonts w:ascii="Times New Roman" w:hAnsi="Times New Roman" w:eastAsia="Times New Roman" w:cs="Times New Roman"/>
         </w:rPr>
-        <w:t xml:space="preserve">5.45 </w:t>
+        <w:t xml:space="preserve">5.46 </w:t>
       </w:r>
       <w:r>
         <w:rPr>
           <w:rFonts w:hint="eastAsia" w:ascii="Times New Roman" w:hAnsi="Times New Roman" w:eastAsia="SimHei" w:cs="Times New Roman"/>
         </w:rPr>
-        <w:t>初赛讲义</w:t>
-      </w:r>
-      <w:r>
-        <w:rPr>
-          <w:rFonts w:hint="eastAsia" w:ascii="Times New Roman" w:hAnsi="Times New Roman" w:eastAsia="Times New Roman" w:cs="Times New Roman"/>
-        </w:rPr>
-        <w:t>-</w:t>
+        <w:t xml:space="preserve">埃及蓝由</w:t>
+      </w:r>
+      <w:r>
+        <w:rPr>
+          <w:rFonts w:ascii="Times New Roman" w:hAnsi="Times New Roman" w:eastAsia="Times New Roman" w:cs="Times New Roman"/>
+        </w:rPr>
+        <w:t xml:space="preserve"> 10.00g A </w:t>
       </w:r>
       <w:r>
         <w:rPr>
           <w:rFonts w:hint="eastAsia" w:ascii="Times New Roman" w:hAnsi="Times New Roman" w:eastAsia="SimHei" w:cs="Times New Roman"/>
         </w:rPr>
-        <w:t>推断技术</w:t>
-      </w:r>
-      <w:r>
-        <w:rPr>
-          <w:rFonts w:hint="eastAsia" w:ascii="Times New Roman" w:hAnsi="Times New Roman" w:eastAsia="Times New Roman" w:cs="Times New Roman"/>
-        </w:rPr>
-        <w:t>-</w:t>
+        <w:t xml:space="preserve">与</w:t>
+      </w:r>
+      <w:r>
+        <w:rPr>
+          <w:rFonts w:ascii="Times New Roman" w:hAnsi="Times New Roman" w:eastAsia="Times New Roman" w:cs="Times New Roman"/>
+        </w:rPr>
+        <w:t xml:space="preserve"> 21.7g SiO</w:t>
+      </w:r>
+      <w:r>
+        <w:rPr>
+          <w:rFonts w:ascii="Times New Roman" w:hAnsi="Times New Roman" w:eastAsia="Times New Roman" w:cs="Times New Roman"/>
+          <w:vertAlign w:val="subscript"/>
+        </w:rPr>
+        <w:t>2</w:t>
+      </w:r>
+      <w:r>
+        <w:rPr>
+          <w:rFonts w:ascii="Times New Roman" w:hAnsi="Times New Roman" w:eastAsia="Times New Roman" w:cs="Times New Roman"/>
+        </w:rPr>
+        <w:t xml:space="preserve"> </w:t>
       </w:r>
       <w:r>
         <w:rPr>
           <w:rFonts w:hint="eastAsia" w:ascii="Times New Roman" w:hAnsi="Times New Roman" w:eastAsia="SimHei" w:cs="Times New Roman"/>
         </w:rPr>
-        <w:t>习题</w:t>
-      </w:r>
-      <w:r>
-        <w:rPr>
-          <w:rFonts w:hint="eastAsia" w:ascii="Times New Roman" w:hAnsi="Times New Roman" w:eastAsia="Times New Roman" w:cs="Times New Roman"/>
-        </w:rPr>
-        <w:t>6.55</w:t>
+        <w:t xml:space="preserve">和</w:t>
+      </w:r>
+      <w:r>
+        <w:rPr>
+          <w:rFonts w:ascii="Times New Roman" w:hAnsi="Times New Roman" w:eastAsia="Times New Roman" w:cs="Times New Roman"/>
+        </w:rPr>
+        <w:t xml:space="preserve"> 9.05g B </w:t>
+      </w:r>
+      <w:r>
+        <w:rPr>
+          <w:rFonts w:hint="eastAsia" w:ascii="Times New Roman" w:hAnsi="Times New Roman" w:eastAsia="SimHei" w:cs="Times New Roman"/>
+        </w:rPr>
+        <w:t xml:space="preserve">在</w:t>
+      </w:r>
+      <w:r>
+        <w:rPr>
+          <w:rFonts w:ascii="Times New Roman" w:hAnsi="Times New Roman" w:eastAsia="Times New Roman" w:cs="Times New Roman"/>
+        </w:rPr>
+        <w:t xml:space="preserve"> 85℃ </w:t>
+      </w:r>
+      <w:r>
+        <w:rPr>
+          <w:rFonts w:hint="eastAsia" w:ascii="Times New Roman" w:hAnsi="Times New Roman" w:eastAsia="SimHei" w:cs="Times New Roman"/>
+        </w:rPr>
+        <w:t xml:space="preserve">加热而成</w:t>
       </w:r>
     </w:p>
     <w:p>
@@ -36882,15 +36776,28 @@
         <w:rPr>
           <w:rFonts w:ascii="Times New Roman" w:hAnsi="Times New Roman" w:eastAsia="Times New Roman" w:cs="Times New Roman"/>
         </w:rPr>
-        <w:t xml:space="preserve"> SiO</w:t>
-      </w:r>
-      <w:r>
-        <w:rPr>
-          <w:rFonts w:ascii="Times New Roman" w:hAnsi="Times New Roman" w:eastAsia="Times New Roman" w:cs="Times New Roman"/>
-          <w:vertAlign w:val="subscript"/>
-        </w:rPr>
-        <w:t>2</w:t>
-      </w:r>
+        <w:t xml:space="preserve"> </w:t>
+      </w:r>
+      <m:oMath>
+        <m:r>
+          <m:t>S</m:t>
+        </m:r>
+        <m:r>
+          <m:t>i</m:t>
+        </m:r>
+        <m:sSub>
+          <m:e>
+            <m:r>
+              <m:t>O</m:t>
+            </m:r>
+          </m:e>
+          <m:sub>
+            <m:r>
+              <m:t>2</m:t>
+            </m:r>
+          </m:sub>
+        </m:sSub>
+      </m:oMath>
       <w:r>
         <w:rPr>
           <w:rFonts w:ascii="Times New Roman" w:hAnsi="Times New Roman" w:eastAsia="Times New Roman" w:cs="Times New Roman"/>
@@ -37113,15 +37020,28 @@
         <w:rPr>
           <w:rFonts w:ascii="Times New Roman" w:hAnsi="Times New Roman" w:eastAsia="Times New Roman" w:cs="Times New Roman"/>
         </w:rPr>
-        <w:t xml:space="preserve"> SiO</w:t>
-      </w:r>
-      <w:r>
-        <w:rPr>
-          <w:rFonts w:ascii="Times New Roman" w:hAnsi="Times New Roman" w:eastAsia="Times New Roman" w:cs="Times New Roman"/>
-          <w:vertAlign w:val="subscript"/>
-        </w:rPr>
-        <w:t>2</w:t>
-      </w:r>
+        <w:t xml:space="preserve"> </w:t>
+      </w:r>
+      <m:oMath>
+        <m:r>
+          <m:t>S</m:t>
+        </m:r>
+        <m:r>
+          <m:t>i</m:t>
+        </m:r>
+        <m:sSub>
+          <m:e>
+            <m:r>
+              <m:t>O</m:t>
+            </m:r>
+          </m:e>
+          <m:sub>
+            <m:r>
+              <m:t>2</m:t>
+            </m:r>
+          </m:sub>
+        </m:sSub>
+      </m:oMath>
       <w:r>
         <w:rPr>
           <w:rFonts w:ascii="Times New Roman" w:hAnsi="Times New Roman" w:eastAsia="Times New Roman" w:cs="Times New Roman"/>
@@ -37489,8 +37409,8 @@
         </w:pict>
       </w:r>
     </w:p>
-    <w:bookmarkEnd w:id="61"/>
-    <w:bookmarkStart w:id="62" w:name="初赛讲义-推断技术-习题6.9"/>
+    <w:bookmarkEnd w:id="62"/>
+    <w:bookmarkStart w:id="63" w:name="元素周期表与元素周期律"/>
     <w:p>
       <w:pPr>
         <w:pStyle w:val="Heading2"/>
@@ -37501,43 +37421,13 @@
         <w:rPr>
           <w:rFonts w:ascii="Times New Roman" w:hAnsi="Times New Roman" w:eastAsia="Times New Roman" w:cs="Times New Roman"/>
         </w:rPr>
-        <w:t xml:space="preserve">5.46 </w:t>
+        <w:t xml:space="preserve">5.47 </w:t>
       </w:r>
       <w:r>
         <w:rPr>
           <w:rFonts w:hint="eastAsia" w:ascii="Times New Roman" w:hAnsi="Times New Roman" w:eastAsia="SimHei" w:cs="Times New Roman"/>
         </w:rPr>
-        <w:t>初赛讲义</w:t>
-      </w:r>
-      <w:r>
-        <w:rPr>
-          <w:rFonts w:hint="eastAsia" w:ascii="Times New Roman" w:hAnsi="Times New Roman" w:eastAsia="Times New Roman" w:cs="Times New Roman"/>
-        </w:rPr>
-        <w:t>-</w:t>
-      </w:r>
-      <w:r>
-        <w:rPr>
-          <w:rFonts w:hint="eastAsia" w:ascii="Times New Roman" w:hAnsi="Times New Roman" w:eastAsia="SimHei" w:cs="Times New Roman"/>
-        </w:rPr>
-        <w:t>推断技术</w:t>
-      </w:r>
-      <w:r>
-        <w:rPr>
-          <w:rFonts w:hint="eastAsia" w:ascii="Times New Roman" w:hAnsi="Times New Roman" w:eastAsia="Times New Roman" w:cs="Times New Roman"/>
-        </w:rPr>
-        <w:t>-</w:t>
-      </w:r>
-      <w:r>
-        <w:rPr>
-          <w:rFonts w:hint="eastAsia" w:ascii="Times New Roman" w:hAnsi="Times New Roman" w:eastAsia="SimHei" w:cs="Times New Roman"/>
-        </w:rPr>
-        <w:t>习题</w:t>
-      </w:r>
-      <w:r>
-        <w:rPr>
-          <w:rFonts w:hint="eastAsia" w:ascii="Times New Roman" w:hAnsi="Times New Roman" w:eastAsia="Times New Roman" w:cs="Times New Roman"/>
-        </w:rPr>
-        <w:t>6.9</w:t>
+        <w:t xml:space="preserve">元素周期表与元素周期律</w:t>
       </w:r>
     </w:p>
     <w:p>
@@ -38086,8 +37976,8 @@
         </w:pict>
       </w:r>
     </w:p>
-    <w:bookmarkEnd w:id="62"/>
-    <w:bookmarkStart w:id="63" w:name="铋的推断与a的化学式第31届初赛"/>
+    <w:bookmarkEnd w:id="63"/>
+    <w:bookmarkStart w:id="64" w:name="铋的推断与a的化学式第31届初赛"/>
     <w:p>
       <w:pPr>
         <w:pStyle w:val="Heading2"/>
@@ -38098,7 +37988,7 @@
         <w:rPr>
           <w:rFonts w:ascii="Times New Roman" w:hAnsi="Times New Roman" w:eastAsia="Times New Roman" w:cs="Times New Roman"/>
         </w:rPr>
-        <w:t xml:space="preserve">5.47 </w:t>
+        <w:t xml:space="preserve">5.48 </w:t>
       </w:r>
       <w:r>
         <w:rPr>
@@ -38163,15 +38053,28 @@
         <w:rPr>
           <w:rFonts w:ascii="Times New Roman" w:hAnsi="Times New Roman" w:eastAsia="Times New Roman" w:cs="Times New Roman"/>
         </w:rPr>
-        <w:t xml:space="preserve"> M</w:t>
-      </w:r>
-      <w:r>
-        <w:rPr>
-          <w:rFonts w:ascii="Times New Roman" w:hAnsi="Times New Roman" w:eastAsia="Times New Roman" w:cs="Times New Roman"/>
-          <w:vertAlign w:val="superscript"/>
-        </w:rPr>
-        <w:t>3+</w:t>
-      </w:r>
+        <w:t xml:space="preserve"> </w:t>
+      </w:r>
+      <m:oMath>
+        <m:sSup>
+          <m:e>
+            <m:r>
+              <m:t>M</m:t>
+            </m:r>
+          </m:e>
+          <m:sup>
+            <m:r>
+              <m:t>3</m:t>
+            </m:r>
+            <m:r>
+              <m:rPr>
+                <m:sty m:val="p"/>
+              </m:rPr>
+              <m:t>+</m:t>
+            </m:r>
+          </m:sup>
+        </m:sSup>
+      </m:oMath>
       <w:r>
         <w:rPr>
           <w:rFonts w:ascii="Times New Roman" w:hAnsi="Times New Roman" w:eastAsia="Times New Roman" w:cs="Times New Roman"/>
@@ -38846,15 +38749,22 @@
         <w:rPr>
           <w:rFonts w:ascii="Times New Roman" w:hAnsi="Times New Roman" w:eastAsia="Times New Roman" w:cs="Times New Roman"/>
         </w:rPr>
-        <w:t xml:space="preserve"> N</w:t>
-      </w:r>
-      <w:r>
-        <w:rPr>
-          <w:rFonts w:ascii="Times New Roman" w:hAnsi="Times New Roman" w:eastAsia="Times New Roman" w:cs="Times New Roman"/>
-          <w:vertAlign w:val="subscript"/>
-        </w:rPr>
-        <w:t>2</w:t>
-      </w:r>
+        <w:t xml:space="preserve"> </w:t>
+      </w:r>
+      <m:oMath>
+        <m:sSub>
+          <m:e>
+            <m:r>
+              <m:t>N</m:t>
+            </m:r>
+          </m:e>
+          <m:sub>
+            <m:r>
+              <m:t>2</m:t>
+            </m:r>
+          </m:sub>
+        </m:sSub>
+      </m:oMath>
       <w:r>
         <w:rPr>
           <w:rFonts w:ascii="Times New Roman" w:hAnsi="Times New Roman" w:eastAsia="Times New Roman" w:cs="Times New Roman"/>
@@ -38925,8 +38835,8 @@
         </w:pict>
       </w:r>
     </w:p>
-    <w:bookmarkEnd w:id="63"/>
-    <w:bookmarkStart w:id="64" w:name="碱式碳酸盐化学式推断第34届初赛"/>
+    <w:bookmarkEnd w:id="64"/>
+    <w:bookmarkStart w:id="65" w:name="碱式碳酸盐化学式推断第34届初赛"/>
     <w:p>
       <w:pPr>
         <w:pStyle w:val="Heading2"/>
@@ -38937,7 +38847,7 @@
         <w:rPr>
           <w:rFonts w:ascii="Times New Roman" w:hAnsi="Times New Roman" w:eastAsia="Times New Roman" w:cs="Times New Roman"/>
         </w:rPr>
-        <w:t xml:space="preserve">5.48 </w:t>
+        <w:t xml:space="preserve">5.49 </w:t>
       </w:r>
       <w:r>
         <w:rPr>
@@ -39056,15 +38966,22 @@
         <w:rPr>
           <w:rFonts w:ascii="Times New Roman" w:hAnsi="Times New Roman" w:eastAsia="Times New Roman" w:cs="Times New Roman"/>
         </w:rPr>
-        <w:t xml:space="preserve"> H</w:t>
-      </w:r>
-      <w:r>
-        <w:rPr>
-          <w:rFonts w:ascii="Times New Roman" w:hAnsi="Times New Roman" w:eastAsia="Times New Roman" w:cs="Times New Roman"/>
-          <w:vertAlign w:val="subscript"/>
-        </w:rPr>
-        <w:t>2</w:t>
-      </w:r>
+        <w:t xml:space="preserve"> </w:t>
+      </w:r>
+      <m:oMath>
+        <m:sSub>
+          <m:e>
+            <m:r>
+              <m:t>H</m:t>
+            </m:r>
+          </m:e>
+          <m:sub>
+            <m:r>
+              <m:t>2</m:t>
+            </m:r>
+          </m:sub>
+        </m:sSub>
+      </m:oMath>
       <w:r>
         <w:rPr>
           <w:rFonts w:ascii="Times New Roman" w:hAnsi="Times New Roman" w:eastAsia="Times New Roman" w:cs="Times New Roman"/>
@@ -39219,20 +39136,42 @@
         <w:rPr>
           <w:rFonts w:ascii="Times New Roman" w:hAnsi="Times New Roman" w:eastAsia="Times New Roman" w:cs="Times New Roman"/>
         </w:rPr>
-        <w:t xml:space="preserve"> 1.245 L CO</w:t>
-      </w:r>
-      <w:r>
-        <w:rPr>
-          <w:rFonts w:ascii="Times New Roman" w:hAnsi="Times New Roman" w:eastAsia="Times New Roman" w:cs="Times New Roman"/>
-          <w:vertAlign w:val="subscript"/>
-        </w:rPr>
-        <w:t>2</w:t>
-      </w:r>
-      <w:r>
-        <w:rPr>
-          <w:rFonts w:ascii="Times New Roman" w:hAnsi="Times New Roman" w:eastAsia="Times New Roman" w:cs="Times New Roman"/>
-        </w:rPr>
-        <w:t xml:space="preserve"> (101.325 kPa, </w:t>
+        <w:t xml:space="preserve"> 1.245 L</w:t>
+      </w:r>
+      <w:r>
+        <w:rPr>
+          <w:rFonts w:ascii="Times New Roman" w:hAnsi="Times New Roman" w:eastAsia="Times New Roman" w:cs="Times New Roman"/>
+        </w:rPr>
+        <w:t xml:space="preserve"> </w:t>
+      </w:r>
+      <m:oMath>
+        <m:r>
+          <m:t>C</m:t>
+        </m:r>
+        <m:sSub>
+          <m:e>
+            <m:r>
+              <m:t>O</m:t>
+            </m:r>
+          </m:e>
+          <m:sub>
+            <m:r>
+              <m:t>2</m:t>
+            </m:r>
+          </m:sub>
+        </m:sSub>
+      </m:oMath>
+      <w:r>
+        <w:rPr>
+          <w:rFonts w:ascii="Times New Roman" w:hAnsi="Times New Roman" w:eastAsia="Times New Roman" w:cs="Times New Roman"/>
+        </w:rPr>
+        <w:t xml:space="preserve"> </w:t>
+      </w:r>
+      <w:r>
+        <w:rPr>
+          <w:rFonts w:ascii="Times New Roman" w:hAnsi="Times New Roman" w:eastAsia="Times New Roman" w:cs="Times New Roman"/>
+        </w:rPr>
+        <w:t xml:space="preserve">(101.325 kPa, </w:t>
       </w:r>
       <w:r>
         <w:rPr>
@@ -39347,20 +39286,33 @@
         <w:rPr>
           <w:rFonts w:ascii="Times New Roman" w:hAnsi="Times New Roman" w:eastAsia="Times New Roman" w:cs="Times New Roman"/>
         </w:rPr>
-        <w:t xml:space="preserve"> H</w:t>
-      </w:r>
-      <w:r>
-        <w:rPr>
-          <w:rFonts w:ascii="Times New Roman" w:hAnsi="Times New Roman" w:eastAsia="Times New Roman" w:cs="Times New Roman"/>
-          <w:vertAlign w:val="subscript"/>
-        </w:rPr>
-        <w:t>2</w:t>
-      </w:r>
-      <w:r>
-        <w:rPr>
-          <w:rFonts w:ascii="Times New Roman" w:hAnsi="Times New Roman" w:eastAsia="Times New Roman" w:cs="Times New Roman"/>
-        </w:rPr>
-        <w:t xml:space="preserve"> 、CO </w:t>
+        <w:t xml:space="preserve"> </w:t>
+      </w:r>
+      <m:oMath>
+        <m:sSub>
+          <m:e>
+            <m:r>
+              <m:t>H</m:t>
+            </m:r>
+          </m:e>
+          <m:sub>
+            <m:r>
+              <m:t>2</m:t>
+            </m:r>
+          </m:sub>
+        </m:sSub>
+      </m:oMath>
+      <w:r>
+        <w:rPr>
+          <w:rFonts w:ascii="Times New Roman" w:hAnsi="Times New Roman" w:eastAsia="Times New Roman" w:cs="Times New Roman"/>
+        </w:rPr>
+        <w:t xml:space="preserve"> </w:t>
+      </w:r>
+      <w:r>
+        <w:rPr>
+          <w:rFonts w:ascii="Times New Roman" w:hAnsi="Times New Roman" w:eastAsia="Times New Roman" w:cs="Times New Roman"/>
+        </w:rPr>
+        <w:t xml:space="preserve">、CO </w:t>
       </w:r>
       <w:r>
         <w:rPr>
@@ -39444,8 +39396,8 @@
         </w:pict>
       </w:r>
     </w:p>
-    <w:bookmarkEnd w:id="64"/>
-    <w:bookmarkStart w:id="70" w:name="元素a的推断第34届初赛"/>
+    <w:bookmarkEnd w:id="65"/>
+    <w:bookmarkStart w:id="71" w:name="元素a的推断第34届初赛"/>
     <w:p>
       <w:pPr>
         <w:pStyle w:val="Heading2"/>
@@ -39456,7 +39408,7 @@
         <w:rPr>
           <w:rFonts w:ascii="Times New Roman" w:hAnsi="Times New Roman" w:eastAsia="Times New Roman" w:cs="Times New Roman"/>
         </w:rPr>
-        <w:t xml:space="preserve">5.49 </w:t>
+        <w:t xml:space="preserve">5.50 </w:t>
       </w:r>
       <w:r>
         <w:rPr>
@@ -40020,18 +39972,18 @@
           <wp:inline>
             <wp:extent cx="3600000" cy="2485714"/>
             <wp:effectExtent b="0" l="0" r="0" t="0"/>
-            <wp:docPr descr="" title="" id="66" name="Picture"/>
+            <wp:docPr descr="" title="" id="67" name="Picture"/>
             <a:graphic>
               <a:graphicData uri="http://schemas.openxmlformats.org/drawingml/2006/picture">
                 <pic:pic>
                   <pic:nvPicPr>
-                    <pic:cNvPr descr="d119a61ae3f960db902575637cc862886967e9424c9a02b704309e77ae16b57b.jpg" id="67" name="Picture"/>
+                    <pic:cNvPr descr="d119a61ae3f960db902575637cc862886967e9424c9a02b704309e77ae16b57b.jpg" id="68" name="Picture"/>
                     <pic:cNvPicPr>
                       <a:picLocks noChangeArrowheads="1" noChangeAspect="1"/>
                     </pic:cNvPicPr>
                   </pic:nvPicPr>
                   <pic:blipFill>
-                    <a:blip r:embed="rId65"/>
+                    <a:blip r:embed="rId66"/>
                     <a:stretch>
                       <a:fillRect/>
                     </a:stretch>
@@ -40166,18 +40118,18 @@
           <wp:inline>
             <wp:extent cx="3600000" cy="2485714"/>
             <wp:effectExtent b="0" l="0" r="0" t="0"/>
-            <wp:docPr descr="" title="" id="68" name="Picture"/>
+            <wp:docPr descr="" title="" id="69" name="Picture"/>
             <a:graphic>
               <a:graphicData uri="http://schemas.openxmlformats.org/drawingml/2006/picture">
                 <pic:pic>
                   <pic:nvPicPr>
-                    <pic:cNvPr descr="d119a61ae3f960db902575637cc862886967e9424c9a02b704309e77ae16b57b.jpg" id="69" name="Picture"/>
+                    <pic:cNvPr descr="d119a61ae3f960db902575637cc862886967e9424c9a02b704309e77ae16b57b.jpg" id="70" name="Picture"/>
                     <pic:cNvPicPr>
                       <a:picLocks noChangeArrowheads="1" noChangeAspect="1"/>
                     </pic:cNvPicPr>
                   </pic:nvPicPr>
                   <pic:blipFill>
-                    <a:blip r:embed="rId65"/>
+                    <a:blip r:embed="rId66"/>
                     <a:stretch>
                       <a:fillRect/>
                     </a:stretch>
@@ -40341,8 +40293,8 @@
         </w:pict>
       </w:r>
     </w:p>
-    <w:bookmarkEnd w:id="70"/>
-    <w:bookmarkStart w:id="74" w:name="硫代硼酸二聚三聚结构第35届初赛"/>
+    <w:bookmarkEnd w:id="71"/>
+    <w:bookmarkStart w:id="75" w:name="硫代硼酸二聚三聚结构第35届初赛"/>
     <w:p>
       <w:pPr>
         <w:pStyle w:val="Heading2"/>
@@ -40353,7 +40305,7 @@
         <w:rPr>
           <w:rFonts w:ascii="Times New Roman" w:hAnsi="Times New Roman" w:eastAsia="Times New Roman" w:cs="Times New Roman"/>
         </w:rPr>
-        <w:t xml:space="preserve">5.50 </w:t>
+        <w:t xml:space="preserve">5.51 </w:t>
       </w:r>
       <w:r>
         <w:rPr>
@@ -41946,18 +41898,18 @@
           <wp:inline>
             <wp:extent cx="2501900" cy="2959100"/>
             <wp:effectExtent b="0" l="0" r="0" t="0"/>
-            <wp:docPr descr="" title="" id="72" name="Picture"/>
+            <wp:docPr descr="" title="" id="73" name="Picture"/>
             <a:graphic>
               <a:graphicData uri="http://schemas.openxmlformats.org/drawingml/2006/picture">
                 <pic:pic>
                   <pic:nvPicPr>
-                    <pic:cNvPr descr="3c00df0593fe6d338d33c8c07ec16b5752ef6def432aa947f88ac03918532b1a.jpg" id="73" name="Picture"/>
+                    <pic:cNvPr descr="3c00df0593fe6d338d33c8c07ec16b5752ef6def432aa947f88ac03918532b1a.jpg" id="74" name="Picture"/>
                     <pic:cNvPicPr>
                       <a:picLocks noChangeArrowheads="1" noChangeAspect="1"/>
                     </pic:cNvPicPr>
                   </pic:nvPicPr>
                   <pic:blipFill>
-                    <a:blip r:embed="rId71"/>
+                    <a:blip r:embed="rId72"/>
                     <a:stretch>
                       <a:fillRect/>
                     </a:stretch>
@@ -42006,8 +41958,8 @@
         </w:pict>
       </w:r>
     </w:p>
-    <w:bookmarkEnd w:id="74"/>
-    <w:bookmarkStart w:id="84" w:name="no与h2s反应方程式第37届初赛"/>
+    <w:bookmarkEnd w:id="75"/>
+    <w:bookmarkStart w:id="85" w:name="no与h2s反应方程式第37届初赛"/>
     <w:p>
       <w:pPr>
         <w:pStyle w:val="Heading2"/>
@@ -42018,7 +41970,7 @@
         <w:rPr>
           <w:rFonts w:ascii="Times New Roman" w:hAnsi="Times New Roman" w:eastAsia="Times New Roman" w:cs="Times New Roman"/>
         </w:rPr>
-        <w:t xml:space="preserve">5.51 </w:t>
+        <w:t xml:space="preserve">5.52 </w:t>
       </w:r>
       <w:r>
         <w:rPr>
@@ -43895,18 +43847,18 @@
           <wp:inline>
             <wp:extent cx="3600000" cy="2311975"/>
             <wp:effectExtent b="0" l="0" r="0" t="0"/>
-            <wp:docPr descr="" title="" id="76" name="Picture"/>
+            <wp:docPr descr="" title="" id="77" name="Picture"/>
             <a:graphic>
               <a:graphicData uri="http://schemas.openxmlformats.org/drawingml/2006/picture">
                 <pic:pic>
                   <pic:nvPicPr>
-                    <pic:cNvPr descr="c6593949db757c33c797a575c01f14f229323b04d031cbfc811ea9efa666c1db.jpg" id="77" name="Picture"/>
+                    <pic:cNvPr descr="c6593949db757c33c797a575c01f14f229323b04d031cbfc811ea9efa666c1db.jpg" id="78" name="Picture"/>
                     <pic:cNvPicPr>
                       <a:picLocks noChangeArrowheads="1" noChangeAspect="1"/>
                     </pic:cNvPicPr>
                   </pic:nvPicPr>
                   <pic:blipFill>
-                    <a:blip r:embed="rId75"/>
+                    <a:blip r:embed="rId76"/>
                     <a:stretch>
                       <a:fillRect/>
                     </a:stretch>
@@ -43988,18 +43940,18 @@
           <wp:inline>
             <wp:extent cx="1800000" cy="1748076"/>
             <wp:effectExtent b="0" l="0" r="0" t="0"/>
-            <wp:docPr descr="" title="" id="79" name="Picture"/>
+            <wp:docPr descr="" title="" id="80" name="Picture"/>
             <a:graphic>
               <a:graphicData uri="http://schemas.openxmlformats.org/drawingml/2006/picture">
                 <pic:pic>
                   <pic:nvPicPr>
-                    <pic:cNvPr descr="0dd70a8e12fb4b38175f0fc8970341f9ce9354f6e00f32742cc87384e62e84e7.jpg" id="80" name="Picture"/>
+                    <pic:cNvPr descr="0dd70a8e12fb4b38175f0fc8970341f9ce9354f6e00f32742cc87384e62e84e7.jpg" id="81" name="Picture"/>
                     <pic:cNvPicPr>
                       <a:picLocks noChangeArrowheads="1" noChangeAspect="1"/>
                     </pic:cNvPicPr>
                   </pic:nvPicPr>
                   <pic:blipFill>
-                    <a:blip r:embed="rId78"/>
+                    <a:blip r:embed="rId79"/>
                     <a:stretch>
                       <a:fillRect/>
                     </a:stretch>
@@ -44129,18 +44081,18 @@
           <wp:inline>
             <wp:extent cx="3600000" cy="1966773"/>
             <wp:effectExtent b="0" l="0" r="0" t="0"/>
-            <wp:docPr descr="" title="" id="82" name="Picture"/>
+            <wp:docPr descr="" title="" id="83" name="Picture"/>
             <a:graphic>
               <a:graphicData uri="http://schemas.openxmlformats.org/drawingml/2006/picture">
                 <pic:pic>
                   <pic:nvPicPr>
-                    <pic:cNvPr descr="b7c80e885680e931e8b91975cd9acae935304f3c6dd3515b9738e26d7bfa4fce.jpg" id="83" name="Picture"/>
+                    <pic:cNvPr descr="b7c80e885680e931e8b91975cd9acae935304f3c6dd3515b9738e26d7bfa4fce.jpg" id="84" name="Picture"/>
                     <pic:cNvPicPr>
                       <a:picLocks noChangeArrowheads="1" noChangeAspect="1"/>
                     </pic:cNvPicPr>
                   </pic:nvPicPr>
                   <pic:blipFill>
-                    <a:blip r:embed="rId81"/>
+                    <a:blip r:embed="rId82"/>
                     <a:stretch>
                       <a:fillRect/>
                     </a:stretch>
@@ -44177,8 +44129,8 @@
         </w:pict>
       </w:r>
     </w:p>
-    <w:bookmarkEnd w:id="84"/>
-    <w:bookmarkStart w:id="85" w:name="磷脂双层膜离子通透性第37届初赛"/>
+    <w:bookmarkEnd w:id="85"/>
+    <w:bookmarkStart w:id="86" w:name="磷脂双层膜离子通透性第37届初赛"/>
     <w:p>
       <w:pPr>
         <w:pStyle w:val="Heading2"/>
@@ -44189,7 +44141,7 @@
         <w:rPr>
           <w:rFonts w:ascii="Times New Roman" w:hAnsi="Times New Roman" w:eastAsia="Times New Roman" w:cs="Times New Roman"/>
         </w:rPr>
-        <w:t xml:space="preserve">5.52 </w:t>
+        <w:t xml:space="preserve">5.53 </w:t>
       </w:r>
       <w:r>
         <w:rPr>
@@ -46815,8 +46767,8 @@
         </w:pict>
       </w:r>
     </w:p>
-    <w:bookmarkEnd w:id="85"/>
-    <w:bookmarkStart w:id="86" w:name="初赛讲义-推断技术-习题6.33"/>
+    <w:bookmarkEnd w:id="86"/>
+    <w:bookmarkStart w:id="87" w:name="元素推断-22"/>
     <w:p>
       <w:pPr>
         <w:pStyle w:val="Heading2"/>
@@ -46827,43 +46779,13 @@
         <w:rPr>
           <w:rFonts w:ascii="Times New Roman" w:hAnsi="Times New Roman" w:eastAsia="Times New Roman" w:cs="Times New Roman"/>
         </w:rPr>
-        <w:t xml:space="preserve">5.53 </w:t>
+        <w:t xml:space="preserve">5.54 </w:t>
       </w:r>
       <w:r>
         <w:rPr>
           <w:rFonts w:hint="eastAsia" w:ascii="Times New Roman" w:hAnsi="Times New Roman" w:eastAsia="SimHei" w:cs="Times New Roman"/>
         </w:rPr>
-        <w:t>初赛讲义</w:t>
-      </w:r>
-      <w:r>
-        <w:rPr>
-          <w:rFonts w:hint="eastAsia" w:ascii="Times New Roman" w:hAnsi="Times New Roman" w:eastAsia="Times New Roman" w:cs="Times New Roman"/>
-        </w:rPr>
-        <w:t>-</w:t>
-      </w:r>
-      <w:r>
-        <w:rPr>
-          <w:rFonts w:hint="eastAsia" w:ascii="Times New Roman" w:hAnsi="Times New Roman" w:eastAsia="SimHei" w:cs="Times New Roman"/>
-        </w:rPr>
-        <w:t>推断技术</w:t>
-      </w:r>
-      <w:r>
-        <w:rPr>
-          <w:rFonts w:hint="eastAsia" w:ascii="Times New Roman" w:hAnsi="Times New Roman" w:eastAsia="Times New Roman" w:cs="Times New Roman"/>
-        </w:rPr>
-        <w:t>-</w:t>
-      </w:r>
-      <w:r>
-        <w:rPr>
-          <w:rFonts w:hint="eastAsia" w:ascii="Times New Roman" w:hAnsi="Times New Roman" w:eastAsia="SimHei" w:cs="Times New Roman"/>
-        </w:rPr>
-        <w:t>习题</w:t>
-      </w:r>
-      <w:r>
-        <w:rPr>
-          <w:rFonts w:hint="eastAsia" w:ascii="Times New Roman" w:hAnsi="Times New Roman" w:eastAsia="Times New Roman" w:cs="Times New Roman"/>
-        </w:rPr>
-        <w:t>6.33</w:t>
+        <w:t xml:space="preserve">元素推断</w:t>
       </w:r>
     </w:p>
     <w:p>
@@ -47437,15 +47359,31 @@
         <w:rPr>
           <w:rFonts w:ascii="Times New Roman" w:hAnsi="Times New Roman" w:eastAsia="Times New Roman" w:cs="Times New Roman"/>
         </w:rPr>
-        <w:t xml:space="preserve"> SOCl</w:t>
-      </w:r>
-      <w:r>
-        <w:rPr>
-          <w:rFonts w:ascii="Times New Roman" w:hAnsi="Times New Roman" w:eastAsia="Times New Roman" w:cs="Times New Roman"/>
-          <w:vertAlign w:val="subscript"/>
-        </w:rPr>
-        <w:t>2</w:t>
-      </w:r>
+        <w:t xml:space="preserve"> </w:t>
+      </w:r>
+      <m:oMath>
+        <m:r>
+          <m:t>S</m:t>
+        </m:r>
+        <m:r>
+          <m:t>O</m:t>
+        </m:r>
+        <m:r>
+          <m:t>C</m:t>
+        </m:r>
+        <m:sSub>
+          <m:e>
+            <m:r>
+              <m:t>l</m:t>
+            </m:r>
+          </m:e>
+          <m:sub>
+            <m:r>
+              <m:t>2</m:t>
+            </m:r>
+          </m:sub>
+        </m:sSub>
+      </m:oMath>
       <w:r>
         <w:rPr>
           <w:rFonts w:ascii="Times New Roman" w:hAnsi="Times New Roman" w:eastAsia="Times New Roman" w:cs="Times New Roman"/>
@@ -47947,8 +47885,8 @@
         </w:pict>
       </w:r>
     </w:p>
-    <w:bookmarkEnd w:id="86"/>
-    <w:bookmarkStart w:id="87" w:name="初赛讲义-推断技术-习题6.34"/>
+    <w:bookmarkEnd w:id="87"/>
+    <w:bookmarkStart w:id="88" w:name="元素推断-23"/>
     <w:p>
       <w:pPr>
         <w:pStyle w:val="Heading2"/>
@@ -47959,43 +47897,13 @@
         <w:rPr>
           <w:rFonts w:ascii="Times New Roman" w:hAnsi="Times New Roman" w:eastAsia="Times New Roman" w:cs="Times New Roman"/>
         </w:rPr>
-        <w:t xml:space="preserve">5.54 </w:t>
+        <w:t xml:space="preserve">5.55 </w:t>
       </w:r>
       <w:r>
         <w:rPr>
           <w:rFonts w:hint="eastAsia" w:ascii="Times New Roman" w:hAnsi="Times New Roman" w:eastAsia="SimHei" w:cs="Times New Roman"/>
         </w:rPr>
-        <w:t>初赛讲义</w:t>
-      </w:r>
-      <w:r>
-        <w:rPr>
-          <w:rFonts w:hint="eastAsia" w:ascii="Times New Roman" w:hAnsi="Times New Roman" w:eastAsia="Times New Roman" w:cs="Times New Roman"/>
-        </w:rPr>
-        <w:t>-</w:t>
-      </w:r>
-      <w:r>
-        <w:rPr>
-          <w:rFonts w:hint="eastAsia" w:ascii="Times New Roman" w:hAnsi="Times New Roman" w:eastAsia="SimHei" w:cs="Times New Roman"/>
-        </w:rPr>
-        <w:t>推断技术</w:t>
-      </w:r>
-      <w:r>
-        <w:rPr>
-          <w:rFonts w:hint="eastAsia" w:ascii="Times New Roman" w:hAnsi="Times New Roman" w:eastAsia="Times New Roman" w:cs="Times New Roman"/>
-        </w:rPr>
-        <w:t>-</w:t>
-      </w:r>
-      <w:r>
-        <w:rPr>
-          <w:rFonts w:hint="eastAsia" w:ascii="Times New Roman" w:hAnsi="Times New Roman" w:eastAsia="SimHei" w:cs="Times New Roman"/>
-        </w:rPr>
-        <w:t>习题</w:t>
-      </w:r>
-      <w:r>
-        <w:rPr>
-          <w:rFonts w:hint="eastAsia" w:ascii="Times New Roman" w:hAnsi="Times New Roman" w:eastAsia="Times New Roman" w:cs="Times New Roman"/>
-        </w:rPr>
-        <w:t>6.34</w:t>
+        <w:t xml:space="preserve">元素推断</w:t>
       </w:r>
     </w:p>
     <w:p>
@@ -48627,8 +48535,8 @@
         </w:pict>
       </w:r>
     </w:p>
-    <w:bookmarkEnd w:id="87"/>
-    <w:bookmarkStart w:id="88" w:name="元推-02-价态颜色判据推断"/>
+    <w:bookmarkEnd w:id="88"/>
+    <w:bookmarkStart w:id="89" w:name="元推-02-价态颜色判据推断"/>
     <w:p>
       <w:pPr>
         <w:pStyle w:val="Heading2"/>
@@ -48639,7 +48547,7 @@
         <w:rPr>
           <w:rFonts w:ascii="Times New Roman" w:hAnsi="Times New Roman" w:eastAsia="Times New Roman" w:cs="Times New Roman"/>
         </w:rPr>
-        <w:t xml:space="preserve">5.55 </w:t>
+        <w:t xml:space="preserve">5.56 </w:t>
       </w:r>
       <w:r>
         <w:rPr>
@@ -48839,8 +48747,8 @@
         </w:pict>
       </w:r>
     </w:p>
-    <w:bookmarkEnd w:id="88"/>
-    <w:bookmarkStart w:id="89" w:name="元推-03-综合推断hg"/>
+    <w:bookmarkEnd w:id="89"/>
+    <w:bookmarkStart w:id="90" w:name="元推-03-综合推断hg"/>
     <w:p>
       <w:pPr>
         <w:pStyle w:val="Heading2"/>
@@ -48851,7 +48759,7 @@
         <w:rPr>
           <w:rFonts w:ascii="Times New Roman" w:hAnsi="Times New Roman" w:eastAsia="Times New Roman" w:cs="Times New Roman"/>
         </w:rPr>
-        <w:t xml:space="preserve">5.56 </w:t>
+        <w:t xml:space="preserve">5.57 </w:t>
       </w:r>
       <w:r>
         <w:rPr>
@@ -48995,8 +48903,8 @@
         </w:pict>
       </w:r>
     </w:p>
-    <w:bookmarkEnd w:id="89"/>
-    <w:bookmarkStart w:id="90" w:name="初赛讲义-推断技术-习题6.5"/>
+    <w:bookmarkEnd w:id="90"/>
+    <w:bookmarkStart w:id="91" w:name="元素推断-24"/>
     <w:p>
       <w:pPr>
         <w:pStyle w:val="Heading2"/>
@@ -49007,43 +48915,13 @@
         <w:rPr>
           <w:rFonts w:ascii="Times New Roman" w:hAnsi="Times New Roman" w:eastAsia="Times New Roman" w:cs="Times New Roman"/>
         </w:rPr>
-        <w:t xml:space="preserve">5.57 </w:t>
+        <w:t xml:space="preserve">5.58 </w:t>
       </w:r>
       <w:r>
         <w:rPr>
           <w:rFonts w:hint="eastAsia" w:ascii="Times New Roman" w:hAnsi="Times New Roman" w:eastAsia="SimHei" w:cs="Times New Roman"/>
         </w:rPr>
-        <w:t>初赛讲义</w:t>
-      </w:r>
-      <w:r>
-        <w:rPr>
-          <w:rFonts w:hint="eastAsia" w:ascii="Times New Roman" w:hAnsi="Times New Roman" w:eastAsia="Times New Roman" w:cs="Times New Roman"/>
-        </w:rPr>
-        <w:t>-</w:t>
-      </w:r>
-      <w:r>
-        <w:rPr>
-          <w:rFonts w:hint="eastAsia" w:ascii="Times New Roman" w:hAnsi="Times New Roman" w:eastAsia="SimHei" w:cs="Times New Roman"/>
-        </w:rPr>
-        <w:t>推断技术</w:t>
-      </w:r>
-      <w:r>
-        <w:rPr>
-          <w:rFonts w:hint="eastAsia" w:ascii="Times New Roman" w:hAnsi="Times New Roman" w:eastAsia="Times New Roman" w:cs="Times New Roman"/>
-        </w:rPr>
-        <w:t>-</w:t>
-      </w:r>
-      <w:r>
-        <w:rPr>
-          <w:rFonts w:hint="eastAsia" w:ascii="Times New Roman" w:hAnsi="Times New Roman" w:eastAsia="SimHei" w:cs="Times New Roman"/>
-        </w:rPr>
-        <w:t>习题</w:t>
-      </w:r>
-      <w:r>
-        <w:rPr>
-          <w:rFonts w:hint="eastAsia" w:ascii="Times New Roman" w:hAnsi="Times New Roman" w:eastAsia="Times New Roman" w:cs="Times New Roman"/>
-        </w:rPr>
-        <w:t>6.5</w:t>
+        <w:t xml:space="preserve">元素推断</w:t>
       </w:r>
     </w:p>
     <w:p>
@@ -49564,13 +49442,10 @@
               </m:r>
             </m:e>
             <m:lim>
-              <m:r>
-                <m:t>4</m:t>
-              </m:r>
               <m:sSup>
                 <m:e>
                   <m:r>
-                    <m:t>0</m:t>
+                    <m:t>40</m:t>
                   </m:r>
                 </m:e>
                 <m:sup>
@@ -49624,13 +49499,10 @@
               </m:r>
             </m:e>
             <m:lim>
-              <m:r>
-                <m:t>5</m:t>
-              </m:r>
               <m:sSup>
                 <m:e>
                   <m:r>
-                    <m:t>5</m:t>
+                    <m:t>55</m:t>
                   </m:r>
                 </m:e>
                 <m:sup>
@@ -49999,15 +49871,22 @@
         <w:rPr>
           <w:rFonts w:ascii="Times New Roman" w:hAnsi="Times New Roman" w:eastAsia="Times New Roman" w:cs="Times New Roman"/>
         </w:rPr>
-        <w:t xml:space="preserve"> I</w:t>
-      </w:r>
-      <w:r>
-        <w:rPr>
-          <w:rFonts w:ascii="Times New Roman" w:hAnsi="Times New Roman" w:eastAsia="Times New Roman" w:cs="Times New Roman"/>
-          <w:vertAlign w:val="subscript"/>
-        </w:rPr>
-        <w:t>2</w:t>
-      </w:r>
+        <w:t xml:space="preserve"> </w:t>
+      </w:r>
+      <m:oMath>
+        <m:sSub>
+          <m:e>
+            <m:r>
+              <m:t>I</m:t>
+            </m:r>
+          </m:e>
+          <m:sub>
+            <m:r>
+              <m:t>2</m:t>
+            </m:r>
+          </m:sub>
+        </m:sSub>
+      </m:oMath>
       <w:r>
         <w:rPr>
           <w:rFonts w:ascii="Times New Roman" w:hAnsi="Times New Roman" w:eastAsia="Times New Roman" w:cs="Times New Roman"/>
@@ -50187,8 +50066,8 @@
         </w:pict>
       </w:r>
     </w:p>
-    <w:bookmarkEnd w:id="90"/>
     <w:bookmarkEnd w:id="91"/>
+    <w:bookmarkEnd w:id="92"/>
     <w:sectPr>
       <w:footerReference w:type="default" r:id="rId9"/>
       <w:headerReference w:type="default" r:id="rId10"/>
@@ -51555,33 +51434,33 @@
     </w:lvlOverride>
   </w:num>
   <w:num w:numId="1019">
-    <w:abstractNumId w:val="99411"/>
+    <w:abstractNumId w:val="99412"/>
     <w:lvlOverride w:ilvl="0">
-      <w:startOverride w:val="1"/>
+      <w:startOverride w:val="2"/>
     </w:lvlOverride>
     <w:lvlOverride w:ilvl="1">
-      <w:startOverride w:val="1"/>
+      <w:startOverride w:val="2"/>
     </w:lvlOverride>
     <w:lvlOverride w:ilvl="2">
-      <w:startOverride w:val="1"/>
+      <w:startOverride w:val="2"/>
     </w:lvlOverride>
     <w:lvlOverride w:ilvl="3">
-      <w:startOverride w:val="1"/>
+      <w:startOverride w:val="2"/>
     </w:lvlOverride>
     <w:lvlOverride w:ilvl="4">
-      <w:startOverride w:val="1"/>
+      <w:startOverride w:val="2"/>
     </w:lvlOverride>
     <w:lvlOverride w:ilvl="5">
-      <w:startOverride w:val="1"/>
+      <w:startOverride w:val="2"/>
     </w:lvlOverride>
     <w:lvlOverride w:ilvl="6">
-      <w:startOverride w:val="1"/>
+      <w:startOverride w:val="2"/>
     </w:lvlOverride>
     <w:lvlOverride w:ilvl="7">
-      <w:startOverride w:val="1"/>
+      <w:startOverride w:val="2"/>
     </w:lvlOverride>
     <w:lvlOverride w:ilvl="8">
-      <w:startOverride w:val="1"/>
+      <w:startOverride w:val="2"/>
     </w:lvlOverride>
   </w:num>
   <w:num w:numId="1020">
@@ -53015,7 +52894,7 @@
     <ns0:name ns0:val="Verbatim Char"/>
     <ns0:basedOn ns0:val="BodyTextChar"/>
     <ns0:rPr>
-      <ns0:rFonts ns0:ascii="Times New Roman" ns0:cs="Times New Roman" ns0:eastAsia="FangSong" ns0:hAnsi="Times New Roman"/>
+      <ns0:rFonts ns0:ascii="SimSun" ns0:cs="SimSun" ns0:eastAsia="SimSun" ns0:hAnsi="SimSun"/>
       <ns0:b ns0:val="0"/>
       <ns0:sz ns0:val="20"/>
     </ns0:rPr>
@@ -53069,7 +52948,7 @@
       <w:wordWrap w:val="off"/>
     </w:pPr>
     <ns0:rPr>
-      <w:rFonts ns0:ascii="Times New Roman" ns0:hAnsi="Times New Roman" ns0:eastAsia="FangSong" ns0:cs="Times New Roman"/>
+      <w:rFonts ns0:ascii="SimSun" ns0:hAnsi="SimSun" ns0:eastAsia="SimSun" ns0:cs="SimSun"/>
     </ns0:rPr>
   </w:style>
   <w:style w:type="character" w:customStyle="1" w:styleId="KeywordTok">
